--- a/Sprawozdanie 5/Sprawozdanie_5_SzareTlo.docx
+++ b/Sprawozdanie 5/Sprawozdanie_5_SzareTlo.docx
@@ -262,7 +262,7 @@
           <w:color w:val="000000"/>
           <w:sz w:val="22"/>
         </w:rPr>
-        <w:t>1. UnsafeCollection — Wyścigi wątkowe w standardowych kolekcjach (Punkt1.cs)</w:t>
+        <w:t>1. Zadanie 2: Na początek, błędy — List&lt;T&gt; bez synchronizacji (Punkt2.cs)</w:t>
       </w:r>
     </w:p>
     <w:p>
@@ -280,7 +280,7 @@
           <w:color w:val="000000"/>
           <w:sz w:val="22"/>
         </w:rPr>
-        <w:t>Program przeprowadza test porównawczy bezpieczeństwa wątkowego operacji zapisu dla standardowej kolekcji List&lt;T&gt; w porównaniu z blokadą lock oraz dedykowaną kolekcją współbieżną ConcurrentBag&lt;T&gt;. W eksperymencie bierze udział 100 niezależnych wątków, z których każdy podejmuje próbę równoległego dodania 10 000 liczb całkowitych, co powinno dać łączną sumę 1 000 000 elementów w wynikowej strukturze.</w:t>
+        <w:t>W ramach zadania utworzono program testujący zachowanie standardowej kolekcji List&lt;int&gt; w środowisku wielowątkowym. Sto niezależnych wątków podejmuje równoległą próbę wstawienia po 10 000 losowych liczb całkowitych, co teoretycznie powinno dać dokładnie 1 000 000 elementów. Czas wykonania jest mierzony z wykorzystaniem klasy Stopwatch.</w:t>
       </w:r>
     </w:p>
     <w:p>
@@ -298,7 +298,7 @@
           <w:color w:val="000000"/>
           <w:sz w:val="22"/>
         </w:rPr>
-        <w:t>W przypadku standardowej listy List&lt;T&gt; operacje zapisu bez synchronizacji prowadzą do wystąpienia krytycznych błędów wyścigu (race condition), uszkodzenia wewnętrznego bufora tablicowego oraz utraty większości danych, podczas gdy warianty z blokadą monitora oraz ConcurrentBag gwarantują zachowanie pełnej integralności danych i oczekiwany rozmiar miliona elementów.</w:t>
+        <w:t>Brak mechanizmów synchronizacji prowadzi do wystąpienia wyścigów wątkowych (race condition). Wątki nadpisują swoje dane na tych samych indeksach bufora oraz napotykają błędy podczas automatycznego rozszerzania tablicy, w efekcie czego finalna liczba elementów w liście jest drastycznie zaniżona względem miliona oczekiwanych wpisów.</w:t>
       </w:r>
     </w:p>
     <w:p>
@@ -347,7 +347,7 @@
           <w:color w:val="000000"/>
           <w:sz w:val="20"/>
         </w:rPr>
-        <w:t>Rysunek 1. Porównanie integralności danych i czasu wykonania dla List&lt;T&gt;, lock oraz ConcurrentBag.</w:t>
+        <w:t>Rysunek 1. Utrata integralności danych i zaniżony rozmiar kolekcji List&lt;T&gt; bez synchronizacji.</w:t>
       </w:r>
     </w:p>
     <w:p>
@@ -367,7 +367,7 @@
           <w:color w:val="000000"/>
           <w:sz w:val="22"/>
         </w:rPr>
-        <w:t>2. UniqueCollection — Gwarantowanie unikalności kluczy (Punkt2.cs)</w:t>
+        <w:t>2. Zadanie 3: ConcurrentBag — Zastosowanie kolekcji współbieżnej (Punkt3.cs)</w:t>
       </w:r>
     </w:p>
     <w:p>
@@ -385,7 +385,7 @@
           <w:color w:val="000000"/>
           <w:sz w:val="22"/>
         </w:rPr>
-        <w:t>Zadanie demonstruje powszechny błąd logiczny typu TOCTOU (Time-of-Check to Time-of-Use) występujący przy próbie zapewnienia unikalności wstawianych elementów do kolekcji ConcurrentBag. Wywołanie metody sprawdzającej warunek (Any) przed dodaniem elementu (Add) nie tworzy operacji atomowej, w wyniku czego równoległe wątki mogą jednocześnie zatwierdzić ten sam brakujący klucz i doprowadzić do powstania duplikatów.</w:t>
+        <w:t>W programie zastąpiono standardową listę kolekcją współbieżną ConcurrentBag&lt;int&gt;. Zmierzono czas od momentu wystartowania wszystkich stu wątków do pełnego zakończenia ich pracy za pomocą metody Join.</w:t>
       </w:r>
     </w:p>
     <w:p>
@@ -403,7 +403,7 @@
           <w:color w:val="000000"/>
           <w:sz w:val="22"/>
         </w:rPr>
-        <w:t>Rozwiązaniem problemu jest otoczenie całej sekwencji sprawdzająco-dodającej blokadą sekcji krytycznej lock lub zastosowanie wysoce wydajnej, bezblokadowej kolekcji ConcurrentDictionary z wykorzystaniem atomowej metody TryAdd, która w sposób deterministyczny wyklucza możliwość powtórzenia klucza.</w:t>
+        <w:t>Kolekcja ConcurrentBag wykorzystuje lokalne kolejki wątków (ThreadLocalList) oraz algorytm kradzieży zadań (work-stealing). Pozwala to na w pełni bezpieczne, równoległe dodawanie elementów bez blokad globalnych. Wynikowy rozmiar kolekcji wynosi dokładnie 1 000 000 elementów przy zachowaniu wysokiej wydajności czasowej.</w:t>
       </w:r>
     </w:p>
     <w:p>
@@ -452,7 +452,7 @@
           <w:color w:val="000000"/>
           <w:sz w:val="20"/>
         </w:rPr>
-        <w:t>Rysunek 2. Rezultaty testu unikalności: błędy TOCTOU w ConcurrentBag oraz poprawne działanie lock i ConcurrentDictionary.</w:t>
+        <w:t>Rysunek 2. Poprawne zachowanie pełnej integralności miliona elementów w kolekcji ConcurrentBag.</w:t>
       </w:r>
     </w:p>
     <w:p>
@@ -472,7 +472,7 @@
           <w:color w:val="000000"/>
           <w:sz w:val="22"/>
         </w:rPr>
-        <w:t>3. ProducerConsumerQ — Kolejka współbieżna i synchronizacja semaforem (Punkt3.cs)</w:t>
+        <w:t>3. Zadanie 4: Synchronizacja za pomocą lock (Punkt4.cs)</w:t>
       </w:r>
     </w:p>
     <w:p>
@@ -490,7 +490,7 @@
           <w:color w:val="000000"/>
           <w:sz w:val="22"/>
         </w:rPr>
-        <w:t>Program realizuje klasyczny model producent-konsument oparty na współbieżnej kolejce ConcurrentQueue. W implementacji zestawiono podejście oparte na aktywnym odpytywaniu kolejki metodą TryDequeue z podejściem sterowanym zdarzeniowo przy użyciu lekkiego semafora SemaphoreSlim.</w:t>
+        <w:t>Do pierwszego programu z zadania 2 wprowadzono blokadę sekcji krytycznej z wykorzystaniem słowa kluczowego lock opartego na wspólnym obiekcie synchronizującym locker. Zmierzono precyzyjny czas wykonania operacji zapisu przez sto wątków.</w:t>
       </w:r>
     </w:p>
     <w:p>
@@ -508,7 +508,7 @@
           <w:color w:val="000000"/>
           <w:sz w:val="22"/>
         </w:rPr>
-        <w:t>Zastosowanie semafora pozwala na całkowite wyeliminowanie jałowego zużycia zasobów procesora. Wątki konsumentów są natychmiastowo usypiane przez system operacyjny w przypadku braku danych i budzone wyłącznie w momencie, gdy producent wywoła operację zwolnienia zasobu semafora po umieszczeniu elementu w buforze.</w:t>
+        <w:t>Zastosowanie mechanizmu monitora wymusza sekwencyjny dostęp do metody Add listy, co całkowicie eliminuje błędy wyścigu i gwarantuje poprawny rozmiar 1 000 000 elementów. Kosztem synchronizacji jest jednak zwiększony czas wykonania w stosunku do bezblokadowych struktur współbieżnych.</w:t>
       </w:r>
     </w:p>
     <w:p>
@@ -557,7 +557,7 @@
           <w:color w:val="000000"/>
           <w:sz w:val="20"/>
         </w:rPr>
-        <w:t>Rysunek 3. Przebieg buforowania kolejkowego z użyciem SemaphoreSlim eliminującego puste przebiegi wątków.</w:t>
+        <w:t>Rysunek 3. Rezultat działania List&lt;T&gt; zabezpieczonej blokadą lock z zachowaniem 1 000 000 elementów.</w:t>
       </w:r>
     </w:p>
     <w:p>
@@ -577,7 +577,7 @@
           <w:color w:val="000000"/>
           <w:sz w:val="22"/>
         </w:rPr>
-        <w:t>4. BlockingCollection — Ograniczony bufor FIFO z metodami blokującymi (Punkt4.cs)</w:t>
+        <w:t>4. Zadanie 5: Unikalna kolekcja — Błąd TOCTOU i synchronizacja lock (Punkt5.cs)</w:t>
       </w:r>
     </w:p>
     <w:p>
@@ -595,7 +595,7 @@
           <w:color w:val="000000"/>
           <w:sz w:val="22"/>
         </w:rPr>
-        <w:t>Zadanie przedstawia implementację wzorca ograniczonego bufora FIFO o zadanej pojemności 10 elementów za pomocą zaawansowanej klasy BlockingCollection. Bufor koordynuje pracę szybkiego wątku producenta oraz celowo opóźnionych wątków konsumentów.</w:t>
+        <w:t>Projekt KolekcjaUnikalna bada problem zapewnienia unikalności losowanych liczb w kolekcji ConcurrentBag przy użyciu metody rozszerzającej IsUnique. Konstrukcja sprawdzająca Any przed wywołaniem Add tworzy lukę czasową TOCTOU (Time-of-Check to Time-of-Use), w której inne wątki mogą wstawić ten sam klucz.</w:t>
       </w:r>
     </w:p>
     <w:p>
@@ -613,7 +613,7 @@
           <w:color w:val="000000"/>
           <w:sz w:val="22"/>
         </w:rPr>
-        <w:t>Dzięki wbudowanym mechanizmom blokującym metody Add oraz Take automatycznie wstrzymują wątki odpowiednio przy przepełnieniu lub opróżnieniu bufora bez konieczności ręcznego zarządzania prymitywami synchronizacji. Zakończenie generowania danych jest bezpiecznie sygnalizowane za pomocą metody CompleteAdding.</w:t>
+        <w:t>Problem rozwiązano poprzez objęcie całej sekwencji sprawdzająco-dodającej blokadą lock(locker). Gwarantuje to atomowość operacji sprawdzenia i wstawienia nowego elementu, co potwierdza pozytywny wynik metody IsUnique.</w:t>
       </w:r>
     </w:p>
     <w:p>
@@ -662,7 +662,322 @@
           <w:color w:val="000000"/>
           <w:sz w:val="20"/>
         </w:rPr>
-        <w:t>Rysunek 4. Działanie ograniczonego bufora BlockingCollection z automatycznym wstrzymywaniem producenta i konsumenta.</w:t>
+        <w:t>Rysunek 4. Wyeliminowanie duplikatów i potwierdzenie pełnej unikalności liczb w kolekcji z użyciem lock.</w:t>
+      </w:r>
+    </w:p>
+    <w:p>
+      <w:pPr>
+        <w:spacing w:before="160" w:after="80" w:line="240" w:lineRule="auto"/>
+        <w:rPr>
+          <w:rFonts w:ascii="Times New Roman" w:hAnsi="Times New Roman" w:cs="Times New Roman"/>
+          <w:b/>
+          <w:color w:val="000000"/>
+          <w:sz w:val="22"/>
+        </w:rPr>
+      </w:pPr>
+      <w:r>
+        <w:rPr>
+          <w:rFonts w:ascii="Times New Roman" w:hAnsi="Times New Roman" w:cs="Times New Roman"/>
+          <w:b/>
+          <w:color w:val="000000"/>
+          <w:sz w:val="22"/>
+        </w:rPr>
+        <w:t>5. Zadanie 6: ConcurrentDictionary — Atomowe gwarantowanie unikalności (Punkt6.cs)</w:t>
+      </w:r>
+    </w:p>
+    <w:p>
+      <w:pPr>
+        <w:spacing w:after="80" w:line="240" w:lineRule="auto"/>
+        <w:rPr>
+          <w:rFonts w:ascii="Times New Roman" w:hAnsi="Times New Roman" w:cs="Times New Roman"/>
+          <w:color w:val="000000"/>
+          <w:sz w:val="22"/>
+        </w:rPr>
+      </w:pPr>
+      <w:r>
+        <w:rPr>
+          <w:rFonts w:ascii="Times New Roman" w:hAnsi="Times New Roman" w:cs="Times New Roman"/>
+          <w:color w:val="000000"/>
+          <w:sz w:val="22"/>
+        </w:rPr>
+        <w:t>W projekcie KolekcjaDictionary wykorzystano kolekcję ConcurrentDictionary&lt;int, byte&gt; do deterministycznego zapewnienia unikalności 10 000 losowanych liczb całkowitych bez użycia blokad monitora.</w:t>
+      </w:r>
+    </w:p>
+    <w:p>
+      <w:pPr>
+        <w:spacing w:after="80" w:line="240" w:lineRule="auto"/>
+        <w:rPr>
+          <w:rFonts w:ascii="Times New Roman" w:hAnsi="Times New Roman" w:cs="Times New Roman"/>
+          <w:color w:val="000000"/>
+          <w:sz w:val="22"/>
+        </w:rPr>
+      </w:pPr>
+      <w:r>
+        <w:rPr>
+          <w:rFonts w:ascii="Times New Roman" w:hAnsi="Times New Roman" w:cs="Times New Roman"/>
+          <w:color w:val="000000"/>
+          <w:sz w:val="22"/>
+        </w:rPr>
+        <w:t>Dzięki wykorzystaniu natywnej, atomowej metody TryAdd w pętli ponowień, operacja sprawdzenia obecności klucza i jego wstawienia jest wykonywana niepodzielnie na poziomie wewnętrznych segmentów słownika. Wszystkie 10 000 unikalnych elementów zostało poprawnie dodanych przy znakomitej efektywności czasowej.</w:t>
+      </w:r>
+    </w:p>
+    <w:p>
+      <w:pPr>
+        <w:spacing w:after="0" w:line="240" w:lineRule="auto"/>
+        <w:rPr>
+          <w:rFonts w:ascii="Times New Roman" w:hAnsi="Times New Roman" w:cs="Times New Roman"/>
+          <w:color w:val="000000"/>
+          <w:sz w:val="22"/>
+        </w:rPr>
+      </w:pPr>
+    </w:p>
+    <w:p>
+      <w:pPr>
+        <w:spacing w:after="0" w:line="240" w:lineRule="auto"/>
+        <w:rPr>
+          <w:rFonts w:ascii="Times New Roman" w:hAnsi="Times New Roman" w:cs="Times New Roman"/>
+          <w:color w:val="000000"/>
+          <w:sz w:val="22"/>
+        </w:rPr>
+      </w:pPr>
+    </w:p>
+    <w:p>
+      <w:pPr>
+        <w:spacing w:after="0" w:line="240" w:lineRule="auto"/>
+        <w:rPr>
+          <w:rFonts w:ascii="Times New Roman" w:hAnsi="Times New Roman" w:cs="Times New Roman"/>
+          <w:color w:val="000000"/>
+          <w:sz w:val="22"/>
+        </w:rPr>
+      </w:pPr>
+    </w:p>
+    <w:p>
+      <w:pPr>
+        <w:spacing w:before="40" w:line="240" w:lineRule="auto"/>
+        <w:jc w:val="center"/>
+        <w:rPr>
+          <w:rFonts w:ascii="Times New Roman" w:hAnsi="Times New Roman" w:cs="Times New Roman"/>
+          <w:color w:val="000000"/>
+          <w:sz w:val="20"/>
+        </w:rPr>
+      </w:pPr>
+      <w:r>
+        <w:rPr>
+          <w:rFonts w:ascii="Times New Roman" w:hAnsi="Times New Roman" w:cs="Times New Roman"/>
+          <w:color w:val="000000"/>
+          <w:sz w:val="20"/>
+        </w:rPr>
+        <w:t>Rysunek 5. Dodanie dokładnie 10 000 unikalnych elementów do słownika współbieżnego ConcurrentDictionary.</w:t>
+      </w:r>
+    </w:p>
+    <w:p>
+      <w:pPr>
+        <w:spacing w:before="160" w:after="80" w:line="240" w:lineRule="auto"/>
+        <w:rPr>
+          <w:rFonts w:ascii="Times New Roman" w:hAnsi="Times New Roman" w:cs="Times New Roman"/>
+          <w:b/>
+          <w:color w:val="000000"/>
+          <w:sz w:val="22"/>
+        </w:rPr>
+      </w:pPr>
+      <w:r>
+        <w:rPr>
+          <w:rFonts w:ascii="Times New Roman" w:hAnsi="Times New Roman" w:cs="Times New Roman"/>
+          <w:b/>
+          <w:color w:val="000000"/>
+          <w:sz w:val="22"/>
+        </w:rPr>
+        <w:t>6. Zadanie 7: Producent i konsument oparty na kolejce — SemaphoreSlim (Punkt7.cs)</w:t>
+      </w:r>
+    </w:p>
+    <w:p>
+      <w:pPr>
+        <w:spacing w:after="80" w:line="240" w:lineRule="auto"/>
+        <w:rPr>
+          <w:rFonts w:ascii="Times New Roman" w:hAnsi="Times New Roman" w:cs="Times New Roman"/>
+          <w:color w:val="000000"/>
+          <w:sz w:val="22"/>
+        </w:rPr>
+      </w:pPr>
+      <w:r>
+        <w:rPr>
+          <w:rFonts w:ascii="Times New Roman" w:hAnsi="Times New Roman" w:cs="Times New Roman"/>
+          <w:color w:val="000000"/>
+          <w:sz w:val="22"/>
+        </w:rPr>
+        <w:t>Program realizuje wzorzec producent-konsument z użyciem kolejki ConcurrentQueue. Zamiast aktywnego odpytywania metody TryDequeue w pętli, zastosowano lekki semafor SemaphoreSlim do sterowania dostępnością danych.</w:t>
+      </w:r>
+    </w:p>
+    <w:p>
+      <w:pPr>
+        <w:spacing w:after="80" w:line="240" w:lineRule="auto"/>
+        <w:rPr>
+          <w:rFonts w:ascii="Times New Roman" w:hAnsi="Times New Roman" w:cs="Times New Roman"/>
+          <w:color w:val="000000"/>
+          <w:sz w:val="22"/>
+        </w:rPr>
+      </w:pPr>
+      <w:r>
+        <w:rPr>
+          <w:rFonts w:ascii="Times New Roman" w:hAnsi="Times New Roman" w:cs="Times New Roman"/>
+          <w:color w:val="000000"/>
+          <w:sz w:val="22"/>
+        </w:rPr>
+        <w:t>Producent po wstawieniu elementu wykonuje operację sem.Release(), natomiast każdy z dziesięciu konsumentów oczekuje na zasób poprzez sem.Wait(). Mechanizm ten całkowicie eliminuje jałowe przebiegi procesora i zapewnia bezbłędne odebranie wszystkich 100 wyprodukowanych elementów.</w:t>
+      </w:r>
+    </w:p>
+    <w:p>
+      <w:pPr>
+        <w:spacing w:after="0" w:line="240" w:lineRule="auto"/>
+        <w:rPr>
+          <w:rFonts w:ascii="Times New Roman" w:hAnsi="Times New Roman" w:cs="Times New Roman"/>
+          <w:color w:val="000000"/>
+          <w:sz w:val="22"/>
+        </w:rPr>
+      </w:pPr>
+    </w:p>
+    <w:p>
+      <w:pPr>
+        <w:spacing w:after="0" w:line="240" w:lineRule="auto"/>
+        <w:rPr>
+          <w:rFonts w:ascii="Times New Roman" w:hAnsi="Times New Roman" w:cs="Times New Roman"/>
+          <w:color w:val="000000"/>
+          <w:sz w:val="22"/>
+        </w:rPr>
+      </w:pPr>
+    </w:p>
+    <w:p>
+      <w:pPr>
+        <w:spacing w:after="0" w:line="240" w:lineRule="auto"/>
+        <w:rPr>
+          <w:rFonts w:ascii="Times New Roman" w:hAnsi="Times New Roman" w:cs="Times New Roman"/>
+          <w:color w:val="000000"/>
+          <w:sz w:val="22"/>
+        </w:rPr>
+      </w:pPr>
+    </w:p>
+    <w:p>
+      <w:pPr>
+        <w:spacing w:before="40" w:line="240" w:lineRule="auto"/>
+        <w:jc w:val="center"/>
+        <w:rPr>
+          <w:rFonts w:ascii="Times New Roman" w:hAnsi="Times New Roman" w:cs="Times New Roman"/>
+          <w:color w:val="000000"/>
+          <w:sz w:val="20"/>
+        </w:rPr>
+      </w:pPr>
+      <w:r>
+        <w:rPr>
+          <w:rFonts w:ascii="Times New Roman" w:hAnsi="Times New Roman" w:cs="Times New Roman"/>
+          <w:color w:val="000000"/>
+          <w:sz w:val="20"/>
+        </w:rPr>
+        <w:t>Rysunek 6. Bezproblemowa koordynacja producenta i konsumentów z wykorzystaniem SemaphoreSlim.</w:t>
+      </w:r>
+    </w:p>
+    <w:p>
+      <w:pPr>
+        <w:spacing w:before="160" w:after="80" w:line="240" w:lineRule="auto"/>
+        <w:rPr>
+          <w:rFonts w:ascii="Times New Roman" w:hAnsi="Times New Roman" w:cs="Times New Roman"/>
+          <w:b/>
+          <w:color w:val="000000"/>
+          <w:sz w:val="22"/>
+        </w:rPr>
+      </w:pPr>
+      <w:r>
+        <w:rPr>
+          <w:rFonts w:ascii="Times New Roman" w:hAnsi="Times New Roman" w:cs="Times New Roman"/>
+          <w:b/>
+          <w:color w:val="000000"/>
+          <w:sz w:val="22"/>
+        </w:rPr>
+        <w:t>7. Zadanie 8: Producent konsument na BlockingCollection (Punkt8.cs)</w:t>
+      </w:r>
+    </w:p>
+    <w:p>
+      <w:pPr>
+        <w:spacing w:after="80" w:line="240" w:lineRule="auto"/>
+        <w:rPr>
+          <w:rFonts w:ascii="Times New Roman" w:hAnsi="Times New Roman" w:cs="Times New Roman"/>
+          <w:color w:val="000000"/>
+          <w:sz w:val="22"/>
+        </w:rPr>
+      </w:pPr>
+      <w:r>
+        <w:rPr>
+          <w:rFonts w:ascii="Times New Roman" w:hAnsi="Times New Roman" w:cs="Times New Roman"/>
+          <w:color w:val="000000"/>
+          <w:sz w:val="22"/>
+        </w:rPr>
+        <w:t>Zadanie implementuje wzorzec ograniczonego bufora FIFO o pojemności 10 elementów za pomocą klasy BlockingCollection. Zgodnie z wytycznymi instrukcji, wątki konsumentów są uruchamiane z pięciosekundowym opóźnieniem w stosunku do startu producenta.</w:t>
+      </w:r>
+    </w:p>
+    <w:p>
+      <w:pPr>
+        <w:spacing w:after="80" w:line="240" w:lineRule="auto"/>
+        <w:rPr>
+          <w:rFonts w:ascii="Times New Roman" w:hAnsi="Times New Roman" w:cs="Times New Roman"/>
+          <w:color w:val="000000"/>
+          <w:sz w:val="22"/>
+        </w:rPr>
+      </w:pPr>
+      <w:r>
+        <w:rPr>
+          <w:rFonts w:ascii="Times New Roman" w:hAnsi="Times New Roman" w:cs="Times New Roman"/>
+          <w:color w:val="000000"/>
+          <w:sz w:val="22"/>
+        </w:rPr>
+        <w:t>Przy próbie wstawienia 11 elementu metoda Add automatycznie wstrzymuje producenta do momentu zwolnienia miejsca przez konsumentów korzystających z blokującej metody Take. Zakończenie pracy jest bezpiecznie koordynowane metodą CompleteAdding.</w:t>
+      </w:r>
+    </w:p>
+    <w:p>
+      <w:pPr>
+        <w:spacing w:after="0" w:line="240" w:lineRule="auto"/>
+        <w:rPr>
+          <w:rFonts w:ascii="Times New Roman" w:hAnsi="Times New Roman" w:cs="Times New Roman"/>
+          <w:color w:val="000000"/>
+          <w:sz w:val="22"/>
+        </w:rPr>
+      </w:pPr>
+    </w:p>
+    <w:p>
+      <w:pPr>
+        <w:spacing w:after="0" w:line="240" w:lineRule="auto"/>
+        <w:rPr>
+          <w:rFonts w:ascii="Times New Roman" w:hAnsi="Times New Roman" w:cs="Times New Roman"/>
+          <w:color w:val="000000"/>
+          <w:sz w:val="22"/>
+        </w:rPr>
+      </w:pPr>
+    </w:p>
+    <w:p>
+      <w:pPr>
+        <w:spacing w:after="0" w:line="240" w:lineRule="auto"/>
+        <w:rPr>
+          <w:rFonts w:ascii="Times New Roman" w:hAnsi="Times New Roman" w:cs="Times New Roman"/>
+          <w:color w:val="000000"/>
+          <w:sz w:val="22"/>
+        </w:rPr>
+      </w:pPr>
+    </w:p>
+    <w:p>
+      <w:pPr>
+        <w:spacing w:before="40" w:line="240" w:lineRule="auto"/>
+        <w:jc w:val="center"/>
+        <w:rPr>
+          <w:rFonts w:ascii="Times New Roman" w:hAnsi="Times New Roman" w:cs="Times New Roman"/>
+          <w:color w:val="000000"/>
+          <w:sz w:val="20"/>
+        </w:rPr>
+      </w:pPr>
+      <w:r>
+        <w:rPr>
+          <w:rFonts w:ascii="Times New Roman" w:hAnsi="Times New Roman" w:cs="Times New Roman"/>
+          <w:color w:val="000000"/>
+          <w:sz w:val="20"/>
+        </w:rPr>
+        <w:t>Rysunek 7. Praca ograniczonego bufora BlockingCollection z automatycznym wstrzymywaniem wątków.</w:t>
       </w:r>
     </w:p>
     <w:p>
@@ -700,7 +1015,7 @@
           <w:color w:val="000000"/>
           <w:sz w:val="22"/>
         </w:rPr>
-        <w:t>1. UnsafeCollection - Punkt1.cs</w:t>
+        <w:t>1. NiebezpiecznaKolekcja - Punkt2.cs</w:t>
       </w:r>
     </w:p>
     <w:tbl>
@@ -764,24 +1079,6 @@
                 <w:color w:val="000000"/>
                 <w:sz w:val="19"/>
               </w:rPr>
-              <w:t>using System.Collections.Concurrent;</w:t>
-            </w:r>
-          </w:p>
-          <w:p>
-            <w:pPr>
-              <w:spacing w:after="0" w:line="240" w:lineRule="auto"/>
-              <w:rPr>
-                <w:rFonts w:ascii="Consolas" w:hAnsi="Consolas" w:cs="Times New Roman"/>
-                <w:color w:val="000000"/>
-                <w:sz w:val="19"/>
-              </w:rPr>
-            </w:pPr>
-            <w:r>
-              <w:rPr>
-                <w:rFonts w:ascii="Consolas" w:hAnsi="Consolas" w:cs="Times New Roman"/>
-                <w:color w:val="000000"/>
-                <w:sz w:val="19"/>
-              </w:rPr>
               <w:t>using System.Collections.Generic;</w:t>
             </w:r>
           </w:p>
@@ -882,7 +1179,7 @@
                 <w:color w:val="000000"/>
                 <w:sz w:val="19"/>
               </w:rPr>
-              <w:t xml:space="preserve">    class Punkt1</w:t>
+              <w:t xml:space="preserve">    class Punkt2</w:t>
             </w:r>
           </w:p>
           <w:p>
@@ -918,70 +1215,6 @@
                 <w:color w:val="000000"/>
                 <w:sz w:val="19"/>
               </w:rPr>
-              <w:t xml:space="preserve">        static readonly int threadCount = 100;</w:t>
-            </w:r>
-          </w:p>
-          <w:p>
-            <w:pPr>
-              <w:spacing w:after="0" w:line="240" w:lineRule="auto"/>
-              <w:rPr>
-                <w:rFonts w:ascii="Consolas" w:hAnsi="Consolas" w:cs="Times New Roman"/>
-                <w:color w:val="000000"/>
-                <w:sz w:val="19"/>
-              </w:rPr>
-            </w:pPr>
-            <w:r>
-              <w:rPr>
-                <w:rFonts w:ascii="Consolas" w:hAnsi="Consolas" w:cs="Times New Roman"/>
-                <w:color w:val="000000"/>
-                <w:sz w:val="19"/>
-              </w:rPr>
-              <w:t xml:space="preserve">        static readonly int itemsPerThread = 10000;</w:t>
-            </w:r>
-          </w:p>
-          <w:p>
-            <w:pPr>
-              <w:spacing w:after="0" w:line="240" w:lineRule="auto"/>
-              <w:rPr>
-                <w:rFonts w:ascii="Consolas" w:hAnsi="Consolas" w:cs="Times New Roman"/>
-                <w:color w:val="000000"/>
-                <w:sz w:val="19"/>
-              </w:rPr>
-            </w:pPr>
-            <w:r>
-              <w:rPr>
-                <w:rFonts w:ascii="Consolas" w:hAnsi="Consolas" w:cs="Times New Roman"/>
-                <w:color w:val="000000"/>
-                <w:sz w:val="19"/>
-              </w:rPr>
-              <w:t xml:space="preserve">        static readonly object locker = new object();</w:t>
-            </w:r>
-          </w:p>
-          <w:p>
-            <w:pPr>
-              <w:spacing w:after="0" w:line="240" w:lineRule="auto"/>
-              <w:rPr>
-                <w:rFonts w:ascii="Consolas" w:hAnsi="Consolas" w:cs="Times New Roman"/>
-                <w:color w:val="000000"/>
-                <w:sz w:val="19"/>
-              </w:rPr>
-            </w:pPr>
-          </w:p>
-          <w:p>
-            <w:pPr>
-              <w:spacing w:after="0" w:line="240" w:lineRule="auto"/>
-              <w:rPr>
-                <w:rFonts w:ascii="Consolas" w:hAnsi="Consolas" w:cs="Times New Roman"/>
-                <w:color w:val="000000"/>
-                <w:sz w:val="19"/>
-              </w:rPr>
-            </w:pPr>
-            <w:r>
-              <w:rPr>
-                <w:rFonts w:ascii="Consolas" w:hAnsi="Consolas" w:cs="Times New Roman"/>
-                <w:color w:val="000000"/>
-                <w:sz w:val="19"/>
-              </w:rPr>
               <w:t xml:space="preserve">        static void Main(string[] args)</w:t>
             </w:r>
           </w:p>
@@ -1018,53 +1251,43 @@
                 <w:color w:val="000000"/>
                 <w:sz w:val="19"/>
               </w:rPr>
-              <w:t xml:space="preserve">            Console.WriteLine($"Wielowatkowy test kolekcji (watki: {threadCount}, elementy/watek: {itemsPerThread})\n");</w:t>
-            </w:r>
-          </w:p>
-          <w:p>
-            <w:pPr>
-              <w:spacing w:after="0" w:line="240" w:lineRule="auto"/>
-              <w:rPr>
-                <w:rFonts w:ascii="Consolas" w:hAnsi="Consolas" w:cs="Times New Roman"/>
-                <w:color w:val="000000"/>
-                <w:sz w:val="19"/>
-              </w:rPr>
-            </w:pPr>
-          </w:p>
-          <w:p>
-            <w:pPr>
-              <w:spacing w:after="0" w:line="240" w:lineRule="auto"/>
-              <w:rPr>
-                <w:rFonts w:ascii="Consolas" w:hAnsi="Consolas" w:cs="Times New Roman"/>
-                <w:color w:val="000000"/>
-                <w:sz w:val="19"/>
-              </w:rPr>
-            </w:pPr>
-            <w:r>
-              <w:rPr>
-                <w:rFonts w:ascii="Consolas" w:hAnsi="Consolas" w:cs="Times New Roman"/>
-                <w:color w:val="000000"/>
-                <w:sz w:val="19"/>
-              </w:rPr>
-              <w:t xml:space="preserve">            List&lt;Thread&gt; threads = new List&lt;Thread&gt;();</w:t>
-            </w:r>
-          </w:p>
-          <w:p>
-            <w:pPr>
-              <w:spacing w:after="0" w:line="240" w:lineRule="auto"/>
-              <w:rPr>
-                <w:rFonts w:ascii="Consolas" w:hAnsi="Consolas" w:cs="Times New Roman"/>
-                <w:color w:val="000000"/>
-                <w:sz w:val="19"/>
-              </w:rPr>
-            </w:pPr>
-            <w:r>
-              <w:rPr>
-                <w:rFonts w:ascii="Consolas" w:hAnsi="Consolas" w:cs="Times New Roman"/>
-                <w:color w:val="000000"/>
-                <w:sz w:val="19"/>
-              </w:rPr>
-              <w:t xml:space="preserve">            List&lt;int&gt; unsafeList = new List&lt;int&gt;();</w:t>
+              <w:t xml:space="preserve">            List&lt;Thread&gt; watki = new List&lt;Thread&gt;();</w:t>
+            </w:r>
+          </w:p>
+          <w:p>
+            <w:pPr>
+              <w:spacing w:after="0" w:line="240" w:lineRule="auto"/>
+              <w:rPr>
+                <w:rFonts w:ascii="Consolas" w:hAnsi="Consolas" w:cs="Times New Roman"/>
+                <w:color w:val="000000"/>
+                <w:sz w:val="19"/>
+              </w:rPr>
+            </w:pPr>
+            <w:r>
+              <w:rPr>
+                <w:rFonts w:ascii="Consolas" w:hAnsi="Consolas" w:cs="Times New Roman"/>
+                <w:color w:val="000000"/>
+                <w:sz w:val="19"/>
+              </w:rPr>
+              <w:t xml:space="preserve">            List&lt;int&gt; liczby = new List&lt;int&gt;(1000000);</w:t>
+            </w:r>
+          </w:p>
+          <w:p>
+            <w:pPr>
+              <w:spacing w:after="0" w:line="240" w:lineRule="auto"/>
+              <w:rPr>
+                <w:rFonts w:ascii="Consolas" w:hAnsi="Consolas" w:cs="Times New Roman"/>
+                <w:color w:val="000000"/>
+                <w:sz w:val="19"/>
+              </w:rPr>
+            </w:pPr>
+            <w:r>
+              <w:rPr>
+                <w:rFonts w:ascii="Consolas" w:hAnsi="Consolas" w:cs="Times New Roman"/>
+                <w:color w:val="000000"/>
+                <w:sz w:val="19"/>
+              </w:rPr>
+              <w:t xml:space="preserve">            Random rand = new Random();</w:t>
             </w:r>
           </w:p>
           <w:p>
@@ -1110,7 +1333,7 @@
                 <w:color w:val="000000"/>
                 <w:sz w:val="19"/>
               </w:rPr>
-              <w:t xml:space="preserve">            for (int i = 0; i &lt; threadCount; i++)</w:t>
+              <w:t xml:space="preserve">            for (int i = 0; i &lt; 100; i++)</w:t>
             </w:r>
           </w:p>
           <w:p>
@@ -1146,7 +1369,7 @@
                 <w:color w:val="000000"/>
                 <w:sz w:val="19"/>
               </w:rPr>
-              <w:t xml:space="preserve">                var w = new Thread(() =&gt;</w:t>
+              <w:t xml:space="preserve">                var watek = new Thread(() =&gt;</w:t>
             </w:r>
           </w:p>
           <w:p>
@@ -1182,25 +1405,7 @@
                 <w:color w:val="000000"/>
                 <w:sz w:val="19"/>
               </w:rPr>
-              <w:t xml:space="preserve">                    Random rand = new Random(Thread.CurrentThread.ManagedThreadId);</w:t>
-            </w:r>
-          </w:p>
-          <w:p>
-            <w:pPr>
-              <w:spacing w:after="0" w:line="240" w:lineRule="auto"/>
-              <w:rPr>
-                <w:rFonts w:ascii="Consolas" w:hAnsi="Consolas" w:cs="Times New Roman"/>
-                <w:color w:val="000000"/>
-                <w:sz w:val="19"/>
-              </w:rPr>
-            </w:pPr>
-            <w:r>
-              <w:rPr>
-                <w:rFonts w:ascii="Consolas" w:hAnsi="Consolas" w:cs="Times New Roman"/>
-                <w:color w:val="000000"/>
-                <w:sz w:val="19"/>
-              </w:rPr>
-              <w:t xml:space="preserve">                    for (int j = 0; j &lt; itemsPerThread; j++)</w:t>
+              <w:t xml:space="preserve">                    for (int l = 0; l &lt; 10000; l++)</w:t>
             </w:r>
           </w:p>
           <w:p>
@@ -1272,7 +1477,7 @@
                 <w:color w:val="000000"/>
                 <w:sz w:val="19"/>
               </w:rPr>
-              <w:t xml:space="preserve">                            unsafeList.Add(rand.Next());</w:t>
+              <w:t xml:space="preserve">                            liczby.Add(rand.Next());</w:t>
             </w:r>
           </w:p>
           <w:p>
@@ -1398,25 +1603,25 @@
                 <w:color w:val="000000"/>
                 <w:sz w:val="19"/>
               </w:rPr>
-              <w:t xml:space="preserve">                threads.Add(w);</w:t>
-            </w:r>
-          </w:p>
-          <w:p>
-            <w:pPr>
-              <w:spacing w:after="0" w:line="240" w:lineRule="auto"/>
-              <w:rPr>
-                <w:rFonts w:ascii="Consolas" w:hAnsi="Consolas" w:cs="Times New Roman"/>
-                <w:color w:val="000000"/>
-                <w:sz w:val="19"/>
-              </w:rPr>
-            </w:pPr>
-            <w:r>
-              <w:rPr>
-                <w:rFonts w:ascii="Consolas" w:hAnsi="Consolas" w:cs="Times New Roman"/>
-                <w:color w:val="000000"/>
-                <w:sz w:val="19"/>
-              </w:rPr>
-              <w:t xml:space="preserve">                w.Start();</w:t>
+              <w:t xml:space="preserve">                watki.Add(watek);</w:t>
+            </w:r>
+          </w:p>
+          <w:p>
+            <w:pPr>
+              <w:spacing w:after="0" w:line="240" w:lineRule="auto"/>
+              <w:rPr>
+                <w:rFonts w:ascii="Consolas" w:hAnsi="Consolas" w:cs="Times New Roman"/>
+                <w:color w:val="000000"/>
+                <w:sz w:val="19"/>
+              </w:rPr>
+            </w:pPr>
+            <w:r>
+              <w:rPr>
+                <w:rFonts w:ascii="Consolas" w:hAnsi="Consolas" w:cs="Times New Roman"/>
+                <w:color w:val="000000"/>
+                <w:sz w:val="19"/>
+              </w:rPr>
+              <w:t xml:space="preserve">                watek.Start();</w:t>
             </w:r>
           </w:p>
           <w:p>
@@ -1462,8 +1667,72 @@
                 <w:color w:val="000000"/>
                 <w:sz w:val="19"/>
               </w:rPr>
-              <w:t xml:space="preserve">            foreach (var w in threads) w.Join();</w:t>
-            </w:r>
+              <w:t xml:space="preserve">            foreach (var watek in watki)</w:t>
+            </w:r>
+          </w:p>
+          <w:p>
+            <w:pPr>
+              <w:spacing w:after="0" w:line="240" w:lineRule="auto"/>
+              <w:rPr>
+                <w:rFonts w:ascii="Consolas" w:hAnsi="Consolas" w:cs="Times New Roman"/>
+                <w:color w:val="000000"/>
+                <w:sz w:val="19"/>
+              </w:rPr>
+            </w:pPr>
+            <w:r>
+              <w:rPr>
+                <w:rFonts w:ascii="Consolas" w:hAnsi="Consolas" w:cs="Times New Roman"/>
+                <w:color w:val="000000"/>
+                <w:sz w:val="19"/>
+              </w:rPr>
+              <w:t xml:space="preserve">            {</w:t>
+            </w:r>
+          </w:p>
+          <w:p>
+            <w:pPr>
+              <w:spacing w:after="0" w:line="240" w:lineRule="auto"/>
+              <w:rPr>
+                <w:rFonts w:ascii="Consolas" w:hAnsi="Consolas" w:cs="Times New Roman"/>
+                <w:color w:val="000000"/>
+                <w:sz w:val="19"/>
+              </w:rPr>
+            </w:pPr>
+            <w:r>
+              <w:rPr>
+                <w:rFonts w:ascii="Consolas" w:hAnsi="Consolas" w:cs="Times New Roman"/>
+                <w:color w:val="000000"/>
+                <w:sz w:val="19"/>
+              </w:rPr>
+              <w:t xml:space="preserve">                watek.Join();</w:t>
+            </w:r>
+          </w:p>
+          <w:p>
+            <w:pPr>
+              <w:spacing w:after="0" w:line="240" w:lineRule="auto"/>
+              <w:rPr>
+                <w:rFonts w:ascii="Consolas" w:hAnsi="Consolas" w:cs="Times New Roman"/>
+                <w:color w:val="000000"/>
+                <w:sz w:val="19"/>
+              </w:rPr>
+            </w:pPr>
+            <w:r>
+              <w:rPr>
+                <w:rFonts w:ascii="Consolas" w:hAnsi="Consolas" w:cs="Times New Roman"/>
+                <w:color w:val="000000"/>
+                <w:sz w:val="19"/>
+              </w:rPr>
+              <w:t xml:space="preserve">            }</w:t>
+            </w:r>
+          </w:p>
+          <w:p>
+            <w:pPr>
+              <w:spacing w:after="0" w:line="240" w:lineRule="auto"/>
+              <w:rPr>
+                <w:rFonts w:ascii="Consolas" w:hAnsi="Consolas" w:cs="Times New Roman"/>
+                <w:color w:val="000000"/>
+                <w:sz w:val="19"/>
+              </w:rPr>
+            </w:pPr>
           </w:p>
           <w:p>
             <w:pPr>
@@ -1498,841 +1767,25 @@
                 <w:color w:val="000000"/>
                 <w:sz w:val="19"/>
               </w:rPr>
-              <w:t xml:space="preserve">            Console.WriteLine($"1. List&lt;int&gt; bez synchronizacji  | Elementow: {unsafeList.Count,8} (oczekiwano 1000000) | Czas: {sw.ElapsedMilliseconds,5} ms");</w:t>
-            </w:r>
-          </w:p>
-          <w:p>
-            <w:pPr>
-              <w:spacing w:after="0" w:line="240" w:lineRule="auto"/>
-              <w:rPr>
-                <w:rFonts w:ascii="Consolas" w:hAnsi="Consolas" w:cs="Times New Roman"/>
-                <w:color w:val="000000"/>
-                <w:sz w:val="19"/>
-              </w:rPr>
-            </w:pPr>
-          </w:p>
-          <w:p>
-            <w:pPr>
-              <w:spacing w:after="0" w:line="240" w:lineRule="auto"/>
-              <w:rPr>
-                <w:rFonts w:ascii="Consolas" w:hAnsi="Consolas" w:cs="Times New Roman"/>
-                <w:color w:val="000000"/>
-                <w:sz w:val="19"/>
-              </w:rPr>
-            </w:pPr>
-            <w:r>
-              <w:rPr>
-                <w:rFonts w:ascii="Consolas" w:hAnsi="Consolas" w:cs="Times New Roman"/>
-                <w:color w:val="000000"/>
-                <w:sz w:val="19"/>
-              </w:rPr>
-              <w:t xml:space="preserve">            threads.Clear();</w:t>
-            </w:r>
-          </w:p>
-          <w:p>
-            <w:pPr>
-              <w:spacing w:after="0" w:line="240" w:lineRule="auto"/>
-              <w:rPr>
-                <w:rFonts w:ascii="Consolas" w:hAnsi="Consolas" w:cs="Times New Roman"/>
-                <w:color w:val="000000"/>
-                <w:sz w:val="19"/>
-              </w:rPr>
-            </w:pPr>
-            <w:r>
-              <w:rPr>
-                <w:rFonts w:ascii="Consolas" w:hAnsi="Consolas" w:cs="Times New Roman"/>
-                <w:color w:val="000000"/>
-                <w:sz w:val="19"/>
-              </w:rPr>
-              <w:t xml:space="preserve">            List&lt;int&gt; lockedList = new List&lt;int&gt;();</w:t>
-            </w:r>
-          </w:p>
-          <w:p>
-            <w:pPr>
-              <w:spacing w:after="0" w:line="240" w:lineRule="auto"/>
-              <w:rPr>
-                <w:rFonts w:ascii="Consolas" w:hAnsi="Consolas" w:cs="Times New Roman"/>
-                <w:color w:val="000000"/>
-                <w:sz w:val="19"/>
-              </w:rPr>
-            </w:pPr>
-            <w:r>
-              <w:rPr>
-                <w:rFonts w:ascii="Consolas" w:hAnsi="Consolas" w:cs="Times New Roman"/>
-                <w:color w:val="000000"/>
-                <w:sz w:val="19"/>
-              </w:rPr>
-              <w:t xml:space="preserve">            sw.Restart();</w:t>
-            </w:r>
-          </w:p>
-          <w:p>
-            <w:pPr>
-              <w:spacing w:after="0" w:line="240" w:lineRule="auto"/>
-              <w:rPr>
-                <w:rFonts w:ascii="Consolas" w:hAnsi="Consolas" w:cs="Times New Roman"/>
-                <w:color w:val="000000"/>
-                <w:sz w:val="19"/>
-              </w:rPr>
-            </w:pPr>
-          </w:p>
-          <w:p>
-            <w:pPr>
-              <w:spacing w:after="0" w:line="240" w:lineRule="auto"/>
-              <w:rPr>
-                <w:rFonts w:ascii="Consolas" w:hAnsi="Consolas" w:cs="Times New Roman"/>
-                <w:color w:val="000000"/>
-                <w:sz w:val="19"/>
-              </w:rPr>
-            </w:pPr>
-            <w:r>
-              <w:rPr>
-                <w:rFonts w:ascii="Consolas" w:hAnsi="Consolas" w:cs="Times New Roman"/>
-                <w:color w:val="000000"/>
-                <w:sz w:val="19"/>
-              </w:rPr>
-              <w:t xml:space="preserve">            for (int i = 0; i &lt; threadCount; i++)</w:t>
-            </w:r>
-          </w:p>
-          <w:p>
-            <w:pPr>
-              <w:spacing w:after="0" w:line="240" w:lineRule="auto"/>
-              <w:rPr>
-                <w:rFonts w:ascii="Consolas" w:hAnsi="Consolas" w:cs="Times New Roman"/>
-                <w:color w:val="000000"/>
-                <w:sz w:val="19"/>
-              </w:rPr>
-            </w:pPr>
-            <w:r>
-              <w:rPr>
-                <w:rFonts w:ascii="Consolas" w:hAnsi="Consolas" w:cs="Times New Roman"/>
-                <w:color w:val="000000"/>
-                <w:sz w:val="19"/>
-              </w:rPr>
-              <w:t xml:space="preserve">            {</w:t>
-            </w:r>
-          </w:p>
-          <w:p>
-            <w:pPr>
-              <w:spacing w:after="0" w:line="240" w:lineRule="auto"/>
-              <w:rPr>
-                <w:rFonts w:ascii="Consolas" w:hAnsi="Consolas" w:cs="Times New Roman"/>
-                <w:color w:val="000000"/>
-                <w:sz w:val="19"/>
-              </w:rPr>
-            </w:pPr>
-            <w:r>
-              <w:rPr>
-                <w:rFonts w:ascii="Consolas" w:hAnsi="Consolas" w:cs="Times New Roman"/>
-                <w:color w:val="000000"/>
-                <w:sz w:val="19"/>
-              </w:rPr>
-              <w:t xml:space="preserve">                var w = new Thread(() =&gt;</w:t>
-            </w:r>
-          </w:p>
-          <w:p>
-            <w:pPr>
-              <w:spacing w:after="0" w:line="240" w:lineRule="auto"/>
-              <w:rPr>
-                <w:rFonts w:ascii="Consolas" w:hAnsi="Consolas" w:cs="Times New Roman"/>
-                <w:color w:val="000000"/>
-                <w:sz w:val="19"/>
-              </w:rPr>
-            </w:pPr>
-            <w:r>
-              <w:rPr>
-                <w:rFonts w:ascii="Consolas" w:hAnsi="Consolas" w:cs="Times New Roman"/>
-                <w:color w:val="000000"/>
-                <w:sz w:val="19"/>
-              </w:rPr>
-              <w:t xml:space="preserve">                {</w:t>
-            </w:r>
-          </w:p>
-          <w:p>
-            <w:pPr>
-              <w:spacing w:after="0" w:line="240" w:lineRule="auto"/>
-              <w:rPr>
-                <w:rFonts w:ascii="Consolas" w:hAnsi="Consolas" w:cs="Times New Roman"/>
-                <w:color w:val="000000"/>
-                <w:sz w:val="19"/>
-              </w:rPr>
-            </w:pPr>
-            <w:r>
-              <w:rPr>
-                <w:rFonts w:ascii="Consolas" w:hAnsi="Consolas" w:cs="Times New Roman"/>
-                <w:color w:val="000000"/>
-                <w:sz w:val="19"/>
-              </w:rPr>
-              <w:t xml:space="preserve">                    Random rand = new Random(Thread.CurrentThread.ManagedThreadId);</w:t>
-            </w:r>
-          </w:p>
-          <w:p>
-            <w:pPr>
-              <w:spacing w:after="0" w:line="240" w:lineRule="auto"/>
-              <w:rPr>
-                <w:rFonts w:ascii="Consolas" w:hAnsi="Consolas" w:cs="Times New Roman"/>
-                <w:color w:val="000000"/>
-                <w:sz w:val="19"/>
-              </w:rPr>
-            </w:pPr>
-            <w:r>
-              <w:rPr>
-                <w:rFonts w:ascii="Consolas" w:hAnsi="Consolas" w:cs="Times New Roman"/>
-                <w:color w:val="000000"/>
-                <w:sz w:val="19"/>
-              </w:rPr>
-              <w:t xml:space="preserve">                    for (int j = 0; j &lt; itemsPerThread; j++)</w:t>
-            </w:r>
-          </w:p>
-          <w:p>
-            <w:pPr>
-              <w:spacing w:after="0" w:line="240" w:lineRule="auto"/>
-              <w:rPr>
-                <w:rFonts w:ascii="Consolas" w:hAnsi="Consolas" w:cs="Times New Roman"/>
-                <w:color w:val="000000"/>
-                <w:sz w:val="19"/>
-              </w:rPr>
-            </w:pPr>
-            <w:r>
-              <w:rPr>
-                <w:rFonts w:ascii="Consolas" w:hAnsi="Consolas" w:cs="Times New Roman"/>
-                <w:color w:val="000000"/>
-                <w:sz w:val="19"/>
-              </w:rPr>
-              <w:t xml:space="preserve">                    {</w:t>
-            </w:r>
-          </w:p>
-          <w:p>
-            <w:pPr>
-              <w:spacing w:after="0" w:line="240" w:lineRule="auto"/>
-              <w:rPr>
-                <w:rFonts w:ascii="Consolas" w:hAnsi="Consolas" w:cs="Times New Roman"/>
-                <w:color w:val="000000"/>
-                <w:sz w:val="19"/>
-              </w:rPr>
-            </w:pPr>
-            <w:r>
-              <w:rPr>
-                <w:rFonts w:ascii="Consolas" w:hAnsi="Consolas" w:cs="Times New Roman"/>
-                <w:color w:val="000000"/>
-                <w:sz w:val="19"/>
-              </w:rPr>
-              <w:t xml:space="preserve">                        int val = rand.Next();</w:t>
-            </w:r>
-          </w:p>
-          <w:p>
-            <w:pPr>
-              <w:spacing w:after="0" w:line="240" w:lineRule="auto"/>
-              <w:rPr>
-                <w:rFonts w:ascii="Consolas" w:hAnsi="Consolas" w:cs="Times New Roman"/>
-                <w:color w:val="000000"/>
-                <w:sz w:val="19"/>
-              </w:rPr>
-            </w:pPr>
-            <w:r>
-              <w:rPr>
-                <w:rFonts w:ascii="Consolas" w:hAnsi="Consolas" w:cs="Times New Roman"/>
-                <w:color w:val="000000"/>
-                <w:sz w:val="19"/>
-              </w:rPr>
-              <w:t xml:space="preserve">                        lock (locker)</w:t>
-            </w:r>
-          </w:p>
-          <w:p>
-            <w:pPr>
-              <w:spacing w:after="0" w:line="240" w:lineRule="auto"/>
-              <w:rPr>
-                <w:rFonts w:ascii="Consolas" w:hAnsi="Consolas" w:cs="Times New Roman"/>
-                <w:color w:val="000000"/>
-                <w:sz w:val="19"/>
-              </w:rPr>
-            </w:pPr>
-            <w:r>
-              <w:rPr>
-                <w:rFonts w:ascii="Consolas" w:hAnsi="Consolas" w:cs="Times New Roman"/>
-                <w:color w:val="000000"/>
-                <w:sz w:val="19"/>
-              </w:rPr>
-              <w:t xml:space="preserve">                        {</w:t>
-            </w:r>
-          </w:p>
-          <w:p>
-            <w:pPr>
-              <w:spacing w:after="0" w:line="240" w:lineRule="auto"/>
-              <w:rPr>
-                <w:rFonts w:ascii="Consolas" w:hAnsi="Consolas" w:cs="Times New Roman"/>
-                <w:color w:val="000000"/>
-                <w:sz w:val="19"/>
-              </w:rPr>
-            </w:pPr>
-            <w:r>
-              <w:rPr>
-                <w:rFonts w:ascii="Consolas" w:hAnsi="Consolas" w:cs="Times New Roman"/>
-                <w:color w:val="000000"/>
-                <w:sz w:val="19"/>
-              </w:rPr>
-              <w:t xml:space="preserve">                            lockedList.Add(val);</w:t>
-            </w:r>
-          </w:p>
-          <w:p>
-            <w:pPr>
-              <w:spacing w:after="0" w:line="240" w:lineRule="auto"/>
-              <w:rPr>
-                <w:rFonts w:ascii="Consolas" w:hAnsi="Consolas" w:cs="Times New Roman"/>
-                <w:color w:val="000000"/>
-                <w:sz w:val="19"/>
-              </w:rPr>
-            </w:pPr>
-            <w:r>
-              <w:rPr>
-                <w:rFonts w:ascii="Consolas" w:hAnsi="Consolas" w:cs="Times New Roman"/>
-                <w:color w:val="000000"/>
-                <w:sz w:val="19"/>
-              </w:rPr>
-              <w:t xml:space="preserve">                        }</w:t>
-            </w:r>
-          </w:p>
-          <w:p>
-            <w:pPr>
-              <w:spacing w:after="0" w:line="240" w:lineRule="auto"/>
-              <w:rPr>
-                <w:rFonts w:ascii="Consolas" w:hAnsi="Consolas" w:cs="Times New Roman"/>
-                <w:color w:val="000000"/>
-                <w:sz w:val="19"/>
-              </w:rPr>
-            </w:pPr>
-            <w:r>
-              <w:rPr>
-                <w:rFonts w:ascii="Consolas" w:hAnsi="Consolas" w:cs="Times New Roman"/>
-                <w:color w:val="000000"/>
-                <w:sz w:val="19"/>
-              </w:rPr>
-              <w:t xml:space="preserve">                    }</w:t>
-            </w:r>
-          </w:p>
-          <w:p>
-            <w:pPr>
-              <w:spacing w:after="0" w:line="240" w:lineRule="auto"/>
-              <w:rPr>
-                <w:rFonts w:ascii="Consolas" w:hAnsi="Consolas" w:cs="Times New Roman"/>
-                <w:color w:val="000000"/>
-                <w:sz w:val="19"/>
-              </w:rPr>
-            </w:pPr>
-            <w:r>
-              <w:rPr>
-                <w:rFonts w:ascii="Consolas" w:hAnsi="Consolas" w:cs="Times New Roman"/>
-                <w:color w:val="000000"/>
-                <w:sz w:val="19"/>
-              </w:rPr>
-              <w:t xml:space="preserve">                });</w:t>
-            </w:r>
-          </w:p>
-          <w:p>
-            <w:pPr>
-              <w:spacing w:after="0" w:line="240" w:lineRule="auto"/>
-              <w:rPr>
-                <w:rFonts w:ascii="Consolas" w:hAnsi="Consolas" w:cs="Times New Roman"/>
-                <w:color w:val="000000"/>
-                <w:sz w:val="19"/>
-              </w:rPr>
-            </w:pPr>
-            <w:r>
-              <w:rPr>
-                <w:rFonts w:ascii="Consolas" w:hAnsi="Consolas" w:cs="Times New Roman"/>
-                <w:color w:val="000000"/>
-                <w:sz w:val="19"/>
-              </w:rPr>
-              <w:t xml:space="preserve">                threads.Add(w);</w:t>
-            </w:r>
-          </w:p>
-          <w:p>
-            <w:pPr>
-              <w:spacing w:after="0" w:line="240" w:lineRule="auto"/>
-              <w:rPr>
-                <w:rFonts w:ascii="Consolas" w:hAnsi="Consolas" w:cs="Times New Roman"/>
-                <w:color w:val="000000"/>
-                <w:sz w:val="19"/>
-              </w:rPr>
-            </w:pPr>
-            <w:r>
-              <w:rPr>
-                <w:rFonts w:ascii="Consolas" w:hAnsi="Consolas" w:cs="Times New Roman"/>
-                <w:color w:val="000000"/>
-                <w:sz w:val="19"/>
-              </w:rPr>
-              <w:t xml:space="preserve">                w.Start();</w:t>
-            </w:r>
-          </w:p>
-          <w:p>
-            <w:pPr>
-              <w:spacing w:after="0" w:line="240" w:lineRule="auto"/>
-              <w:rPr>
-                <w:rFonts w:ascii="Consolas" w:hAnsi="Consolas" w:cs="Times New Roman"/>
-                <w:color w:val="000000"/>
-                <w:sz w:val="19"/>
-              </w:rPr>
-            </w:pPr>
-            <w:r>
-              <w:rPr>
-                <w:rFonts w:ascii="Consolas" w:hAnsi="Consolas" w:cs="Times New Roman"/>
-                <w:color w:val="000000"/>
-                <w:sz w:val="19"/>
-              </w:rPr>
-              <w:t xml:space="preserve">            }</w:t>
-            </w:r>
-          </w:p>
-          <w:p>
-            <w:pPr>
-              <w:spacing w:after="0" w:line="240" w:lineRule="auto"/>
-              <w:rPr>
-                <w:rFonts w:ascii="Consolas" w:hAnsi="Consolas" w:cs="Times New Roman"/>
-                <w:color w:val="000000"/>
-                <w:sz w:val="19"/>
-              </w:rPr>
-            </w:pPr>
-          </w:p>
-          <w:p>
-            <w:pPr>
-              <w:spacing w:after="0" w:line="240" w:lineRule="auto"/>
-              <w:rPr>
-                <w:rFonts w:ascii="Consolas" w:hAnsi="Consolas" w:cs="Times New Roman"/>
-                <w:color w:val="000000"/>
-                <w:sz w:val="19"/>
-              </w:rPr>
-            </w:pPr>
-            <w:r>
-              <w:rPr>
-                <w:rFonts w:ascii="Consolas" w:hAnsi="Consolas" w:cs="Times New Roman"/>
-                <w:color w:val="000000"/>
-                <w:sz w:val="19"/>
-              </w:rPr>
-              <w:t xml:space="preserve">            foreach (var w in threads) w.Join();</w:t>
-            </w:r>
-          </w:p>
-          <w:p>
-            <w:pPr>
-              <w:spacing w:after="0" w:line="240" w:lineRule="auto"/>
-              <w:rPr>
-                <w:rFonts w:ascii="Consolas" w:hAnsi="Consolas" w:cs="Times New Roman"/>
-                <w:color w:val="000000"/>
-                <w:sz w:val="19"/>
-              </w:rPr>
-            </w:pPr>
-            <w:r>
-              <w:rPr>
-                <w:rFonts w:ascii="Consolas" w:hAnsi="Consolas" w:cs="Times New Roman"/>
-                <w:color w:val="000000"/>
-                <w:sz w:val="19"/>
-              </w:rPr>
-              <w:t xml:space="preserve">            sw.Stop();</w:t>
-            </w:r>
-          </w:p>
-          <w:p>
-            <w:pPr>
-              <w:spacing w:after="0" w:line="240" w:lineRule="auto"/>
-              <w:rPr>
-                <w:rFonts w:ascii="Consolas" w:hAnsi="Consolas" w:cs="Times New Roman"/>
-                <w:color w:val="000000"/>
-                <w:sz w:val="19"/>
-              </w:rPr>
-            </w:pPr>
-            <w:r>
-              <w:rPr>
-                <w:rFonts w:ascii="Consolas" w:hAnsi="Consolas" w:cs="Times New Roman"/>
-                <w:color w:val="000000"/>
-                <w:sz w:val="19"/>
-              </w:rPr>
-              <w:t xml:space="preserve">            Console.WriteLine($"2. List&lt;int&gt; z blokada lock      | Elementow: {lockedList.Count,8} (oczekiwano 1000000) | Czas: {sw.ElapsedMilliseconds,5} ms");</w:t>
-            </w:r>
-          </w:p>
-          <w:p>
-            <w:pPr>
-              <w:spacing w:after="0" w:line="240" w:lineRule="auto"/>
-              <w:rPr>
-                <w:rFonts w:ascii="Consolas" w:hAnsi="Consolas" w:cs="Times New Roman"/>
-                <w:color w:val="000000"/>
-                <w:sz w:val="19"/>
-              </w:rPr>
-            </w:pPr>
-          </w:p>
-          <w:p>
-            <w:pPr>
-              <w:spacing w:after="0" w:line="240" w:lineRule="auto"/>
-              <w:rPr>
-                <w:rFonts w:ascii="Consolas" w:hAnsi="Consolas" w:cs="Times New Roman"/>
-                <w:color w:val="000000"/>
-                <w:sz w:val="19"/>
-              </w:rPr>
-            </w:pPr>
-            <w:r>
-              <w:rPr>
-                <w:rFonts w:ascii="Consolas" w:hAnsi="Consolas" w:cs="Times New Roman"/>
-                <w:color w:val="000000"/>
-                <w:sz w:val="19"/>
-              </w:rPr>
-              <w:t xml:space="preserve">            threads.Clear();</w:t>
-            </w:r>
-          </w:p>
-          <w:p>
-            <w:pPr>
-              <w:spacing w:after="0" w:line="240" w:lineRule="auto"/>
-              <w:rPr>
-                <w:rFonts w:ascii="Consolas" w:hAnsi="Consolas" w:cs="Times New Roman"/>
-                <w:color w:val="000000"/>
-                <w:sz w:val="19"/>
-              </w:rPr>
-            </w:pPr>
-            <w:r>
-              <w:rPr>
-                <w:rFonts w:ascii="Consolas" w:hAnsi="Consolas" w:cs="Times New Roman"/>
-                <w:color w:val="000000"/>
-                <w:sz w:val="19"/>
-              </w:rPr>
-              <w:t xml:space="preserve">            ConcurrentBag&lt;int&gt; concurrentBag = new ConcurrentBag&lt;int&gt;();</w:t>
-            </w:r>
-          </w:p>
-          <w:p>
-            <w:pPr>
-              <w:spacing w:after="0" w:line="240" w:lineRule="auto"/>
-              <w:rPr>
-                <w:rFonts w:ascii="Consolas" w:hAnsi="Consolas" w:cs="Times New Roman"/>
-                <w:color w:val="000000"/>
-                <w:sz w:val="19"/>
-              </w:rPr>
-            </w:pPr>
-            <w:r>
-              <w:rPr>
-                <w:rFonts w:ascii="Consolas" w:hAnsi="Consolas" w:cs="Times New Roman"/>
-                <w:color w:val="000000"/>
-                <w:sz w:val="19"/>
-              </w:rPr>
-              <w:t xml:space="preserve">            sw.Restart();</w:t>
-            </w:r>
-          </w:p>
-          <w:p>
-            <w:pPr>
-              <w:spacing w:after="0" w:line="240" w:lineRule="auto"/>
-              <w:rPr>
-                <w:rFonts w:ascii="Consolas" w:hAnsi="Consolas" w:cs="Times New Roman"/>
-                <w:color w:val="000000"/>
-                <w:sz w:val="19"/>
-              </w:rPr>
-            </w:pPr>
-          </w:p>
-          <w:p>
-            <w:pPr>
-              <w:spacing w:after="0" w:line="240" w:lineRule="auto"/>
-              <w:rPr>
-                <w:rFonts w:ascii="Consolas" w:hAnsi="Consolas" w:cs="Times New Roman"/>
-                <w:color w:val="000000"/>
-                <w:sz w:val="19"/>
-              </w:rPr>
-            </w:pPr>
-            <w:r>
-              <w:rPr>
-                <w:rFonts w:ascii="Consolas" w:hAnsi="Consolas" w:cs="Times New Roman"/>
-                <w:color w:val="000000"/>
-                <w:sz w:val="19"/>
-              </w:rPr>
-              <w:t xml:space="preserve">            for (int i = 0; i &lt; threadCount; i++)</w:t>
-            </w:r>
-          </w:p>
-          <w:p>
-            <w:pPr>
-              <w:spacing w:after="0" w:line="240" w:lineRule="auto"/>
-              <w:rPr>
-                <w:rFonts w:ascii="Consolas" w:hAnsi="Consolas" w:cs="Times New Roman"/>
-                <w:color w:val="000000"/>
-                <w:sz w:val="19"/>
-              </w:rPr>
-            </w:pPr>
-            <w:r>
-              <w:rPr>
-                <w:rFonts w:ascii="Consolas" w:hAnsi="Consolas" w:cs="Times New Roman"/>
-                <w:color w:val="000000"/>
-                <w:sz w:val="19"/>
-              </w:rPr>
-              <w:t xml:space="preserve">            {</w:t>
-            </w:r>
-          </w:p>
-          <w:p>
-            <w:pPr>
-              <w:spacing w:after="0" w:line="240" w:lineRule="auto"/>
-              <w:rPr>
-                <w:rFonts w:ascii="Consolas" w:hAnsi="Consolas" w:cs="Times New Roman"/>
-                <w:color w:val="000000"/>
-                <w:sz w:val="19"/>
-              </w:rPr>
-            </w:pPr>
-            <w:r>
-              <w:rPr>
-                <w:rFonts w:ascii="Consolas" w:hAnsi="Consolas" w:cs="Times New Roman"/>
-                <w:color w:val="000000"/>
-                <w:sz w:val="19"/>
-              </w:rPr>
-              <w:t xml:space="preserve">                var w = new Thread(() =&gt;</w:t>
-            </w:r>
-          </w:p>
-          <w:p>
-            <w:pPr>
-              <w:spacing w:after="0" w:line="240" w:lineRule="auto"/>
-              <w:rPr>
-                <w:rFonts w:ascii="Consolas" w:hAnsi="Consolas" w:cs="Times New Roman"/>
-                <w:color w:val="000000"/>
-                <w:sz w:val="19"/>
-              </w:rPr>
-            </w:pPr>
-            <w:r>
-              <w:rPr>
-                <w:rFonts w:ascii="Consolas" w:hAnsi="Consolas" w:cs="Times New Roman"/>
-                <w:color w:val="000000"/>
-                <w:sz w:val="19"/>
-              </w:rPr>
-              <w:t xml:space="preserve">                {</w:t>
-            </w:r>
-          </w:p>
-          <w:p>
-            <w:pPr>
-              <w:spacing w:after="0" w:line="240" w:lineRule="auto"/>
-              <w:rPr>
-                <w:rFonts w:ascii="Consolas" w:hAnsi="Consolas" w:cs="Times New Roman"/>
-                <w:color w:val="000000"/>
-                <w:sz w:val="19"/>
-              </w:rPr>
-            </w:pPr>
-            <w:r>
-              <w:rPr>
-                <w:rFonts w:ascii="Consolas" w:hAnsi="Consolas" w:cs="Times New Roman"/>
-                <w:color w:val="000000"/>
-                <w:sz w:val="19"/>
-              </w:rPr>
-              <w:t xml:space="preserve">                    Random rand = new Random(Thread.CurrentThread.ManagedThreadId);</w:t>
-            </w:r>
-          </w:p>
-          <w:p>
-            <w:pPr>
-              <w:spacing w:after="0" w:line="240" w:lineRule="auto"/>
-              <w:rPr>
-                <w:rFonts w:ascii="Consolas" w:hAnsi="Consolas" w:cs="Times New Roman"/>
-                <w:color w:val="000000"/>
-                <w:sz w:val="19"/>
-              </w:rPr>
-            </w:pPr>
-            <w:r>
-              <w:rPr>
-                <w:rFonts w:ascii="Consolas" w:hAnsi="Consolas" w:cs="Times New Roman"/>
-                <w:color w:val="000000"/>
-                <w:sz w:val="19"/>
-              </w:rPr>
-              <w:t xml:space="preserve">                    for (int j = 0; j &lt; itemsPerThread; j++)</w:t>
-            </w:r>
-          </w:p>
-          <w:p>
-            <w:pPr>
-              <w:spacing w:after="0" w:line="240" w:lineRule="auto"/>
-              <w:rPr>
-                <w:rFonts w:ascii="Consolas" w:hAnsi="Consolas" w:cs="Times New Roman"/>
-                <w:color w:val="000000"/>
-                <w:sz w:val="19"/>
-              </w:rPr>
-            </w:pPr>
-            <w:r>
-              <w:rPr>
-                <w:rFonts w:ascii="Consolas" w:hAnsi="Consolas" w:cs="Times New Roman"/>
-                <w:color w:val="000000"/>
-                <w:sz w:val="19"/>
-              </w:rPr>
-              <w:t xml:space="preserve">                    {</w:t>
-            </w:r>
-          </w:p>
-          <w:p>
-            <w:pPr>
-              <w:spacing w:after="0" w:line="240" w:lineRule="auto"/>
-              <w:rPr>
-                <w:rFonts w:ascii="Consolas" w:hAnsi="Consolas" w:cs="Times New Roman"/>
-                <w:color w:val="000000"/>
-                <w:sz w:val="19"/>
-              </w:rPr>
-            </w:pPr>
-            <w:r>
-              <w:rPr>
-                <w:rFonts w:ascii="Consolas" w:hAnsi="Consolas" w:cs="Times New Roman"/>
-                <w:color w:val="000000"/>
-                <w:sz w:val="19"/>
-              </w:rPr>
-              <w:t xml:space="preserve">                        concurrentBag.Add(rand.Next());</w:t>
-            </w:r>
-          </w:p>
-          <w:p>
-            <w:pPr>
-              <w:spacing w:after="0" w:line="240" w:lineRule="auto"/>
-              <w:rPr>
-                <w:rFonts w:ascii="Consolas" w:hAnsi="Consolas" w:cs="Times New Roman"/>
-                <w:color w:val="000000"/>
-                <w:sz w:val="19"/>
-              </w:rPr>
-            </w:pPr>
-            <w:r>
-              <w:rPr>
-                <w:rFonts w:ascii="Consolas" w:hAnsi="Consolas" w:cs="Times New Roman"/>
-                <w:color w:val="000000"/>
-                <w:sz w:val="19"/>
-              </w:rPr>
-              <w:t xml:space="preserve">                    }</w:t>
-            </w:r>
-          </w:p>
-          <w:p>
-            <w:pPr>
-              <w:spacing w:after="0" w:line="240" w:lineRule="auto"/>
-              <w:rPr>
-                <w:rFonts w:ascii="Consolas" w:hAnsi="Consolas" w:cs="Times New Roman"/>
-                <w:color w:val="000000"/>
-                <w:sz w:val="19"/>
-              </w:rPr>
-            </w:pPr>
-            <w:r>
-              <w:rPr>
-                <w:rFonts w:ascii="Consolas" w:hAnsi="Consolas" w:cs="Times New Roman"/>
-                <w:color w:val="000000"/>
-                <w:sz w:val="19"/>
-              </w:rPr>
-              <w:t xml:space="preserve">                });</w:t>
-            </w:r>
-          </w:p>
-          <w:p>
-            <w:pPr>
-              <w:spacing w:after="0" w:line="240" w:lineRule="auto"/>
-              <w:rPr>
-                <w:rFonts w:ascii="Consolas" w:hAnsi="Consolas" w:cs="Times New Roman"/>
-                <w:color w:val="000000"/>
-                <w:sz w:val="19"/>
-              </w:rPr>
-            </w:pPr>
-            <w:r>
-              <w:rPr>
-                <w:rFonts w:ascii="Consolas" w:hAnsi="Consolas" w:cs="Times New Roman"/>
-                <w:color w:val="000000"/>
-                <w:sz w:val="19"/>
-              </w:rPr>
-              <w:t xml:space="preserve">                threads.Add(w);</w:t>
-            </w:r>
-          </w:p>
-          <w:p>
-            <w:pPr>
-              <w:spacing w:after="0" w:line="240" w:lineRule="auto"/>
-              <w:rPr>
-                <w:rFonts w:ascii="Consolas" w:hAnsi="Consolas" w:cs="Times New Roman"/>
-                <w:color w:val="000000"/>
-                <w:sz w:val="19"/>
-              </w:rPr>
-            </w:pPr>
-            <w:r>
-              <w:rPr>
-                <w:rFonts w:ascii="Consolas" w:hAnsi="Consolas" w:cs="Times New Roman"/>
-                <w:color w:val="000000"/>
-                <w:sz w:val="19"/>
-              </w:rPr>
-              <w:t xml:space="preserve">                w.Start();</w:t>
-            </w:r>
-          </w:p>
-          <w:p>
-            <w:pPr>
-              <w:spacing w:after="0" w:line="240" w:lineRule="auto"/>
-              <w:rPr>
-                <w:rFonts w:ascii="Consolas" w:hAnsi="Consolas" w:cs="Times New Roman"/>
-                <w:color w:val="000000"/>
-                <w:sz w:val="19"/>
-              </w:rPr>
-            </w:pPr>
-            <w:r>
-              <w:rPr>
-                <w:rFonts w:ascii="Consolas" w:hAnsi="Consolas" w:cs="Times New Roman"/>
-                <w:color w:val="000000"/>
-                <w:sz w:val="19"/>
-              </w:rPr>
-              <w:t xml:space="preserve">            }</w:t>
-            </w:r>
-          </w:p>
-          <w:p>
-            <w:pPr>
-              <w:spacing w:after="0" w:line="240" w:lineRule="auto"/>
-              <w:rPr>
-                <w:rFonts w:ascii="Consolas" w:hAnsi="Consolas" w:cs="Times New Roman"/>
-                <w:color w:val="000000"/>
-                <w:sz w:val="19"/>
-              </w:rPr>
-            </w:pPr>
-          </w:p>
-          <w:p>
-            <w:pPr>
-              <w:spacing w:after="0" w:line="240" w:lineRule="auto"/>
-              <w:rPr>
-                <w:rFonts w:ascii="Consolas" w:hAnsi="Consolas" w:cs="Times New Roman"/>
-                <w:color w:val="000000"/>
-                <w:sz w:val="19"/>
-              </w:rPr>
-            </w:pPr>
-            <w:r>
-              <w:rPr>
-                <w:rFonts w:ascii="Consolas" w:hAnsi="Consolas" w:cs="Times New Roman"/>
-                <w:color w:val="000000"/>
-                <w:sz w:val="19"/>
-              </w:rPr>
-              <w:t xml:space="preserve">            foreach (var w in threads) w.Join();</w:t>
-            </w:r>
-          </w:p>
-          <w:p>
-            <w:pPr>
-              <w:spacing w:after="0" w:line="240" w:lineRule="auto"/>
-              <w:rPr>
-                <w:rFonts w:ascii="Consolas" w:hAnsi="Consolas" w:cs="Times New Roman"/>
-                <w:color w:val="000000"/>
-                <w:sz w:val="19"/>
-              </w:rPr>
-            </w:pPr>
-            <w:r>
-              <w:rPr>
-                <w:rFonts w:ascii="Consolas" w:hAnsi="Consolas" w:cs="Times New Roman"/>
-                <w:color w:val="000000"/>
-                <w:sz w:val="19"/>
-              </w:rPr>
-              <w:t xml:space="preserve">            sw.Stop();</w:t>
-            </w:r>
-          </w:p>
-          <w:p>
-            <w:pPr>
-              <w:spacing w:after="0" w:line="240" w:lineRule="auto"/>
-              <w:rPr>
-                <w:rFonts w:ascii="Consolas" w:hAnsi="Consolas" w:cs="Times New Roman"/>
-                <w:color w:val="000000"/>
-                <w:sz w:val="19"/>
-              </w:rPr>
-            </w:pPr>
-            <w:r>
-              <w:rPr>
-                <w:rFonts w:ascii="Consolas" w:hAnsi="Consolas" w:cs="Times New Roman"/>
-                <w:color w:val="000000"/>
-                <w:sz w:val="19"/>
-              </w:rPr>
-              <w:t xml:space="preserve">            Console.WriteLine($"3. ConcurrentBag&lt;int&gt; (lock-free)| Elementow: {concurrentBag.Count,8} (oczekiwano 1000000) | Czas: {sw.ElapsedMilliseconds,5} ms");</w:t>
-            </w:r>
-          </w:p>
-          <w:p>
-            <w:pPr>
-              <w:spacing w:after="0" w:line="240" w:lineRule="auto"/>
-              <w:rPr>
-                <w:rFonts w:ascii="Consolas" w:hAnsi="Consolas" w:cs="Times New Roman"/>
-                <w:color w:val="000000"/>
-                <w:sz w:val="19"/>
-              </w:rPr>
-            </w:pPr>
-            <w:r>
-              <w:rPr>
-                <w:rFonts w:ascii="Consolas" w:hAnsi="Consolas" w:cs="Times New Roman"/>
-                <w:color w:val="000000"/>
-                <w:sz w:val="19"/>
-              </w:rPr>
-              <w:t xml:space="preserve">            Console.WriteLine("\nTest Punkt 1 zakonczony.");</w:t>
+              <w:t xml:space="preserve">            Console.WriteLine($"Czas wykonania: {sw.ElapsedMilliseconds} ms");</w:t>
+            </w:r>
+          </w:p>
+          <w:p>
+            <w:pPr>
+              <w:spacing w:after="0" w:line="240" w:lineRule="auto"/>
+              <w:rPr>
+                <w:rFonts w:ascii="Consolas" w:hAnsi="Consolas" w:cs="Times New Roman"/>
+                <w:color w:val="000000"/>
+                <w:sz w:val="19"/>
+              </w:rPr>
+            </w:pPr>
+            <w:r>
+              <w:rPr>
+                <w:rFonts w:ascii="Consolas" w:hAnsi="Consolas" w:cs="Times New Roman"/>
+                <w:color w:val="000000"/>
+                <w:sz w:val="19"/>
+              </w:rPr>
+              <w:t xml:space="preserve">            Console.WriteLine($"Liczba elementow w liscie zwyklej: {liczby.Count} (oczekiwano: 1000000)");</w:t>
             </w:r>
           </w:p>
           <w:p>
@@ -2420,7 +1873,7 @@
           <w:color w:val="000000"/>
           <w:sz w:val="22"/>
         </w:rPr>
-        <w:t>2. UniqueCollection - Punkt2.cs</w:t>
+        <w:t>2. ConcurrentBag - Punkt3.cs</w:t>
       </w:r>
     </w:p>
     <w:tbl>
@@ -2538,24 +1991,6 @@
                 <w:color w:val="000000"/>
                 <w:sz w:val="19"/>
               </w:rPr>
-              <w:t>using System.Linq;</w:t>
-            </w:r>
-          </w:p>
-          <w:p>
-            <w:pPr>
-              <w:spacing w:after="0" w:line="240" w:lineRule="auto"/>
-              <w:rPr>
-                <w:rFonts w:ascii="Consolas" w:hAnsi="Consolas" w:cs="Times New Roman"/>
-                <w:color w:val="000000"/>
-                <w:sz w:val="19"/>
-              </w:rPr>
-            </w:pPr>
-            <w:r>
-              <w:rPr>
-                <w:rFonts w:ascii="Consolas" w:hAnsi="Consolas" w:cs="Times New Roman"/>
-                <w:color w:val="000000"/>
-                <w:sz w:val="19"/>
-              </w:rPr>
               <w:t>using System.Threading;</w:t>
             </w:r>
           </w:p>
@@ -2584,7 +2019,7 @@
                 <w:color w:val="000000"/>
                 <w:sz w:val="19"/>
               </w:rPr>
-              <w:t>namespace UniqueCollection</w:t>
+              <w:t>namespace UnsafeCollection</w:t>
             </w:r>
           </w:p>
           <w:p>
@@ -2620,7 +2055,7 @@
                 <w:color w:val="000000"/>
                 <w:sz w:val="19"/>
               </w:rPr>
-              <w:t xml:space="preserve">    class Punkt2</w:t>
+              <w:t xml:space="preserve">    class Punkt3</w:t>
             </w:r>
           </w:p>
           <w:p>
@@ -2656,70 +2091,6 @@
                 <w:color w:val="000000"/>
                 <w:sz w:val="19"/>
               </w:rPr>
-              <w:t xml:space="preserve">        static readonly int threadCount = 100;</w:t>
-            </w:r>
-          </w:p>
-          <w:p>
-            <w:pPr>
-              <w:spacing w:after="0" w:line="240" w:lineRule="auto"/>
-              <w:rPr>
-                <w:rFonts w:ascii="Consolas" w:hAnsi="Consolas" w:cs="Times New Roman"/>
-                <w:color w:val="000000"/>
-                <w:sz w:val="19"/>
-              </w:rPr>
-            </w:pPr>
-            <w:r>
-              <w:rPr>
-                <w:rFonts w:ascii="Consolas" w:hAnsi="Consolas" w:cs="Times New Roman"/>
-                <w:color w:val="000000"/>
-                <w:sz w:val="19"/>
-              </w:rPr>
-              <w:t xml:space="preserve">        static readonly int itemsPerThread = 100;</w:t>
-            </w:r>
-          </w:p>
-          <w:p>
-            <w:pPr>
-              <w:spacing w:after="0" w:line="240" w:lineRule="auto"/>
-              <w:rPr>
-                <w:rFonts w:ascii="Consolas" w:hAnsi="Consolas" w:cs="Times New Roman"/>
-                <w:color w:val="000000"/>
-                <w:sz w:val="19"/>
-              </w:rPr>
-            </w:pPr>
-            <w:r>
-              <w:rPr>
-                <w:rFonts w:ascii="Consolas" w:hAnsi="Consolas" w:cs="Times New Roman"/>
-                <w:color w:val="000000"/>
-                <w:sz w:val="19"/>
-              </w:rPr>
-              <w:t xml:space="preserve">        static readonly object locker = new object();</w:t>
-            </w:r>
-          </w:p>
-          <w:p>
-            <w:pPr>
-              <w:spacing w:after="0" w:line="240" w:lineRule="auto"/>
-              <w:rPr>
-                <w:rFonts w:ascii="Consolas" w:hAnsi="Consolas" w:cs="Times New Roman"/>
-                <w:color w:val="000000"/>
-                <w:sz w:val="19"/>
-              </w:rPr>
-            </w:pPr>
-          </w:p>
-          <w:p>
-            <w:pPr>
-              <w:spacing w:after="0" w:line="240" w:lineRule="auto"/>
-              <w:rPr>
-                <w:rFonts w:ascii="Consolas" w:hAnsi="Consolas" w:cs="Times New Roman"/>
-                <w:color w:val="000000"/>
-                <w:sz w:val="19"/>
-              </w:rPr>
-            </w:pPr>
-            <w:r>
-              <w:rPr>
-                <w:rFonts w:ascii="Consolas" w:hAnsi="Consolas" w:cs="Times New Roman"/>
-                <w:color w:val="000000"/>
-                <w:sz w:val="19"/>
-              </w:rPr>
               <w:t xml:space="preserve">        static void Main(string[] args)</w:t>
             </w:r>
           </w:p>
@@ -2756,53 +2127,25 @@
                 <w:color w:val="000000"/>
                 <w:sz w:val="19"/>
               </w:rPr>
-              <w:t xml:space="preserve">            Console.WriteLine($"Weryfikacja unikalnosci 10000 liczb (100 watkow x 100 elementow z zakresu 0..10000)\n");</w:t>
-            </w:r>
-          </w:p>
-          <w:p>
-            <w:pPr>
-              <w:spacing w:after="0" w:line="240" w:lineRule="auto"/>
-              <w:rPr>
-                <w:rFonts w:ascii="Consolas" w:hAnsi="Consolas" w:cs="Times New Roman"/>
-                <w:color w:val="000000"/>
-                <w:sz w:val="19"/>
-              </w:rPr>
-            </w:pPr>
-          </w:p>
-          <w:p>
-            <w:pPr>
-              <w:spacing w:after="0" w:line="240" w:lineRule="auto"/>
-              <w:rPr>
-                <w:rFonts w:ascii="Consolas" w:hAnsi="Consolas" w:cs="Times New Roman"/>
-                <w:color w:val="000000"/>
-                <w:sz w:val="19"/>
-              </w:rPr>
-            </w:pPr>
-            <w:r>
-              <w:rPr>
-                <w:rFonts w:ascii="Consolas" w:hAnsi="Consolas" w:cs="Times New Roman"/>
-                <w:color w:val="000000"/>
-                <w:sz w:val="19"/>
-              </w:rPr>
-              <w:t xml:space="preserve">            ConcurrentBag&lt;int&gt; bagUnsafe = new ConcurrentBag&lt;int&gt;();</w:t>
-            </w:r>
-          </w:p>
-          <w:p>
-            <w:pPr>
-              <w:spacing w:after="0" w:line="240" w:lineRule="auto"/>
-              <w:rPr>
-                <w:rFonts w:ascii="Consolas" w:hAnsi="Consolas" w:cs="Times New Roman"/>
-                <w:color w:val="000000"/>
-                <w:sz w:val="19"/>
-              </w:rPr>
-            </w:pPr>
-            <w:r>
-              <w:rPr>
-                <w:rFonts w:ascii="Consolas" w:hAnsi="Consolas" w:cs="Times New Roman"/>
-                <w:color w:val="000000"/>
-                <w:sz w:val="19"/>
-              </w:rPr>
-              <w:t xml:space="preserve">            List&lt;Thread&gt; threads = new List&lt;Thread&gt;();</w:t>
+              <w:t xml:space="preserve">            List&lt;Thread&gt; watki = new List&lt;Thread&gt;();</w:t>
+            </w:r>
+          </w:p>
+          <w:p>
+            <w:pPr>
+              <w:spacing w:after="0" w:line="240" w:lineRule="auto"/>
+              <w:rPr>
+                <w:rFonts w:ascii="Consolas" w:hAnsi="Consolas" w:cs="Times New Roman"/>
+                <w:color w:val="000000"/>
+                <w:sz w:val="19"/>
+              </w:rPr>
+            </w:pPr>
+            <w:r>
+              <w:rPr>
+                <w:rFonts w:ascii="Consolas" w:hAnsi="Consolas" w:cs="Times New Roman"/>
+                <w:color w:val="000000"/>
+                <w:sz w:val="19"/>
+              </w:rPr>
+              <w:t xml:space="preserve">            ConcurrentBag&lt;int&gt; liczby = new ConcurrentBag&lt;int&gt;();</w:t>
             </w:r>
           </w:p>
           <w:p>
@@ -2848,7 +2191,7 @@
                 <w:color w:val="000000"/>
                 <w:sz w:val="19"/>
               </w:rPr>
-              <w:t xml:space="preserve">            for (int i = 0; i &lt; threadCount; i++)</w:t>
+              <w:t xml:space="preserve">            for (int i = 0; i &lt; 100; i++)</w:t>
             </w:r>
           </w:p>
           <w:p>
@@ -2884,7 +2227,7 @@
                 <w:color w:val="000000"/>
                 <w:sz w:val="19"/>
               </w:rPr>
-              <w:t xml:space="preserve">                var w = new Thread(() =&gt;</w:t>
+              <w:t xml:space="preserve">                var watek = new Thread(() =&gt;</w:t>
             </w:r>
           </w:p>
           <w:p>
@@ -2920,25 +2263,25 @@
                 <w:color w:val="000000"/>
                 <w:sz w:val="19"/>
               </w:rPr>
-              <w:t xml:space="preserve">                    Random rand = new Random(Thread.CurrentThread.ManagedThreadId);</w:t>
-            </w:r>
-          </w:p>
-          <w:p>
-            <w:pPr>
-              <w:spacing w:after="0" w:line="240" w:lineRule="auto"/>
-              <w:rPr>
-                <w:rFonts w:ascii="Consolas" w:hAnsi="Consolas" w:cs="Times New Roman"/>
-                <w:color w:val="000000"/>
-                <w:sz w:val="19"/>
-              </w:rPr>
-            </w:pPr>
-            <w:r>
-              <w:rPr>
-                <w:rFonts w:ascii="Consolas" w:hAnsi="Consolas" w:cs="Times New Roman"/>
-                <w:color w:val="000000"/>
-                <w:sz w:val="19"/>
-              </w:rPr>
-              <w:t xml:space="preserve">                    for (int j = 0; j &lt; itemsPerThread; j++)</w:t>
+              <w:t xml:space="preserve">                    Random rand = new Random();</w:t>
+            </w:r>
+          </w:p>
+          <w:p>
+            <w:pPr>
+              <w:spacing w:after="0" w:line="240" w:lineRule="auto"/>
+              <w:rPr>
+                <w:rFonts w:ascii="Consolas" w:hAnsi="Consolas" w:cs="Times New Roman"/>
+                <w:color w:val="000000"/>
+                <w:sz w:val="19"/>
+              </w:rPr>
+            </w:pPr>
+            <w:r>
+              <w:rPr>
+                <w:rFonts w:ascii="Consolas" w:hAnsi="Consolas" w:cs="Times New Roman"/>
+                <w:color w:val="000000"/>
+                <w:sz w:val="19"/>
+              </w:rPr>
+              <w:t xml:space="preserve">                    for (int l = 0; l &lt; 10000; l++)</w:t>
             </w:r>
           </w:p>
           <w:p>
@@ -2974,97 +2317,7 @@
                 <w:color w:val="000000"/>
                 <w:sz w:val="19"/>
               </w:rPr>
-              <w:t xml:space="preserve">                        int number = rand.Next(10001);</w:t>
-            </w:r>
-          </w:p>
-          <w:p>
-            <w:pPr>
-              <w:spacing w:after="0" w:line="240" w:lineRule="auto"/>
-              <w:rPr>
-                <w:rFonts w:ascii="Consolas" w:hAnsi="Consolas" w:cs="Times New Roman"/>
-                <w:color w:val="000000"/>
-                <w:sz w:val="19"/>
-              </w:rPr>
-            </w:pPr>
-            <w:r>
-              <w:rPr>
-                <w:rFonts w:ascii="Consolas" w:hAnsi="Consolas" w:cs="Times New Roman"/>
-                <w:color w:val="000000"/>
-                <w:sz w:val="19"/>
-              </w:rPr>
-              <w:t xml:space="preserve">                        while (bagUnsafe.Any(x =&gt; x == number))</w:t>
-            </w:r>
-          </w:p>
-          <w:p>
-            <w:pPr>
-              <w:spacing w:after="0" w:line="240" w:lineRule="auto"/>
-              <w:rPr>
-                <w:rFonts w:ascii="Consolas" w:hAnsi="Consolas" w:cs="Times New Roman"/>
-                <w:color w:val="000000"/>
-                <w:sz w:val="19"/>
-              </w:rPr>
-            </w:pPr>
-            <w:r>
-              <w:rPr>
-                <w:rFonts w:ascii="Consolas" w:hAnsi="Consolas" w:cs="Times New Roman"/>
-                <w:color w:val="000000"/>
-                <w:sz w:val="19"/>
-              </w:rPr>
-              <w:t xml:space="preserve">                        {</w:t>
-            </w:r>
-          </w:p>
-          <w:p>
-            <w:pPr>
-              <w:spacing w:after="0" w:line="240" w:lineRule="auto"/>
-              <w:rPr>
-                <w:rFonts w:ascii="Consolas" w:hAnsi="Consolas" w:cs="Times New Roman"/>
-                <w:color w:val="000000"/>
-                <w:sz w:val="19"/>
-              </w:rPr>
-            </w:pPr>
-            <w:r>
-              <w:rPr>
-                <w:rFonts w:ascii="Consolas" w:hAnsi="Consolas" w:cs="Times New Roman"/>
-                <w:color w:val="000000"/>
-                <w:sz w:val="19"/>
-              </w:rPr>
-              <w:t xml:space="preserve">                            number = rand.Next(10001);</w:t>
-            </w:r>
-          </w:p>
-          <w:p>
-            <w:pPr>
-              <w:spacing w:after="0" w:line="240" w:lineRule="auto"/>
-              <w:rPr>
-                <w:rFonts w:ascii="Consolas" w:hAnsi="Consolas" w:cs="Times New Roman"/>
-                <w:color w:val="000000"/>
-                <w:sz w:val="19"/>
-              </w:rPr>
-            </w:pPr>
-            <w:r>
-              <w:rPr>
-                <w:rFonts w:ascii="Consolas" w:hAnsi="Consolas" w:cs="Times New Roman"/>
-                <w:color w:val="000000"/>
-                <w:sz w:val="19"/>
-              </w:rPr>
-              <w:t xml:space="preserve">                        }</w:t>
-            </w:r>
-          </w:p>
-          <w:p>
-            <w:pPr>
-              <w:spacing w:after="0" w:line="240" w:lineRule="auto"/>
-              <w:rPr>
-                <w:rFonts w:ascii="Consolas" w:hAnsi="Consolas" w:cs="Times New Roman"/>
-                <w:color w:val="000000"/>
-                <w:sz w:val="19"/>
-              </w:rPr>
-            </w:pPr>
-            <w:r>
-              <w:rPr>
-                <w:rFonts w:ascii="Consolas" w:hAnsi="Consolas" w:cs="Times New Roman"/>
-                <w:color w:val="000000"/>
-                <w:sz w:val="19"/>
-              </w:rPr>
-              <w:t xml:space="preserve">                        bagUnsafe.Add(number);</w:t>
+              <w:t xml:space="preserve">                        liczby.Add(rand.Next());</w:t>
             </w:r>
           </w:p>
           <w:p>
@@ -3118,25 +2371,25 @@
                 <w:color w:val="000000"/>
                 <w:sz w:val="19"/>
               </w:rPr>
-              <w:t xml:space="preserve">                threads.Add(w);</w:t>
-            </w:r>
-          </w:p>
-          <w:p>
-            <w:pPr>
-              <w:spacing w:after="0" w:line="240" w:lineRule="auto"/>
-              <w:rPr>
-                <w:rFonts w:ascii="Consolas" w:hAnsi="Consolas" w:cs="Times New Roman"/>
-                <w:color w:val="000000"/>
-                <w:sz w:val="19"/>
-              </w:rPr>
-            </w:pPr>
-            <w:r>
-              <w:rPr>
-                <w:rFonts w:ascii="Consolas" w:hAnsi="Consolas" w:cs="Times New Roman"/>
-                <w:color w:val="000000"/>
-                <w:sz w:val="19"/>
-              </w:rPr>
-              <w:t xml:space="preserve">                w.Start();</w:t>
+              <w:t xml:space="preserve">                watki.Add(watek);</w:t>
+            </w:r>
+          </w:p>
+          <w:p>
+            <w:pPr>
+              <w:spacing w:after="0" w:line="240" w:lineRule="auto"/>
+              <w:rPr>
+                <w:rFonts w:ascii="Consolas" w:hAnsi="Consolas" w:cs="Times New Roman"/>
+                <w:color w:val="000000"/>
+                <w:sz w:val="19"/>
+              </w:rPr>
+            </w:pPr>
+            <w:r>
+              <w:rPr>
+                <w:rFonts w:ascii="Consolas" w:hAnsi="Consolas" w:cs="Times New Roman"/>
+                <w:color w:val="000000"/>
+                <w:sz w:val="19"/>
+              </w:rPr>
+              <w:t xml:space="preserve">                watek.Start();</w:t>
             </w:r>
           </w:p>
           <w:p>
@@ -3182,8 +2435,72 @@
                 <w:color w:val="000000"/>
                 <w:sz w:val="19"/>
               </w:rPr>
-              <w:t xml:space="preserve">            foreach (var t in threads) t.Join();</w:t>
-            </w:r>
+              <w:t xml:space="preserve">            foreach (var watek in watki)</w:t>
+            </w:r>
+          </w:p>
+          <w:p>
+            <w:pPr>
+              <w:spacing w:after="0" w:line="240" w:lineRule="auto"/>
+              <w:rPr>
+                <w:rFonts w:ascii="Consolas" w:hAnsi="Consolas" w:cs="Times New Roman"/>
+                <w:color w:val="000000"/>
+                <w:sz w:val="19"/>
+              </w:rPr>
+            </w:pPr>
+            <w:r>
+              <w:rPr>
+                <w:rFonts w:ascii="Consolas" w:hAnsi="Consolas" w:cs="Times New Roman"/>
+                <w:color w:val="000000"/>
+                <w:sz w:val="19"/>
+              </w:rPr>
+              <w:t xml:space="preserve">            {</w:t>
+            </w:r>
+          </w:p>
+          <w:p>
+            <w:pPr>
+              <w:spacing w:after="0" w:line="240" w:lineRule="auto"/>
+              <w:rPr>
+                <w:rFonts w:ascii="Consolas" w:hAnsi="Consolas" w:cs="Times New Roman"/>
+                <w:color w:val="000000"/>
+                <w:sz w:val="19"/>
+              </w:rPr>
+            </w:pPr>
+            <w:r>
+              <w:rPr>
+                <w:rFonts w:ascii="Consolas" w:hAnsi="Consolas" w:cs="Times New Roman"/>
+                <w:color w:val="000000"/>
+                <w:sz w:val="19"/>
+              </w:rPr>
+              <w:t xml:space="preserve">                watek.Join();</w:t>
+            </w:r>
+          </w:p>
+          <w:p>
+            <w:pPr>
+              <w:spacing w:after="0" w:line="240" w:lineRule="auto"/>
+              <w:rPr>
+                <w:rFonts w:ascii="Consolas" w:hAnsi="Consolas" w:cs="Times New Roman"/>
+                <w:color w:val="000000"/>
+                <w:sz w:val="19"/>
+              </w:rPr>
+            </w:pPr>
+            <w:r>
+              <w:rPr>
+                <w:rFonts w:ascii="Consolas" w:hAnsi="Consolas" w:cs="Times New Roman"/>
+                <w:color w:val="000000"/>
+                <w:sz w:val="19"/>
+              </w:rPr>
+              <w:t xml:space="preserve">            }</w:t>
+            </w:r>
+          </w:p>
+          <w:p>
+            <w:pPr>
+              <w:spacing w:after="0" w:line="240" w:lineRule="auto"/>
+              <w:rPr>
+                <w:rFonts w:ascii="Consolas" w:hAnsi="Consolas" w:cs="Times New Roman"/>
+                <w:color w:val="000000"/>
+                <w:sz w:val="19"/>
+              </w:rPr>
+            </w:pPr>
           </w:p>
           <w:p>
             <w:pPr>
@@ -3218,1003 +2535,25 @@
                 <w:color w:val="000000"/>
                 <w:sz w:val="19"/>
               </w:rPr>
-              <w:t xml:space="preserve">            Console.WriteLine($"1. ConcurrentBag (Any + Add)     | Unikalne: {bagUnsafe.IsUnique(),-5} | Czas: {sw.ElapsedMilliseconds,5} ms | Elementow: {bagUnsafe.Count}");</w:t>
-            </w:r>
-          </w:p>
-          <w:p>
-            <w:pPr>
-              <w:spacing w:after="0" w:line="240" w:lineRule="auto"/>
-              <w:rPr>
-                <w:rFonts w:ascii="Consolas" w:hAnsi="Consolas" w:cs="Times New Roman"/>
-                <w:color w:val="000000"/>
-                <w:sz w:val="19"/>
-              </w:rPr>
-            </w:pPr>
-          </w:p>
-          <w:p>
-            <w:pPr>
-              <w:spacing w:after="0" w:line="240" w:lineRule="auto"/>
-              <w:rPr>
-                <w:rFonts w:ascii="Consolas" w:hAnsi="Consolas" w:cs="Times New Roman"/>
-                <w:color w:val="000000"/>
-                <w:sz w:val="19"/>
-              </w:rPr>
-            </w:pPr>
-            <w:r>
-              <w:rPr>
-                <w:rFonts w:ascii="Consolas" w:hAnsi="Consolas" w:cs="Times New Roman"/>
-                <w:color w:val="000000"/>
-                <w:sz w:val="19"/>
-              </w:rPr>
-              <w:t xml:space="preserve">            ConcurrentBag&lt;int&gt; bagLocked = new ConcurrentBag&lt;int&gt;();</w:t>
-            </w:r>
-          </w:p>
-          <w:p>
-            <w:pPr>
-              <w:spacing w:after="0" w:line="240" w:lineRule="auto"/>
-              <w:rPr>
-                <w:rFonts w:ascii="Consolas" w:hAnsi="Consolas" w:cs="Times New Roman"/>
-                <w:color w:val="000000"/>
-                <w:sz w:val="19"/>
-              </w:rPr>
-            </w:pPr>
-            <w:r>
-              <w:rPr>
-                <w:rFonts w:ascii="Consolas" w:hAnsi="Consolas" w:cs="Times New Roman"/>
-                <w:color w:val="000000"/>
-                <w:sz w:val="19"/>
-              </w:rPr>
-              <w:t xml:space="preserve">            threads.Clear();</w:t>
-            </w:r>
-          </w:p>
-          <w:p>
-            <w:pPr>
-              <w:spacing w:after="0" w:line="240" w:lineRule="auto"/>
-              <w:rPr>
-                <w:rFonts w:ascii="Consolas" w:hAnsi="Consolas" w:cs="Times New Roman"/>
-                <w:color w:val="000000"/>
-                <w:sz w:val="19"/>
-              </w:rPr>
-            </w:pPr>
-            <w:r>
-              <w:rPr>
-                <w:rFonts w:ascii="Consolas" w:hAnsi="Consolas" w:cs="Times New Roman"/>
-                <w:color w:val="000000"/>
-                <w:sz w:val="19"/>
-              </w:rPr>
-              <w:t xml:space="preserve">            sw.Restart();</w:t>
-            </w:r>
-          </w:p>
-          <w:p>
-            <w:pPr>
-              <w:spacing w:after="0" w:line="240" w:lineRule="auto"/>
-              <w:rPr>
-                <w:rFonts w:ascii="Consolas" w:hAnsi="Consolas" w:cs="Times New Roman"/>
-                <w:color w:val="000000"/>
-                <w:sz w:val="19"/>
-              </w:rPr>
-            </w:pPr>
-          </w:p>
-          <w:p>
-            <w:pPr>
-              <w:spacing w:after="0" w:line="240" w:lineRule="auto"/>
-              <w:rPr>
-                <w:rFonts w:ascii="Consolas" w:hAnsi="Consolas" w:cs="Times New Roman"/>
-                <w:color w:val="000000"/>
-                <w:sz w:val="19"/>
-              </w:rPr>
-            </w:pPr>
-            <w:r>
-              <w:rPr>
-                <w:rFonts w:ascii="Consolas" w:hAnsi="Consolas" w:cs="Times New Roman"/>
-                <w:color w:val="000000"/>
-                <w:sz w:val="19"/>
-              </w:rPr>
-              <w:t xml:space="preserve">            for (int i = 0; i &lt; threadCount; i++)</w:t>
-            </w:r>
-          </w:p>
-          <w:p>
-            <w:pPr>
-              <w:spacing w:after="0" w:line="240" w:lineRule="auto"/>
-              <w:rPr>
-                <w:rFonts w:ascii="Consolas" w:hAnsi="Consolas" w:cs="Times New Roman"/>
-                <w:color w:val="000000"/>
-                <w:sz w:val="19"/>
-              </w:rPr>
-            </w:pPr>
-            <w:r>
-              <w:rPr>
-                <w:rFonts w:ascii="Consolas" w:hAnsi="Consolas" w:cs="Times New Roman"/>
-                <w:color w:val="000000"/>
-                <w:sz w:val="19"/>
-              </w:rPr>
-              <w:t xml:space="preserve">            {</w:t>
-            </w:r>
-          </w:p>
-          <w:p>
-            <w:pPr>
-              <w:spacing w:after="0" w:line="240" w:lineRule="auto"/>
-              <w:rPr>
-                <w:rFonts w:ascii="Consolas" w:hAnsi="Consolas" w:cs="Times New Roman"/>
-                <w:color w:val="000000"/>
-                <w:sz w:val="19"/>
-              </w:rPr>
-            </w:pPr>
-            <w:r>
-              <w:rPr>
-                <w:rFonts w:ascii="Consolas" w:hAnsi="Consolas" w:cs="Times New Roman"/>
-                <w:color w:val="000000"/>
-                <w:sz w:val="19"/>
-              </w:rPr>
-              <w:t xml:space="preserve">                var w = new Thread(() =&gt;</w:t>
-            </w:r>
-          </w:p>
-          <w:p>
-            <w:pPr>
-              <w:spacing w:after="0" w:line="240" w:lineRule="auto"/>
-              <w:rPr>
-                <w:rFonts w:ascii="Consolas" w:hAnsi="Consolas" w:cs="Times New Roman"/>
-                <w:color w:val="000000"/>
-                <w:sz w:val="19"/>
-              </w:rPr>
-            </w:pPr>
-            <w:r>
-              <w:rPr>
-                <w:rFonts w:ascii="Consolas" w:hAnsi="Consolas" w:cs="Times New Roman"/>
-                <w:color w:val="000000"/>
-                <w:sz w:val="19"/>
-              </w:rPr>
-              <w:t xml:space="preserve">                {</w:t>
-            </w:r>
-          </w:p>
-          <w:p>
-            <w:pPr>
-              <w:spacing w:after="0" w:line="240" w:lineRule="auto"/>
-              <w:rPr>
-                <w:rFonts w:ascii="Consolas" w:hAnsi="Consolas" w:cs="Times New Roman"/>
-                <w:color w:val="000000"/>
-                <w:sz w:val="19"/>
-              </w:rPr>
-            </w:pPr>
-            <w:r>
-              <w:rPr>
-                <w:rFonts w:ascii="Consolas" w:hAnsi="Consolas" w:cs="Times New Roman"/>
-                <w:color w:val="000000"/>
-                <w:sz w:val="19"/>
-              </w:rPr>
-              <w:t xml:space="preserve">                    Random rand = new Random(Thread.CurrentThread.ManagedThreadId);</w:t>
-            </w:r>
-          </w:p>
-          <w:p>
-            <w:pPr>
-              <w:spacing w:after="0" w:line="240" w:lineRule="auto"/>
-              <w:rPr>
-                <w:rFonts w:ascii="Consolas" w:hAnsi="Consolas" w:cs="Times New Roman"/>
-                <w:color w:val="000000"/>
-                <w:sz w:val="19"/>
-              </w:rPr>
-            </w:pPr>
-            <w:r>
-              <w:rPr>
-                <w:rFonts w:ascii="Consolas" w:hAnsi="Consolas" w:cs="Times New Roman"/>
-                <w:color w:val="000000"/>
-                <w:sz w:val="19"/>
-              </w:rPr>
-              <w:t xml:space="preserve">                    for (int j = 0; j &lt; itemsPerThread; j++)</w:t>
-            </w:r>
-          </w:p>
-          <w:p>
-            <w:pPr>
-              <w:spacing w:after="0" w:line="240" w:lineRule="auto"/>
-              <w:rPr>
-                <w:rFonts w:ascii="Consolas" w:hAnsi="Consolas" w:cs="Times New Roman"/>
-                <w:color w:val="000000"/>
-                <w:sz w:val="19"/>
-              </w:rPr>
-            </w:pPr>
-            <w:r>
-              <w:rPr>
-                <w:rFonts w:ascii="Consolas" w:hAnsi="Consolas" w:cs="Times New Roman"/>
-                <w:color w:val="000000"/>
-                <w:sz w:val="19"/>
-              </w:rPr>
-              <w:t xml:space="preserve">                    {</w:t>
-            </w:r>
-          </w:p>
-          <w:p>
-            <w:pPr>
-              <w:spacing w:after="0" w:line="240" w:lineRule="auto"/>
-              <w:rPr>
-                <w:rFonts w:ascii="Consolas" w:hAnsi="Consolas" w:cs="Times New Roman"/>
-                <w:color w:val="000000"/>
-                <w:sz w:val="19"/>
-              </w:rPr>
-            </w:pPr>
-            <w:r>
-              <w:rPr>
-                <w:rFonts w:ascii="Consolas" w:hAnsi="Consolas" w:cs="Times New Roman"/>
-                <w:color w:val="000000"/>
-                <w:sz w:val="19"/>
-              </w:rPr>
-              <w:t xml:space="preserve">                        lock (locker)</w:t>
-            </w:r>
-          </w:p>
-          <w:p>
-            <w:pPr>
-              <w:spacing w:after="0" w:line="240" w:lineRule="auto"/>
-              <w:rPr>
-                <w:rFonts w:ascii="Consolas" w:hAnsi="Consolas" w:cs="Times New Roman"/>
-                <w:color w:val="000000"/>
-                <w:sz w:val="19"/>
-              </w:rPr>
-            </w:pPr>
-            <w:r>
-              <w:rPr>
-                <w:rFonts w:ascii="Consolas" w:hAnsi="Consolas" w:cs="Times New Roman"/>
-                <w:color w:val="000000"/>
-                <w:sz w:val="19"/>
-              </w:rPr>
-              <w:t xml:space="preserve">                        {</w:t>
-            </w:r>
-          </w:p>
-          <w:p>
-            <w:pPr>
-              <w:spacing w:after="0" w:line="240" w:lineRule="auto"/>
-              <w:rPr>
-                <w:rFonts w:ascii="Consolas" w:hAnsi="Consolas" w:cs="Times New Roman"/>
-                <w:color w:val="000000"/>
-                <w:sz w:val="19"/>
-              </w:rPr>
-            </w:pPr>
-            <w:r>
-              <w:rPr>
-                <w:rFonts w:ascii="Consolas" w:hAnsi="Consolas" w:cs="Times New Roman"/>
-                <w:color w:val="000000"/>
-                <w:sz w:val="19"/>
-              </w:rPr>
-              <w:t xml:space="preserve">                            int number = rand.Next(10001);</w:t>
-            </w:r>
-          </w:p>
-          <w:p>
-            <w:pPr>
-              <w:spacing w:after="0" w:line="240" w:lineRule="auto"/>
-              <w:rPr>
-                <w:rFonts w:ascii="Consolas" w:hAnsi="Consolas" w:cs="Times New Roman"/>
-                <w:color w:val="000000"/>
-                <w:sz w:val="19"/>
-              </w:rPr>
-            </w:pPr>
-            <w:r>
-              <w:rPr>
-                <w:rFonts w:ascii="Consolas" w:hAnsi="Consolas" w:cs="Times New Roman"/>
-                <w:color w:val="000000"/>
-                <w:sz w:val="19"/>
-              </w:rPr>
-              <w:t xml:space="preserve">                            while (bagLocked.Any(x =&gt; x == number))</w:t>
-            </w:r>
-          </w:p>
-          <w:p>
-            <w:pPr>
-              <w:spacing w:after="0" w:line="240" w:lineRule="auto"/>
-              <w:rPr>
-                <w:rFonts w:ascii="Consolas" w:hAnsi="Consolas" w:cs="Times New Roman"/>
-                <w:color w:val="000000"/>
-                <w:sz w:val="19"/>
-              </w:rPr>
-            </w:pPr>
-            <w:r>
-              <w:rPr>
-                <w:rFonts w:ascii="Consolas" w:hAnsi="Consolas" w:cs="Times New Roman"/>
-                <w:color w:val="000000"/>
-                <w:sz w:val="19"/>
-              </w:rPr>
-              <w:t xml:space="preserve">                            {</w:t>
-            </w:r>
-          </w:p>
-          <w:p>
-            <w:pPr>
-              <w:spacing w:after="0" w:line="240" w:lineRule="auto"/>
-              <w:rPr>
-                <w:rFonts w:ascii="Consolas" w:hAnsi="Consolas" w:cs="Times New Roman"/>
-                <w:color w:val="000000"/>
-                <w:sz w:val="19"/>
-              </w:rPr>
-            </w:pPr>
-            <w:r>
-              <w:rPr>
-                <w:rFonts w:ascii="Consolas" w:hAnsi="Consolas" w:cs="Times New Roman"/>
-                <w:color w:val="000000"/>
-                <w:sz w:val="19"/>
-              </w:rPr>
-              <w:t xml:space="preserve">                                number = rand.Next(10001);</w:t>
-            </w:r>
-          </w:p>
-          <w:p>
-            <w:pPr>
-              <w:spacing w:after="0" w:line="240" w:lineRule="auto"/>
-              <w:rPr>
-                <w:rFonts w:ascii="Consolas" w:hAnsi="Consolas" w:cs="Times New Roman"/>
-                <w:color w:val="000000"/>
-                <w:sz w:val="19"/>
-              </w:rPr>
-            </w:pPr>
-            <w:r>
-              <w:rPr>
-                <w:rFonts w:ascii="Consolas" w:hAnsi="Consolas" w:cs="Times New Roman"/>
-                <w:color w:val="000000"/>
-                <w:sz w:val="19"/>
-              </w:rPr>
-              <w:t xml:space="preserve">                            }</w:t>
-            </w:r>
-          </w:p>
-          <w:p>
-            <w:pPr>
-              <w:spacing w:after="0" w:line="240" w:lineRule="auto"/>
-              <w:rPr>
-                <w:rFonts w:ascii="Consolas" w:hAnsi="Consolas" w:cs="Times New Roman"/>
-                <w:color w:val="000000"/>
-                <w:sz w:val="19"/>
-              </w:rPr>
-            </w:pPr>
-            <w:r>
-              <w:rPr>
-                <w:rFonts w:ascii="Consolas" w:hAnsi="Consolas" w:cs="Times New Roman"/>
-                <w:color w:val="000000"/>
-                <w:sz w:val="19"/>
-              </w:rPr>
-              <w:t xml:space="preserve">                            bagLocked.Add(number);</w:t>
-            </w:r>
-          </w:p>
-          <w:p>
-            <w:pPr>
-              <w:spacing w:after="0" w:line="240" w:lineRule="auto"/>
-              <w:rPr>
-                <w:rFonts w:ascii="Consolas" w:hAnsi="Consolas" w:cs="Times New Roman"/>
-                <w:color w:val="000000"/>
-                <w:sz w:val="19"/>
-              </w:rPr>
-            </w:pPr>
-            <w:r>
-              <w:rPr>
-                <w:rFonts w:ascii="Consolas" w:hAnsi="Consolas" w:cs="Times New Roman"/>
-                <w:color w:val="000000"/>
-                <w:sz w:val="19"/>
-              </w:rPr>
-              <w:t xml:space="preserve">                        }</w:t>
-            </w:r>
-          </w:p>
-          <w:p>
-            <w:pPr>
-              <w:spacing w:after="0" w:line="240" w:lineRule="auto"/>
-              <w:rPr>
-                <w:rFonts w:ascii="Consolas" w:hAnsi="Consolas" w:cs="Times New Roman"/>
-                <w:color w:val="000000"/>
-                <w:sz w:val="19"/>
-              </w:rPr>
-            </w:pPr>
-            <w:r>
-              <w:rPr>
-                <w:rFonts w:ascii="Consolas" w:hAnsi="Consolas" w:cs="Times New Roman"/>
-                <w:color w:val="000000"/>
-                <w:sz w:val="19"/>
-              </w:rPr>
-              <w:t xml:space="preserve">                    }</w:t>
-            </w:r>
-          </w:p>
-          <w:p>
-            <w:pPr>
-              <w:spacing w:after="0" w:line="240" w:lineRule="auto"/>
-              <w:rPr>
-                <w:rFonts w:ascii="Consolas" w:hAnsi="Consolas" w:cs="Times New Roman"/>
-                <w:color w:val="000000"/>
-                <w:sz w:val="19"/>
-              </w:rPr>
-            </w:pPr>
-            <w:r>
-              <w:rPr>
-                <w:rFonts w:ascii="Consolas" w:hAnsi="Consolas" w:cs="Times New Roman"/>
-                <w:color w:val="000000"/>
-                <w:sz w:val="19"/>
-              </w:rPr>
-              <w:t xml:space="preserve">                });</w:t>
-            </w:r>
-          </w:p>
-          <w:p>
-            <w:pPr>
-              <w:spacing w:after="0" w:line="240" w:lineRule="auto"/>
-              <w:rPr>
-                <w:rFonts w:ascii="Consolas" w:hAnsi="Consolas" w:cs="Times New Roman"/>
-                <w:color w:val="000000"/>
-                <w:sz w:val="19"/>
-              </w:rPr>
-            </w:pPr>
-            <w:r>
-              <w:rPr>
-                <w:rFonts w:ascii="Consolas" w:hAnsi="Consolas" w:cs="Times New Roman"/>
-                <w:color w:val="000000"/>
-                <w:sz w:val="19"/>
-              </w:rPr>
-              <w:t xml:space="preserve">                threads.Add(w);</w:t>
-            </w:r>
-          </w:p>
-          <w:p>
-            <w:pPr>
-              <w:spacing w:after="0" w:line="240" w:lineRule="auto"/>
-              <w:rPr>
-                <w:rFonts w:ascii="Consolas" w:hAnsi="Consolas" w:cs="Times New Roman"/>
-                <w:color w:val="000000"/>
-                <w:sz w:val="19"/>
-              </w:rPr>
-            </w:pPr>
-            <w:r>
-              <w:rPr>
-                <w:rFonts w:ascii="Consolas" w:hAnsi="Consolas" w:cs="Times New Roman"/>
-                <w:color w:val="000000"/>
-                <w:sz w:val="19"/>
-              </w:rPr>
-              <w:t xml:space="preserve">                w.Start();</w:t>
-            </w:r>
-          </w:p>
-          <w:p>
-            <w:pPr>
-              <w:spacing w:after="0" w:line="240" w:lineRule="auto"/>
-              <w:rPr>
-                <w:rFonts w:ascii="Consolas" w:hAnsi="Consolas" w:cs="Times New Roman"/>
-                <w:color w:val="000000"/>
-                <w:sz w:val="19"/>
-              </w:rPr>
-            </w:pPr>
-            <w:r>
-              <w:rPr>
-                <w:rFonts w:ascii="Consolas" w:hAnsi="Consolas" w:cs="Times New Roman"/>
-                <w:color w:val="000000"/>
-                <w:sz w:val="19"/>
-              </w:rPr>
-              <w:t xml:space="preserve">            }</w:t>
-            </w:r>
-          </w:p>
-          <w:p>
-            <w:pPr>
-              <w:spacing w:after="0" w:line="240" w:lineRule="auto"/>
-              <w:rPr>
-                <w:rFonts w:ascii="Consolas" w:hAnsi="Consolas" w:cs="Times New Roman"/>
-                <w:color w:val="000000"/>
-                <w:sz w:val="19"/>
-              </w:rPr>
-            </w:pPr>
-          </w:p>
-          <w:p>
-            <w:pPr>
-              <w:spacing w:after="0" w:line="240" w:lineRule="auto"/>
-              <w:rPr>
-                <w:rFonts w:ascii="Consolas" w:hAnsi="Consolas" w:cs="Times New Roman"/>
-                <w:color w:val="000000"/>
-                <w:sz w:val="19"/>
-              </w:rPr>
-            </w:pPr>
-            <w:r>
-              <w:rPr>
-                <w:rFonts w:ascii="Consolas" w:hAnsi="Consolas" w:cs="Times New Roman"/>
-                <w:color w:val="000000"/>
-                <w:sz w:val="19"/>
-              </w:rPr>
-              <w:t xml:space="preserve">            foreach (var t in threads) t.Join();</w:t>
-            </w:r>
-          </w:p>
-          <w:p>
-            <w:pPr>
-              <w:spacing w:after="0" w:line="240" w:lineRule="auto"/>
-              <w:rPr>
-                <w:rFonts w:ascii="Consolas" w:hAnsi="Consolas" w:cs="Times New Roman"/>
-                <w:color w:val="000000"/>
-                <w:sz w:val="19"/>
-              </w:rPr>
-            </w:pPr>
-            <w:r>
-              <w:rPr>
-                <w:rFonts w:ascii="Consolas" w:hAnsi="Consolas" w:cs="Times New Roman"/>
-                <w:color w:val="000000"/>
-                <w:sz w:val="19"/>
-              </w:rPr>
-              <w:t xml:space="preserve">            sw.Stop();</w:t>
-            </w:r>
-          </w:p>
-          <w:p>
-            <w:pPr>
-              <w:spacing w:after="0" w:line="240" w:lineRule="auto"/>
-              <w:rPr>
-                <w:rFonts w:ascii="Consolas" w:hAnsi="Consolas" w:cs="Times New Roman"/>
-                <w:color w:val="000000"/>
-                <w:sz w:val="19"/>
-              </w:rPr>
-            </w:pPr>
-            <w:r>
-              <w:rPr>
-                <w:rFonts w:ascii="Consolas" w:hAnsi="Consolas" w:cs="Times New Roman"/>
-                <w:color w:val="000000"/>
-                <w:sz w:val="19"/>
-              </w:rPr>
-              <w:t xml:space="preserve">            Console.WriteLine($"2. ConcurrentBag z ryglem lock   | Unikalne: {bagLocked.IsUnique(),-5} | Czas: {sw.ElapsedMilliseconds,5} ms | Elementow: {bagLocked.Count}");</w:t>
-            </w:r>
-          </w:p>
-          <w:p>
-            <w:pPr>
-              <w:spacing w:after="0" w:line="240" w:lineRule="auto"/>
-              <w:rPr>
-                <w:rFonts w:ascii="Consolas" w:hAnsi="Consolas" w:cs="Times New Roman"/>
-                <w:color w:val="000000"/>
-                <w:sz w:val="19"/>
-              </w:rPr>
-            </w:pPr>
-          </w:p>
-          <w:p>
-            <w:pPr>
-              <w:spacing w:after="0" w:line="240" w:lineRule="auto"/>
-              <w:rPr>
-                <w:rFonts w:ascii="Consolas" w:hAnsi="Consolas" w:cs="Times New Roman"/>
-                <w:color w:val="000000"/>
-                <w:sz w:val="19"/>
-              </w:rPr>
-            </w:pPr>
-            <w:r>
-              <w:rPr>
-                <w:rFonts w:ascii="Consolas" w:hAnsi="Consolas" w:cs="Times New Roman"/>
-                <w:color w:val="000000"/>
-                <w:sz w:val="19"/>
-              </w:rPr>
-              <w:t xml:space="preserve">            ConcurrentDictionary&lt;int, byte&gt; dict = new ConcurrentDictionary&lt;int, byte&gt;();</w:t>
-            </w:r>
-          </w:p>
-          <w:p>
-            <w:pPr>
-              <w:spacing w:after="0" w:line="240" w:lineRule="auto"/>
-              <w:rPr>
-                <w:rFonts w:ascii="Consolas" w:hAnsi="Consolas" w:cs="Times New Roman"/>
-                <w:color w:val="000000"/>
-                <w:sz w:val="19"/>
-              </w:rPr>
-            </w:pPr>
-            <w:r>
-              <w:rPr>
-                <w:rFonts w:ascii="Consolas" w:hAnsi="Consolas" w:cs="Times New Roman"/>
-                <w:color w:val="000000"/>
-                <w:sz w:val="19"/>
-              </w:rPr>
-              <w:t xml:space="preserve">            threads.Clear();</w:t>
-            </w:r>
-          </w:p>
-          <w:p>
-            <w:pPr>
-              <w:spacing w:after="0" w:line="240" w:lineRule="auto"/>
-              <w:rPr>
-                <w:rFonts w:ascii="Consolas" w:hAnsi="Consolas" w:cs="Times New Roman"/>
-                <w:color w:val="000000"/>
-                <w:sz w:val="19"/>
-              </w:rPr>
-            </w:pPr>
-            <w:r>
-              <w:rPr>
-                <w:rFonts w:ascii="Consolas" w:hAnsi="Consolas" w:cs="Times New Roman"/>
-                <w:color w:val="000000"/>
-                <w:sz w:val="19"/>
-              </w:rPr>
-              <w:t xml:space="preserve">            sw.Restart();</w:t>
-            </w:r>
-          </w:p>
-          <w:p>
-            <w:pPr>
-              <w:spacing w:after="0" w:line="240" w:lineRule="auto"/>
-              <w:rPr>
-                <w:rFonts w:ascii="Consolas" w:hAnsi="Consolas" w:cs="Times New Roman"/>
-                <w:color w:val="000000"/>
-                <w:sz w:val="19"/>
-              </w:rPr>
-            </w:pPr>
-          </w:p>
-          <w:p>
-            <w:pPr>
-              <w:spacing w:after="0" w:line="240" w:lineRule="auto"/>
-              <w:rPr>
-                <w:rFonts w:ascii="Consolas" w:hAnsi="Consolas" w:cs="Times New Roman"/>
-                <w:color w:val="000000"/>
-                <w:sz w:val="19"/>
-              </w:rPr>
-            </w:pPr>
-            <w:r>
-              <w:rPr>
-                <w:rFonts w:ascii="Consolas" w:hAnsi="Consolas" w:cs="Times New Roman"/>
-                <w:color w:val="000000"/>
-                <w:sz w:val="19"/>
-              </w:rPr>
-              <w:t xml:space="preserve">            for (int i = 0; i &lt; threadCount; i++)</w:t>
-            </w:r>
-          </w:p>
-          <w:p>
-            <w:pPr>
-              <w:spacing w:after="0" w:line="240" w:lineRule="auto"/>
-              <w:rPr>
-                <w:rFonts w:ascii="Consolas" w:hAnsi="Consolas" w:cs="Times New Roman"/>
-                <w:color w:val="000000"/>
-                <w:sz w:val="19"/>
-              </w:rPr>
-            </w:pPr>
-            <w:r>
-              <w:rPr>
-                <w:rFonts w:ascii="Consolas" w:hAnsi="Consolas" w:cs="Times New Roman"/>
-                <w:color w:val="000000"/>
-                <w:sz w:val="19"/>
-              </w:rPr>
-              <w:t xml:space="preserve">            {</w:t>
-            </w:r>
-          </w:p>
-          <w:p>
-            <w:pPr>
-              <w:spacing w:after="0" w:line="240" w:lineRule="auto"/>
-              <w:rPr>
-                <w:rFonts w:ascii="Consolas" w:hAnsi="Consolas" w:cs="Times New Roman"/>
-                <w:color w:val="000000"/>
-                <w:sz w:val="19"/>
-              </w:rPr>
-            </w:pPr>
-            <w:r>
-              <w:rPr>
-                <w:rFonts w:ascii="Consolas" w:hAnsi="Consolas" w:cs="Times New Roman"/>
-                <w:color w:val="000000"/>
-                <w:sz w:val="19"/>
-              </w:rPr>
-              <w:t xml:space="preserve">                var w = new Thread(() =&gt;</w:t>
-            </w:r>
-          </w:p>
-          <w:p>
-            <w:pPr>
-              <w:spacing w:after="0" w:line="240" w:lineRule="auto"/>
-              <w:rPr>
-                <w:rFonts w:ascii="Consolas" w:hAnsi="Consolas" w:cs="Times New Roman"/>
-                <w:color w:val="000000"/>
-                <w:sz w:val="19"/>
-              </w:rPr>
-            </w:pPr>
-            <w:r>
-              <w:rPr>
-                <w:rFonts w:ascii="Consolas" w:hAnsi="Consolas" w:cs="Times New Roman"/>
-                <w:color w:val="000000"/>
-                <w:sz w:val="19"/>
-              </w:rPr>
-              <w:t xml:space="preserve">                {</w:t>
-            </w:r>
-          </w:p>
-          <w:p>
-            <w:pPr>
-              <w:spacing w:after="0" w:line="240" w:lineRule="auto"/>
-              <w:rPr>
-                <w:rFonts w:ascii="Consolas" w:hAnsi="Consolas" w:cs="Times New Roman"/>
-                <w:color w:val="000000"/>
-                <w:sz w:val="19"/>
-              </w:rPr>
-            </w:pPr>
-            <w:r>
-              <w:rPr>
-                <w:rFonts w:ascii="Consolas" w:hAnsi="Consolas" w:cs="Times New Roman"/>
-                <w:color w:val="000000"/>
-                <w:sz w:val="19"/>
-              </w:rPr>
-              <w:t xml:space="preserve">                    Random rand = new Random(Thread.CurrentThread.ManagedThreadId);</w:t>
-            </w:r>
-          </w:p>
-          <w:p>
-            <w:pPr>
-              <w:spacing w:after="0" w:line="240" w:lineRule="auto"/>
-              <w:rPr>
-                <w:rFonts w:ascii="Consolas" w:hAnsi="Consolas" w:cs="Times New Roman"/>
-                <w:color w:val="000000"/>
-                <w:sz w:val="19"/>
-              </w:rPr>
-            </w:pPr>
-            <w:r>
-              <w:rPr>
-                <w:rFonts w:ascii="Consolas" w:hAnsi="Consolas" w:cs="Times New Roman"/>
-                <w:color w:val="000000"/>
-                <w:sz w:val="19"/>
-              </w:rPr>
-              <w:t xml:space="preserve">                    for (int j = 0; j &lt; itemsPerThread; j++)</w:t>
-            </w:r>
-          </w:p>
-          <w:p>
-            <w:pPr>
-              <w:spacing w:after="0" w:line="240" w:lineRule="auto"/>
-              <w:rPr>
-                <w:rFonts w:ascii="Consolas" w:hAnsi="Consolas" w:cs="Times New Roman"/>
-                <w:color w:val="000000"/>
-                <w:sz w:val="19"/>
-              </w:rPr>
-            </w:pPr>
-            <w:r>
-              <w:rPr>
-                <w:rFonts w:ascii="Consolas" w:hAnsi="Consolas" w:cs="Times New Roman"/>
-                <w:color w:val="000000"/>
-                <w:sz w:val="19"/>
-              </w:rPr>
-              <w:t xml:space="preserve">                    {</w:t>
-            </w:r>
-          </w:p>
-          <w:p>
-            <w:pPr>
-              <w:spacing w:after="0" w:line="240" w:lineRule="auto"/>
-              <w:rPr>
-                <w:rFonts w:ascii="Consolas" w:hAnsi="Consolas" w:cs="Times New Roman"/>
-                <w:color w:val="000000"/>
-                <w:sz w:val="19"/>
-              </w:rPr>
-            </w:pPr>
-            <w:r>
-              <w:rPr>
-                <w:rFonts w:ascii="Consolas" w:hAnsi="Consolas" w:cs="Times New Roman"/>
-                <w:color w:val="000000"/>
-                <w:sz w:val="19"/>
-              </w:rPr>
-              <w:t xml:space="preserve">                        int number = rand.Next(10001);</w:t>
-            </w:r>
-          </w:p>
-          <w:p>
-            <w:pPr>
-              <w:spacing w:after="0" w:line="240" w:lineRule="auto"/>
-              <w:rPr>
-                <w:rFonts w:ascii="Consolas" w:hAnsi="Consolas" w:cs="Times New Roman"/>
-                <w:color w:val="000000"/>
-                <w:sz w:val="19"/>
-              </w:rPr>
-            </w:pPr>
-            <w:r>
-              <w:rPr>
-                <w:rFonts w:ascii="Consolas" w:hAnsi="Consolas" w:cs="Times New Roman"/>
-                <w:color w:val="000000"/>
-                <w:sz w:val="19"/>
-              </w:rPr>
-              <w:t xml:space="preserve">                        while (!dict.TryAdd(number, 0))</w:t>
-            </w:r>
-          </w:p>
-          <w:p>
-            <w:pPr>
-              <w:spacing w:after="0" w:line="240" w:lineRule="auto"/>
-              <w:rPr>
-                <w:rFonts w:ascii="Consolas" w:hAnsi="Consolas" w:cs="Times New Roman"/>
-                <w:color w:val="000000"/>
-                <w:sz w:val="19"/>
-              </w:rPr>
-            </w:pPr>
-            <w:r>
-              <w:rPr>
-                <w:rFonts w:ascii="Consolas" w:hAnsi="Consolas" w:cs="Times New Roman"/>
-                <w:color w:val="000000"/>
-                <w:sz w:val="19"/>
-              </w:rPr>
-              <w:t xml:space="preserve">                        {</w:t>
-            </w:r>
-          </w:p>
-          <w:p>
-            <w:pPr>
-              <w:spacing w:after="0" w:line="240" w:lineRule="auto"/>
-              <w:rPr>
-                <w:rFonts w:ascii="Consolas" w:hAnsi="Consolas" w:cs="Times New Roman"/>
-                <w:color w:val="000000"/>
-                <w:sz w:val="19"/>
-              </w:rPr>
-            </w:pPr>
-            <w:r>
-              <w:rPr>
-                <w:rFonts w:ascii="Consolas" w:hAnsi="Consolas" w:cs="Times New Roman"/>
-                <w:color w:val="000000"/>
-                <w:sz w:val="19"/>
-              </w:rPr>
-              <w:t xml:space="preserve">                            number = rand.Next(10001);</w:t>
-            </w:r>
-          </w:p>
-          <w:p>
-            <w:pPr>
-              <w:spacing w:after="0" w:line="240" w:lineRule="auto"/>
-              <w:rPr>
-                <w:rFonts w:ascii="Consolas" w:hAnsi="Consolas" w:cs="Times New Roman"/>
-                <w:color w:val="000000"/>
-                <w:sz w:val="19"/>
-              </w:rPr>
-            </w:pPr>
-            <w:r>
-              <w:rPr>
-                <w:rFonts w:ascii="Consolas" w:hAnsi="Consolas" w:cs="Times New Roman"/>
-                <w:color w:val="000000"/>
-                <w:sz w:val="19"/>
-              </w:rPr>
-              <w:t xml:space="preserve">                        }</w:t>
-            </w:r>
-          </w:p>
-          <w:p>
-            <w:pPr>
-              <w:spacing w:after="0" w:line="240" w:lineRule="auto"/>
-              <w:rPr>
-                <w:rFonts w:ascii="Consolas" w:hAnsi="Consolas" w:cs="Times New Roman"/>
-                <w:color w:val="000000"/>
-                <w:sz w:val="19"/>
-              </w:rPr>
-            </w:pPr>
-            <w:r>
-              <w:rPr>
-                <w:rFonts w:ascii="Consolas" w:hAnsi="Consolas" w:cs="Times New Roman"/>
-                <w:color w:val="000000"/>
-                <w:sz w:val="19"/>
-              </w:rPr>
-              <w:t xml:space="preserve">                    }</w:t>
-            </w:r>
-          </w:p>
-          <w:p>
-            <w:pPr>
-              <w:spacing w:after="0" w:line="240" w:lineRule="auto"/>
-              <w:rPr>
-                <w:rFonts w:ascii="Consolas" w:hAnsi="Consolas" w:cs="Times New Roman"/>
-                <w:color w:val="000000"/>
-                <w:sz w:val="19"/>
-              </w:rPr>
-            </w:pPr>
-            <w:r>
-              <w:rPr>
-                <w:rFonts w:ascii="Consolas" w:hAnsi="Consolas" w:cs="Times New Roman"/>
-                <w:color w:val="000000"/>
-                <w:sz w:val="19"/>
-              </w:rPr>
-              <w:t xml:space="preserve">                });</w:t>
-            </w:r>
-          </w:p>
-          <w:p>
-            <w:pPr>
-              <w:spacing w:after="0" w:line="240" w:lineRule="auto"/>
-              <w:rPr>
-                <w:rFonts w:ascii="Consolas" w:hAnsi="Consolas" w:cs="Times New Roman"/>
-                <w:color w:val="000000"/>
-                <w:sz w:val="19"/>
-              </w:rPr>
-            </w:pPr>
-            <w:r>
-              <w:rPr>
-                <w:rFonts w:ascii="Consolas" w:hAnsi="Consolas" w:cs="Times New Roman"/>
-                <w:color w:val="000000"/>
-                <w:sz w:val="19"/>
-              </w:rPr>
-              <w:t xml:space="preserve">                threads.Add(w);</w:t>
-            </w:r>
-          </w:p>
-          <w:p>
-            <w:pPr>
-              <w:spacing w:after="0" w:line="240" w:lineRule="auto"/>
-              <w:rPr>
-                <w:rFonts w:ascii="Consolas" w:hAnsi="Consolas" w:cs="Times New Roman"/>
-                <w:color w:val="000000"/>
-                <w:sz w:val="19"/>
-              </w:rPr>
-            </w:pPr>
-            <w:r>
-              <w:rPr>
-                <w:rFonts w:ascii="Consolas" w:hAnsi="Consolas" w:cs="Times New Roman"/>
-                <w:color w:val="000000"/>
-                <w:sz w:val="19"/>
-              </w:rPr>
-              <w:t xml:space="preserve">                w.Start();</w:t>
-            </w:r>
-          </w:p>
-          <w:p>
-            <w:pPr>
-              <w:spacing w:after="0" w:line="240" w:lineRule="auto"/>
-              <w:rPr>
-                <w:rFonts w:ascii="Consolas" w:hAnsi="Consolas" w:cs="Times New Roman"/>
-                <w:color w:val="000000"/>
-                <w:sz w:val="19"/>
-              </w:rPr>
-            </w:pPr>
-            <w:r>
-              <w:rPr>
-                <w:rFonts w:ascii="Consolas" w:hAnsi="Consolas" w:cs="Times New Roman"/>
-                <w:color w:val="000000"/>
-                <w:sz w:val="19"/>
-              </w:rPr>
-              <w:t xml:space="preserve">            }</w:t>
-            </w:r>
-          </w:p>
-          <w:p>
-            <w:pPr>
-              <w:spacing w:after="0" w:line="240" w:lineRule="auto"/>
-              <w:rPr>
-                <w:rFonts w:ascii="Consolas" w:hAnsi="Consolas" w:cs="Times New Roman"/>
-                <w:color w:val="000000"/>
-                <w:sz w:val="19"/>
-              </w:rPr>
-            </w:pPr>
-          </w:p>
-          <w:p>
-            <w:pPr>
-              <w:spacing w:after="0" w:line="240" w:lineRule="auto"/>
-              <w:rPr>
-                <w:rFonts w:ascii="Consolas" w:hAnsi="Consolas" w:cs="Times New Roman"/>
-                <w:color w:val="000000"/>
-                <w:sz w:val="19"/>
-              </w:rPr>
-            </w:pPr>
-            <w:r>
-              <w:rPr>
-                <w:rFonts w:ascii="Consolas" w:hAnsi="Consolas" w:cs="Times New Roman"/>
-                <w:color w:val="000000"/>
-                <w:sz w:val="19"/>
-              </w:rPr>
-              <w:t xml:space="preserve">            foreach (var t in threads) t.Join();</w:t>
-            </w:r>
-          </w:p>
-          <w:p>
-            <w:pPr>
-              <w:spacing w:after="0" w:line="240" w:lineRule="auto"/>
-              <w:rPr>
-                <w:rFonts w:ascii="Consolas" w:hAnsi="Consolas" w:cs="Times New Roman"/>
-                <w:color w:val="000000"/>
-                <w:sz w:val="19"/>
-              </w:rPr>
-            </w:pPr>
-            <w:r>
-              <w:rPr>
-                <w:rFonts w:ascii="Consolas" w:hAnsi="Consolas" w:cs="Times New Roman"/>
-                <w:color w:val="000000"/>
-                <w:sz w:val="19"/>
-              </w:rPr>
-              <w:t xml:space="preserve">            sw.Stop();</w:t>
-            </w:r>
-          </w:p>
-          <w:p>
-            <w:pPr>
-              <w:spacing w:after="0" w:line="240" w:lineRule="auto"/>
-              <w:rPr>
-                <w:rFonts w:ascii="Consolas" w:hAnsi="Consolas" w:cs="Times New Roman"/>
-                <w:color w:val="000000"/>
-                <w:sz w:val="19"/>
-              </w:rPr>
-            </w:pPr>
-            <w:r>
-              <w:rPr>
-                <w:rFonts w:ascii="Consolas" w:hAnsi="Consolas" w:cs="Times New Roman"/>
-                <w:color w:val="000000"/>
-                <w:sz w:val="19"/>
-              </w:rPr>
-              <w:t xml:space="preserve">            bool dictUnique = dict.Keys.Distinct().Count() == dict.Count;</w:t>
-            </w:r>
-          </w:p>
-          <w:p>
-            <w:pPr>
-              <w:spacing w:after="0" w:line="240" w:lineRule="auto"/>
-              <w:rPr>
-                <w:rFonts w:ascii="Consolas" w:hAnsi="Consolas" w:cs="Times New Roman"/>
-                <w:color w:val="000000"/>
-                <w:sz w:val="19"/>
-              </w:rPr>
-            </w:pPr>
-            <w:r>
-              <w:rPr>
-                <w:rFonts w:ascii="Consolas" w:hAnsi="Consolas" w:cs="Times New Roman"/>
-                <w:color w:val="000000"/>
-                <w:sz w:val="19"/>
-              </w:rPr>
-              <w:t xml:space="preserve">            Console.WriteLine($"3. ConcurrentDictionary (TryAdd) | Unikalne: {dictUnique,-5} | Czas: {sw.ElapsedMilliseconds,5} ms | Elementow: {dict.Count}");</w:t>
-            </w:r>
-          </w:p>
-          <w:p>
-            <w:pPr>
-              <w:spacing w:after="0" w:line="240" w:lineRule="auto"/>
-              <w:rPr>
-                <w:rFonts w:ascii="Consolas" w:hAnsi="Consolas" w:cs="Times New Roman"/>
-                <w:color w:val="000000"/>
-                <w:sz w:val="19"/>
-              </w:rPr>
-            </w:pPr>
-            <w:r>
-              <w:rPr>
-                <w:rFonts w:ascii="Consolas" w:hAnsi="Consolas" w:cs="Times New Roman"/>
-                <w:color w:val="000000"/>
-                <w:sz w:val="19"/>
-              </w:rPr>
-              <w:t xml:space="preserve">            Console.WriteLine("\nTest Punkt 2 zakonczony.");</w:t>
+              <w:t xml:space="preserve">            Console.WriteLine($"Czas wykonania (ConcurrentBag): {sw.ElapsedMilliseconds} ms");</w:t>
+            </w:r>
+          </w:p>
+          <w:p>
+            <w:pPr>
+              <w:spacing w:after="0" w:line="240" w:lineRule="auto"/>
+              <w:rPr>
+                <w:rFonts w:ascii="Consolas" w:hAnsi="Consolas" w:cs="Times New Roman"/>
+                <w:color w:val="000000"/>
+                <w:sz w:val="19"/>
+              </w:rPr>
+            </w:pPr>
+            <w:r>
+              <w:rPr>
+                <w:rFonts w:ascii="Consolas" w:hAnsi="Consolas" w:cs="Times New Roman"/>
+                <w:color w:val="000000"/>
+                <w:sz w:val="19"/>
+              </w:rPr>
+              <w:t xml:space="preserve">            Console.WriteLine($"Liczba elementow w ConcurrentBag: {liczby.Count} (oczekiwano: 1000000)");</w:t>
             </w:r>
           </w:p>
           <w:p>
@@ -4302,7 +2641,7 @@
           <w:color w:val="000000"/>
           <w:sz w:val="22"/>
         </w:rPr>
-        <w:t>3. ProducerConsumerQ - Punkt3.cs</w:t>
+        <w:t>3. Synchronizacja lock - Punkt4.cs</w:t>
       </w:r>
     </w:p>
     <w:tbl>
@@ -4366,24 +2705,6 @@
                 <w:color w:val="000000"/>
                 <w:sz w:val="19"/>
               </w:rPr>
-              <w:t>using System.Collections.Concurrent;</w:t>
-            </w:r>
-          </w:p>
-          <w:p>
-            <w:pPr>
-              <w:spacing w:after="0" w:line="240" w:lineRule="auto"/>
-              <w:rPr>
-                <w:rFonts w:ascii="Consolas" w:hAnsi="Consolas" w:cs="Times New Roman"/>
-                <w:color w:val="000000"/>
-                <w:sz w:val="19"/>
-              </w:rPr>
-            </w:pPr>
-            <w:r>
-              <w:rPr>
-                <w:rFonts w:ascii="Consolas" w:hAnsi="Consolas" w:cs="Times New Roman"/>
-                <w:color w:val="000000"/>
-                <w:sz w:val="19"/>
-              </w:rPr>
               <w:t>using System.Collections.Generic;</w:t>
             </w:r>
           </w:p>
@@ -4402,6 +2723,24 @@
                 <w:color w:val="000000"/>
                 <w:sz w:val="19"/>
               </w:rPr>
+              <w:t>using System.Diagnostics;</w:t>
+            </w:r>
+          </w:p>
+          <w:p>
+            <w:pPr>
+              <w:spacing w:after="0" w:line="240" w:lineRule="auto"/>
+              <w:rPr>
+                <w:rFonts w:ascii="Consolas" w:hAnsi="Consolas" w:cs="Times New Roman"/>
+                <w:color w:val="000000"/>
+                <w:sz w:val="19"/>
+              </w:rPr>
+            </w:pPr>
+            <w:r>
+              <w:rPr>
+                <w:rFonts w:ascii="Consolas" w:hAnsi="Consolas" w:cs="Times New Roman"/>
+                <w:color w:val="000000"/>
+                <w:sz w:val="19"/>
+              </w:rPr>
               <w:t>using System.Threading;</w:t>
             </w:r>
           </w:p>
@@ -4430,7 +2769,7 @@
                 <w:color w:val="000000"/>
                 <w:sz w:val="19"/>
               </w:rPr>
-              <w:t>namespace ProducerConsumerQ</w:t>
+              <w:t>namespace UnsafeCollection</w:t>
             </w:r>
           </w:p>
           <w:p>
@@ -4466,7 +2805,7 @@
                 <w:color w:val="000000"/>
                 <w:sz w:val="19"/>
               </w:rPr>
-              <w:t xml:space="preserve">    class Punkt3</w:t>
+              <w:t xml:space="preserve">    class Punkt4</w:t>
             </w:r>
           </w:p>
           <w:p>
@@ -4502,6 +2841,34 @@
                 <w:color w:val="000000"/>
                 <w:sz w:val="19"/>
               </w:rPr>
+              <w:t xml:space="preserve">        static readonly object locker = new object();</w:t>
+            </w:r>
+          </w:p>
+          <w:p>
+            <w:pPr>
+              <w:spacing w:after="0" w:line="240" w:lineRule="auto"/>
+              <w:rPr>
+                <w:rFonts w:ascii="Consolas" w:hAnsi="Consolas" w:cs="Times New Roman"/>
+                <w:color w:val="000000"/>
+                <w:sz w:val="19"/>
+              </w:rPr>
+            </w:pPr>
+          </w:p>
+          <w:p>
+            <w:pPr>
+              <w:spacing w:after="0" w:line="240" w:lineRule="auto"/>
+              <w:rPr>
+                <w:rFonts w:ascii="Consolas" w:hAnsi="Consolas" w:cs="Times New Roman"/>
+                <w:color w:val="000000"/>
+                <w:sz w:val="19"/>
+              </w:rPr>
+            </w:pPr>
+            <w:r>
+              <w:rPr>
+                <w:rFonts w:ascii="Consolas" w:hAnsi="Consolas" w:cs="Times New Roman"/>
+                <w:color w:val="000000"/>
+                <w:sz w:val="19"/>
+              </w:rPr>
               <w:t xml:space="preserve">        static void Main(string[] args)</w:t>
             </w:r>
           </w:p>
@@ -4538,117 +2905,71 @@
                 <w:color w:val="000000"/>
                 <w:sz w:val="19"/>
               </w:rPr>
-              <w:t xml:space="preserve">            Console.WriteLine("Kolejka wspolbiezna ConcurrentQueue sterowana SemaphoreSlim\n");</w:t>
-            </w:r>
-          </w:p>
-          <w:p>
-            <w:pPr>
-              <w:spacing w:after="0" w:line="240" w:lineRule="auto"/>
-              <w:rPr>
-                <w:rFonts w:ascii="Consolas" w:hAnsi="Consolas" w:cs="Times New Roman"/>
-                <w:color w:val="000000"/>
-                <w:sz w:val="19"/>
-              </w:rPr>
-            </w:pPr>
-          </w:p>
-          <w:p>
-            <w:pPr>
-              <w:spacing w:after="0" w:line="240" w:lineRule="auto"/>
-              <w:rPr>
-                <w:rFonts w:ascii="Consolas" w:hAnsi="Consolas" w:cs="Times New Roman"/>
-                <w:color w:val="000000"/>
-                <w:sz w:val="19"/>
-              </w:rPr>
-            </w:pPr>
-            <w:r>
-              <w:rPr>
-                <w:rFonts w:ascii="Consolas" w:hAnsi="Consolas" w:cs="Times New Roman"/>
-                <w:color w:val="000000"/>
-                <w:sz w:val="19"/>
-              </w:rPr>
-              <w:t xml:space="preserve">            ConcurrentQueue&lt;int&gt; queue = new ConcurrentQueue&lt;int&gt;();</w:t>
-            </w:r>
-          </w:p>
-          <w:p>
-            <w:pPr>
-              <w:spacing w:after="0" w:line="240" w:lineRule="auto"/>
-              <w:rPr>
-                <w:rFonts w:ascii="Consolas" w:hAnsi="Consolas" w:cs="Times New Roman"/>
-                <w:color w:val="000000"/>
-                <w:sz w:val="19"/>
-              </w:rPr>
-            </w:pPr>
-            <w:r>
-              <w:rPr>
-                <w:rFonts w:ascii="Consolas" w:hAnsi="Consolas" w:cs="Times New Roman"/>
-                <w:color w:val="000000"/>
-                <w:sz w:val="19"/>
-              </w:rPr>
-              <w:t xml:space="preserve">            SemaphoreSlim availableItems = new SemaphoreSlim(0);</w:t>
-            </w:r>
-          </w:p>
-          <w:p>
-            <w:pPr>
-              <w:spacing w:after="0" w:line="240" w:lineRule="auto"/>
-              <w:rPr>
-                <w:rFonts w:ascii="Consolas" w:hAnsi="Consolas" w:cs="Times New Roman"/>
-                <w:color w:val="000000"/>
-                <w:sz w:val="19"/>
-              </w:rPr>
-            </w:pPr>
-            <w:r>
-              <w:rPr>
-                <w:rFonts w:ascii="Consolas" w:hAnsi="Consolas" w:cs="Times New Roman"/>
-                <w:color w:val="000000"/>
-                <w:sz w:val="19"/>
-              </w:rPr>
-              <w:t xml:space="preserve">            List&lt;Thread&gt; consumers = new List&lt;Thread&gt;();</w:t>
-            </w:r>
-          </w:p>
-          <w:p>
-            <w:pPr>
-              <w:spacing w:after="0" w:line="240" w:lineRule="auto"/>
-              <w:rPr>
-                <w:rFonts w:ascii="Consolas" w:hAnsi="Consolas" w:cs="Times New Roman"/>
-                <w:color w:val="000000"/>
-                <w:sz w:val="19"/>
-              </w:rPr>
-            </w:pPr>
-            <w:r>
-              <w:rPr>
-                <w:rFonts w:ascii="Consolas" w:hAnsi="Consolas" w:cs="Times New Roman"/>
-                <w:color w:val="000000"/>
-                <w:sz w:val="19"/>
-              </w:rPr>
-              <w:t xml:space="preserve">            Random rand = new Random();</w:t>
-            </w:r>
-          </w:p>
-          <w:p>
-            <w:pPr>
-              <w:spacing w:after="0" w:line="240" w:lineRule="auto"/>
-              <w:rPr>
-                <w:rFonts w:ascii="Consolas" w:hAnsi="Consolas" w:cs="Times New Roman"/>
-                <w:color w:val="000000"/>
-                <w:sz w:val="19"/>
-              </w:rPr>
-            </w:pPr>
-          </w:p>
-          <w:p>
-            <w:pPr>
-              <w:spacing w:after="0" w:line="240" w:lineRule="auto"/>
-              <w:rPr>
-                <w:rFonts w:ascii="Consolas" w:hAnsi="Consolas" w:cs="Times New Roman"/>
-                <w:color w:val="000000"/>
-                <w:sz w:val="19"/>
-              </w:rPr>
-            </w:pPr>
-            <w:r>
-              <w:rPr>
-                <w:rFonts w:ascii="Consolas" w:hAnsi="Consolas" w:cs="Times New Roman"/>
-                <w:color w:val="000000"/>
-                <w:sz w:val="19"/>
-              </w:rPr>
-              <w:t xml:space="preserve">            var producer = new Thread(() =&gt;</w:t>
+              <w:t xml:space="preserve">            List&lt;Thread&gt; watki = new List&lt;Thread&gt;();</w:t>
+            </w:r>
+          </w:p>
+          <w:p>
+            <w:pPr>
+              <w:spacing w:after="0" w:line="240" w:lineRule="auto"/>
+              <w:rPr>
+                <w:rFonts w:ascii="Consolas" w:hAnsi="Consolas" w:cs="Times New Roman"/>
+                <w:color w:val="000000"/>
+                <w:sz w:val="19"/>
+              </w:rPr>
+            </w:pPr>
+            <w:r>
+              <w:rPr>
+                <w:rFonts w:ascii="Consolas" w:hAnsi="Consolas" w:cs="Times New Roman"/>
+                <w:color w:val="000000"/>
+                <w:sz w:val="19"/>
+              </w:rPr>
+              <w:t xml:space="preserve">            List&lt;int&gt; liczby = new List&lt;int&gt;(1000000);</w:t>
+            </w:r>
+          </w:p>
+          <w:p>
+            <w:pPr>
+              <w:spacing w:after="0" w:line="240" w:lineRule="auto"/>
+              <w:rPr>
+                <w:rFonts w:ascii="Consolas" w:hAnsi="Consolas" w:cs="Times New Roman"/>
+                <w:color w:val="000000"/>
+                <w:sz w:val="19"/>
+              </w:rPr>
+            </w:pPr>
+            <w:r>
+              <w:rPr>
+                <w:rFonts w:ascii="Consolas" w:hAnsi="Consolas" w:cs="Times New Roman"/>
+                <w:color w:val="000000"/>
+                <w:sz w:val="19"/>
+              </w:rPr>
+              <w:t xml:space="preserve">            Stopwatch sw = Stopwatch.StartNew();</w:t>
+            </w:r>
+          </w:p>
+          <w:p>
+            <w:pPr>
+              <w:spacing w:after="0" w:line="240" w:lineRule="auto"/>
+              <w:rPr>
+                <w:rFonts w:ascii="Consolas" w:hAnsi="Consolas" w:cs="Times New Roman"/>
+                <w:color w:val="000000"/>
+                <w:sz w:val="19"/>
+              </w:rPr>
+            </w:pPr>
+          </w:p>
+          <w:p>
+            <w:pPr>
+              <w:spacing w:after="0" w:line="240" w:lineRule="auto"/>
+              <w:rPr>
+                <w:rFonts w:ascii="Consolas" w:hAnsi="Consolas" w:cs="Times New Roman"/>
+                <w:color w:val="000000"/>
+                <w:sz w:val="19"/>
+              </w:rPr>
+            </w:pPr>
+            <w:r>
+              <w:rPr>
+                <w:rFonts w:ascii="Consolas" w:hAnsi="Consolas" w:cs="Times New Roman"/>
+                <w:color w:val="000000"/>
+                <w:sz w:val="19"/>
+              </w:rPr>
+              <w:t xml:space="preserve">            for (int i = 0; i &lt; 100; i++)</w:t>
             </w:r>
           </w:p>
           <w:p>
@@ -4684,7 +3005,7 @@
                 <w:color w:val="000000"/>
                 <w:sz w:val="19"/>
               </w:rPr>
-              <w:t xml:space="preserve">                for (int l = 0; l &lt; 50; l++)</w:t>
+              <w:t xml:space="preserve">                var watek = new Thread(() =&gt;</w:t>
             </w:r>
           </w:p>
           <w:p>
@@ -4720,143 +3041,251 @@
                 <w:color w:val="000000"/>
                 <w:sz w:val="19"/>
               </w:rPr>
-              <w:t xml:space="preserve">                    queue.Enqueue(l);</w:t>
-            </w:r>
-          </w:p>
-          <w:p>
-            <w:pPr>
-              <w:spacing w:after="0" w:line="240" w:lineRule="auto"/>
-              <w:rPr>
-                <w:rFonts w:ascii="Consolas" w:hAnsi="Consolas" w:cs="Times New Roman"/>
-                <w:color w:val="000000"/>
-                <w:sz w:val="19"/>
-              </w:rPr>
-            </w:pPr>
-            <w:r>
-              <w:rPr>
-                <w:rFonts w:ascii="Consolas" w:hAnsi="Consolas" w:cs="Times New Roman"/>
-                <w:color w:val="000000"/>
-                <w:sz w:val="19"/>
-              </w:rPr>
-              <w:t xml:space="preserve">                    Console.WriteLine($"[Producent] Wstawiono: {l}");</w:t>
-            </w:r>
-          </w:p>
-          <w:p>
-            <w:pPr>
-              <w:spacing w:after="0" w:line="240" w:lineRule="auto"/>
-              <w:rPr>
-                <w:rFonts w:ascii="Consolas" w:hAnsi="Consolas" w:cs="Times New Roman"/>
-                <w:color w:val="000000"/>
-                <w:sz w:val="19"/>
-              </w:rPr>
-            </w:pPr>
-            <w:r>
-              <w:rPr>
-                <w:rFonts w:ascii="Consolas" w:hAnsi="Consolas" w:cs="Times New Roman"/>
-                <w:color w:val="000000"/>
-                <w:sz w:val="19"/>
-              </w:rPr>
-              <w:t xml:space="preserve">                    availableItems.Release();</w:t>
-            </w:r>
-          </w:p>
-          <w:p>
-            <w:pPr>
-              <w:spacing w:after="0" w:line="240" w:lineRule="auto"/>
-              <w:rPr>
-                <w:rFonts w:ascii="Consolas" w:hAnsi="Consolas" w:cs="Times New Roman"/>
-                <w:color w:val="000000"/>
-                <w:sz w:val="19"/>
-              </w:rPr>
-            </w:pPr>
-            <w:r>
-              <w:rPr>
-                <w:rFonts w:ascii="Consolas" w:hAnsi="Consolas" w:cs="Times New Roman"/>
-                <w:color w:val="000000"/>
-                <w:sz w:val="19"/>
-              </w:rPr>
-              <w:t xml:space="preserve">                    Thread.Sleep(rand.Next(10, 50));</w:t>
-            </w:r>
-          </w:p>
-          <w:p>
-            <w:pPr>
-              <w:spacing w:after="0" w:line="240" w:lineRule="auto"/>
-              <w:rPr>
-                <w:rFonts w:ascii="Consolas" w:hAnsi="Consolas" w:cs="Times New Roman"/>
-                <w:color w:val="000000"/>
-                <w:sz w:val="19"/>
-              </w:rPr>
-            </w:pPr>
-            <w:r>
-              <w:rPr>
-                <w:rFonts w:ascii="Consolas" w:hAnsi="Consolas" w:cs="Times New Roman"/>
-                <w:color w:val="000000"/>
-                <w:sz w:val="19"/>
-              </w:rPr>
-              <w:t xml:space="preserve">                }</w:t>
-            </w:r>
-          </w:p>
-          <w:p>
-            <w:pPr>
-              <w:spacing w:after="0" w:line="240" w:lineRule="auto"/>
-              <w:rPr>
-                <w:rFonts w:ascii="Consolas" w:hAnsi="Consolas" w:cs="Times New Roman"/>
-                <w:color w:val="000000"/>
-                <w:sz w:val="19"/>
-              </w:rPr>
-            </w:pPr>
-            <w:r>
-              <w:rPr>
-                <w:rFonts w:ascii="Consolas" w:hAnsi="Consolas" w:cs="Times New Roman"/>
-                <w:color w:val="000000"/>
-                <w:sz w:val="19"/>
-              </w:rPr>
-              <w:t xml:space="preserve">            });</w:t>
-            </w:r>
-          </w:p>
-          <w:p>
-            <w:pPr>
-              <w:spacing w:after="0" w:line="240" w:lineRule="auto"/>
-              <w:rPr>
-                <w:rFonts w:ascii="Consolas" w:hAnsi="Consolas" w:cs="Times New Roman"/>
-                <w:color w:val="000000"/>
-                <w:sz w:val="19"/>
-              </w:rPr>
-            </w:pPr>
-            <w:r>
-              <w:rPr>
-                <w:rFonts w:ascii="Consolas" w:hAnsi="Consolas" w:cs="Times New Roman"/>
-                <w:color w:val="000000"/>
-                <w:sz w:val="19"/>
-              </w:rPr>
-              <w:t xml:space="preserve">            producer.Start();</w:t>
-            </w:r>
-          </w:p>
-          <w:p>
-            <w:pPr>
-              <w:spacing w:after="0" w:line="240" w:lineRule="auto"/>
-              <w:rPr>
-                <w:rFonts w:ascii="Consolas" w:hAnsi="Consolas" w:cs="Times New Roman"/>
-                <w:color w:val="000000"/>
-                <w:sz w:val="19"/>
-              </w:rPr>
-            </w:pPr>
-          </w:p>
-          <w:p>
-            <w:pPr>
-              <w:spacing w:after="0" w:line="240" w:lineRule="auto"/>
-              <w:rPr>
-                <w:rFonts w:ascii="Consolas" w:hAnsi="Consolas" w:cs="Times New Roman"/>
-                <w:color w:val="000000"/>
-                <w:sz w:val="19"/>
-              </w:rPr>
-            </w:pPr>
-            <w:r>
-              <w:rPr>
-                <w:rFonts w:ascii="Consolas" w:hAnsi="Consolas" w:cs="Times New Roman"/>
-                <w:color w:val="000000"/>
-                <w:sz w:val="19"/>
-              </w:rPr>
-              <w:t xml:space="preserve">            for (int i = 0; i &lt; 5; i++)</w:t>
+              <w:t xml:space="preserve">                    Random rand = new Random();</w:t>
+            </w:r>
+          </w:p>
+          <w:p>
+            <w:pPr>
+              <w:spacing w:after="0" w:line="240" w:lineRule="auto"/>
+              <w:rPr>
+                <w:rFonts w:ascii="Consolas" w:hAnsi="Consolas" w:cs="Times New Roman"/>
+                <w:color w:val="000000"/>
+                <w:sz w:val="19"/>
+              </w:rPr>
+            </w:pPr>
+            <w:r>
+              <w:rPr>
+                <w:rFonts w:ascii="Consolas" w:hAnsi="Consolas" w:cs="Times New Roman"/>
+                <w:color w:val="000000"/>
+                <w:sz w:val="19"/>
+              </w:rPr>
+              <w:t xml:space="preserve">                    for (int l = 0; l &lt; 10000; l++)</w:t>
+            </w:r>
+          </w:p>
+          <w:p>
+            <w:pPr>
+              <w:spacing w:after="0" w:line="240" w:lineRule="auto"/>
+              <w:rPr>
+                <w:rFonts w:ascii="Consolas" w:hAnsi="Consolas" w:cs="Times New Roman"/>
+                <w:color w:val="000000"/>
+                <w:sz w:val="19"/>
+              </w:rPr>
+            </w:pPr>
+            <w:r>
+              <w:rPr>
+                <w:rFonts w:ascii="Consolas" w:hAnsi="Consolas" w:cs="Times New Roman"/>
+                <w:color w:val="000000"/>
+                <w:sz w:val="19"/>
+              </w:rPr>
+              <w:t xml:space="preserve">                    {</w:t>
+            </w:r>
+          </w:p>
+          <w:p>
+            <w:pPr>
+              <w:spacing w:after="0" w:line="240" w:lineRule="auto"/>
+              <w:rPr>
+                <w:rFonts w:ascii="Consolas" w:hAnsi="Consolas" w:cs="Times New Roman"/>
+                <w:color w:val="000000"/>
+                <w:sz w:val="19"/>
+              </w:rPr>
+            </w:pPr>
+            <w:r>
+              <w:rPr>
+                <w:rFonts w:ascii="Consolas" w:hAnsi="Consolas" w:cs="Times New Roman"/>
+                <w:color w:val="000000"/>
+                <w:sz w:val="19"/>
+              </w:rPr>
+              <w:t xml:space="preserve">                        int val = rand.Next();</w:t>
+            </w:r>
+          </w:p>
+          <w:p>
+            <w:pPr>
+              <w:spacing w:after="0" w:line="240" w:lineRule="auto"/>
+              <w:rPr>
+                <w:rFonts w:ascii="Consolas" w:hAnsi="Consolas" w:cs="Times New Roman"/>
+                <w:color w:val="000000"/>
+                <w:sz w:val="19"/>
+              </w:rPr>
+            </w:pPr>
+            <w:r>
+              <w:rPr>
+                <w:rFonts w:ascii="Consolas" w:hAnsi="Consolas" w:cs="Times New Roman"/>
+                <w:color w:val="000000"/>
+                <w:sz w:val="19"/>
+              </w:rPr>
+              <w:t xml:space="preserve">                        lock (locker)</w:t>
+            </w:r>
+          </w:p>
+          <w:p>
+            <w:pPr>
+              <w:spacing w:after="0" w:line="240" w:lineRule="auto"/>
+              <w:rPr>
+                <w:rFonts w:ascii="Consolas" w:hAnsi="Consolas" w:cs="Times New Roman"/>
+                <w:color w:val="000000"/>
+                <w:sz w:val="19"/>
+              </w:rPr>
+            </w:pPr>
+            <w:r>
+              <w:rPr>
+                <w:rFonts w:ascii="Consolas" w:hAnsi="Consolas" w:cs="Times New Roman"/>
+                <w:color w:val="000000"/>
+                <w:sz w:val="19"/>
+              </w:rPr>
+              <w:t xml:space="preserve">                        {</w:t>
+            </w:r>
+          </w:p>
+          <w:p>
+            <w:pPr>
+              <w:spacing w:after="0" w:line="240" w:lineRule="auto"/>
+              <w:rPr>
+                <w:rFonts w:ascii="Consolas" w:hAnsi="Consolas" w:cs="Times New Roman"/>
+                <w:color w:val="000000"/>
+                <w:sz w:val="19"/>
+              </w:rPr>
+            </w:pPr>
+            <w:r>
+              <w:rPr>
+                <w:rFonts w:ascii="Consolas" w:hAnsi="Consolas" w:cs="Times New Roman"/>
+                <w:color w:val="000000"/>
+                <w:sz w:val="19"/>
+              </w:rPr>
+              <w:t xml:space="preserve">                            liczby.Add(val);</w:t>
+            </w:r>
+          </w:p>
+          <w:p>
+            <w:pPr>
+              <w:spacing w:after="0" w:line="240" w:lineRule="auto"/>
+              <w:rPr>
+                <w:rFonts w:ascii="Consolas" w:hAnsi="Consolas" w:cs="Times New Roman"/>
+                <w:color w:val="000000"/>
+                <w:sz w:val="19"/>
+              </w:rPr>
+            </w:pPr>
+            <w:r>
+              <w:rPr>
+                <w:rFonts w:ascii="Consolas" w:hAnsi="Consolas" w:cs="Times New Roman"/>
+                <w:color w:val="000000"/>
+                <w:sz w:val="19"/>
+              </w:rPr>
+              <w:t xml:space="preserve">                        }</w:t>
+            </w:r>
+          </w:p>
+          <w:p>
+            <w:pPr>
+              <w:spacing w:after="0" w:line="240" w:lineRule="auto"/>
+              <w:rPr>
+                <w:rFonts w:ascii="Consolas" w:hAnsi="Consolas" w:cs="Times New Roman"/>
+                <w:color w:val="000000"/>
+                <w:sz w:val="19"/>
+              </w:rPr>
+            </w:pPr>
+            <w:r>
+              <w:rPr>
+                <w:rFonts w:ascii="Consolas" w:hAnsi="Consolas" w:cs="Times New Roman"/>
+                <w:color w:val="000000"/>
+                <w:sz w:val="19"/>
+              </w:rPr>
+              <w:t xml:space="preserve">                    }</w:t>
+            </w:r>
+          </w:p>
+          <w:p>
+            <w:pPr>
+              <w:spacing w:after="0" w:line="240" w:lineRule="auto"/>
+              <w:rPr>
+                <w:rFonts w:ascii="Consolas" w:hAnsi="Consolas" w:cs="Times New Roman"/>
+                <w:color w:val="000000"/>
+                <w:sz w:val="19"/>
+              </w:rPr>
+            </w:pPr>
+            <w:r>
+              <w:rPr>
+                <w:rFonts w:ascii="Consolas" w:hAnsi="Consolas" w:cs="Times New Roman"/>
+                <w:color w:val="000000"/>
+                <w:sz w:val="19"/>
+              </w:rPr>
+              <w:t xml:space="preserve">                });</w:t>
+            </w:r>
+          </w:p>
+          <w:p>
+            <w:pPr>
+              <w:spacing w:after="0" w:line="240" w:lineRule="auto"/>
+              <w:rPr>
+                <w:rFonts w:ascii="Consolas" w:hAnsi="Consolas" w:cs="Times New Roman"/>
+                <w:color w:val="000000"/>
+                <w:sz w:val="19"/>
+              </w:rPr>
+            </w:pPr>
+            <w:r>
+              <w:rPr>
+                <w:rFonts w:ascii="Consolas" w:hAnsi="Consolas" w:cs="Times New Roman"/>
+                <w:color w:val="000000"/>
+                <w:sz w:val="19"/>
+              </w:rPr>
+              <w:t xml:space="preserve">                watki.Add(watek);</w:t>
+            </w:r>
+          </w:p>
+          <w:p>
+            <w:pPr>
+              <w:spacing w:after="0" w:line="240" w:lineRule="auto"/>
+              <w:rPr>
+                <w:rFonts w:ascii="Consolas" w:hAnsi="Consolas" w:cs="Times New Roman"/>
+                <w:color w:val="000000"/>
+                <w:sz w:val="19"/>
+              </w:rPr>
+            </w:pPr>
+            <w:r>
+              <w:rPr>
+                <w:rFonts w:ascii="Consolas" w:hAnsi="Consolas" w:cs="Times New Roman"/>
+                <w:color w:val="000000"/>
+                <w:sz w:val="19"/>
+              </w:rPr>
+              <w:t xml:space="preserve">                watek.Start();</w:t>
+            </w:r>
+          </w:p>
+          <w:p>
+            <w:pPr>
+              <w:spacing w:after="0" w:line="240" w:lineRule="auto"/>
+              <w:rPr>
+                <w:rFonts w:ascii="Consolas" w:hAnsi="Consolas" w:cs="Times New Roman"/>
+                <w:color w:val="000000"/>
+                <w:sz w:val="19"/>
+              </w:rPr>
+            </w:pPr>
+            <w:r>
+              <w:rPr>
+                <w:rFonts w:ascii="Consolas" w:hAnsi="Consolas" w:cs="Times New Roman"/>
+                <w:color w:val="000000"/>
+                <w:sz w:val="19"/>
+              </w:rPr>
+              <w:t xml:space="preserve">            }</w:t>
+            </w:r>
+          </w:p>
+          <w:p>
+            <w:pPr>
+              <w:spacing w:after="0" w:line="240" w:lineRule="auto"/>
+              <w:rPr>
+                <w:rFonts w:ascii="Consolas" w:hAnsi="Consolas" w:cs="Times New Roman"/>
+                <w:color w:val="000000"/>
+                <w:sz w:val="19"/>
+              </w:rPr>
+            </w:pPr>
+          </w:p>
+          <w:p>
+            <w:pPr>
+              <w:spacing w:after="0" w:line="240" w:lineRule="auto"/>
+              <w:rPr>
+                <w:rFonts w:ascii="Consolas" w:hAnsi="Consolas" w:cs="Times New Roman"/>
+                <w:color w:val="000000"/>
+                <w:sz w:val="19"/>
+              </w:rPr>
+            </w:pPr>
+            <w:r>
+              <w:rPr>
+                <w:rFonts w:ascii="Consolas" w:hAnsi="Consolas" w:cs="Times New Roman"/>
+                <w:color w:val="000000"/>
+                <w:sz w:val="19"/>
+              </w:rPr>
+              <w:t xml:space="preserve">            foreach (var watek in watki)</w:t>
             </w:r>
           </w:p>
           <w:p>
@@ -4892,241 +3321,7 @@
                 <w:color w:val="000000"/>
                 <w:sz w:val="19"/>
               </w:rPr>
-              <w:t xml:space="preserve">                var consumer = new Thread(() =&gt;</w:t>
-            </w:r>
-          </w:p>
-          <w:p>
-            <w:pPr>
-              <w:spacing w:after="0" w:line="240" w:lineRule="auto"/>
-              <w:rPr>
-                <w:rFonts w:ascii="Consolas" w:hAnsi="Consolas" w:cs="Times New Roman"/>
-                <w:color w:val="000000"/>
-                <w:sz w:val="19"/>
-              </w:rPr>
-            </w:pPr>
-            <w:r>
-              <w:rPr>
-                <w:rFonts w:ascii="Consolas" w:hAnsi="Consolas" w:cs="Times New Roman"/>
-                <w:color w:val="000000"/>
-                <w:sz w:val="19"/>
-              </w:rPr>
-              <w:t xml:space="preserve">                {</w:t>
-            </w:r>
-          </w:p>
-          <w:p>
-            <w:pPr>
-              <w:spacing w:after="0" w:line="240" w:lineRule="auto"/>
-              <w:rPr>
-                <w:rFonts w:ascii="Consolas" w:hAnsi="Consolas" w:cs="Times New Roman"/>
-                <w:color w:val="000000"/>
-                <w:sz w:val="19"/>
-              </w:rPr>
-            </w:pPr>
-            <w:r>
-              <w:rPr>
-                <w:rFonts w:ascii="Consolas" w:hAnsi="Consolas" w:cs="Times New Roman"/>
-                <w:color w:val="000000"/>
-                <w:sz w:val="19"/>
-              </w:rPr>
-              <w:t xml:space="preserve">                    for (int l = 0; l &lt; 10; l++)</w:t>
-            </w:r>
-          </w:p>
-          <w:p>
-            <w:pPr>
-              <w:spacing w:after="0" w:line="240" w:lineRule="auto"/>
-              <w:rPr>
-                <w:rFonts w:ascii="Consolas" w:hAnsi="Consolas" w:cs="Times New Roman"/>
-                <w:color w:val="000000"/>
-                <w:sz w:val="19"/>
-              </w:rPr>
-            </w:pPr>
-            <w:r>
-              <w:rPr>
-                <w:rFonts w:ascii="Consolas" w:hAnsi="Consolas" w:cs="Times New Roman"/>
-                <w:color w:val="000000"/>
-                <w:sz w:val="19"/>
-              </w:rPr>
-              <w:t xml:space="preserve">                    {</w:t>
-            </w:r>
-          </w:p>
-          <w:p>
-            <w:pPr>
-              <w:spacing w:after="0" w:line="240" w:lineRule="auto"/>
-              <w:rPr>
-                <w:rFonts w:ascii="Consolas" w:hAnsi="Consolas" w:cs="Times New Roman"/>
-                <w:color w:val="000000"/>
-                <w:sz w:val="19"/>
-              </w:rPr>
-            </w:pPr>
-            <w:r>
-              <w:rPr>
-                <w:rFonts w:ascii="Consolas" w:hAnsi="Consolas" w:cs="Times New Roman"/>
-                <w:color w:val="000000"/>
-                <w:sz w:val="19"/>
-              </w:rPr>
-              <w:t xml:space="preserve">                        availableItems.Wait();</w:t>
-            </w:r>
-          </w:p>
-          <w:p>
-            <w:pPr>
-              <w:spacing w:after="0" w:line="240" w:lineRule="auto"/>
-              <w:rPr>
-                <w:rFonts w:ascii="Consolas" w:hAnsi="Consolas" w:cs="Times New Roman"/>
-                <w:color w:val="000000"/>
-                <w:sz w:val="19"/>
-              </w:rPr>
-            </w:pPr>
-            <w:r>
-              <w:rPr>
-                <w:rFonts w:ascii="Consolas" w:hAnsi="Consolas" w:cs="Times New Roman"/>
-                <w:color w:val="000000"/>
-                <w:sz w:val="19"/>
-              </w:rPr>
-              <w:t xml:space="preserve">                        if (queue.TryDequeue(out int item))</w:t>
-            </w:r>
-          </w:p>
-          <w:p>
-            <w:pPr>
-              <w:spacing w:after="0" w:line="240" w:lineRule="auto"/>
-              <w:rPr>
-                <w:rFonts w:ascii="Consolas" w:hAnsi="Consolas" w:cs="Times New Roman"/>
-                <w:color w:val="000000"/>
-                <w:sz w:val="19"/>
-              </w:rPr>
-            </w:pPr>
-            <w:r>
-              <w:rPr>
-                <w:rFonts w:ascii="Consolas" w:hAnsi="Consolas" w:cs="Times New Roman"/>
-                <w:color w:val="000000"/>
-                <w:sz w:val="19"/>
-              </w:rPr>
-              <w:t xml:space="preserve">                        {</w:t>
-            </w:r>
-          </w:p>
-          <w:p>
-            <w:pPr>
-              <w:spacing w:after="0" w:line="240" w:lineRule="auto"/>
-              <w:rPr>
-                <w:rFonts w:ascii="Consolas" w:hAnsi="Consolas" w:cs="Times New Roman"/>
-                <w:color w:val="000000"/>
-                <w:sz w:val="19"/>
-              </w:rPr>
-            </w:pPr>
-            <w:r>
-              <w:rPr>
-                <w:rFonts w:ascii="Consolas" w:hAnsi="Consolas" w:cs="Times New Roman"/>
-                <w:color w:val="000000"/>
-                <w:sz w:val="19"/>
-              </w:rPr>
-              <w:t xml:space="preserve">                            Console.WriteLine($"[Konsument {Thread.CurrentThread.ManagedThreadId}] Pobrano element: {item}");</w:t>
-            </w:r>
-          </w:p>
-          <w:p>
-            <w:pPr>
-              <w:spacing w:after="0" w:line="240" w:lineRule="auto"/>
-              <w:rPr>
-                <w:rFonts w:ascii="Consolas" w:hAnsi="Consolas" w:cs="Times New Roman"/>
-                <w:color w:val="000000"/>
-                <w:sz w:val="19"/>
-              </w:rPr>
-            </w:pPr>
-            <w:r>
-              <w:rPr>
-                <w:rFonts w:ascii="Consolas" w:hAnsi="Consolas" w:cs="Times New Roman"/>
-                <w:color w:val="000000"/>
-                <w:sz w:val="19"/>
-              </w:rPr>
-              <w:t xml:space="preserve">                        }</w:t>
-            </w:r>
-          </w:p>
-          <w:p>
-            <w:pPr>
-              <w:spacing w:after="0" w:line="240" w:lineRule="auto"/>
-              <w:rPr>
-                <w:rFonts w:ascii="Consolas" w:hAnsi="Consolas" w:cs="Times New Roman"/>
-                <w:color w:val="000000"/>
-                <w:sz w:val="19"/>
-              </w:rPr>
-            </w:pPr>
-            <w:r>
-              <w:rPr>
-                <w:rFonts w:ascii="Consolas" w:hAnsi="Consolas" w:cs="Times New Roman"/>
-                <w:color w:val="000000"/>
-                <w:sz w:val="19"/>
-              </w:rPr>
-              <w:t xml:space="preserve">                        Thread.Sleep(rand.Next(30, 80));</w:t>
-            </w:r>
-          </w:p>
-          <w:p>
-            <w:pPr>
-              <w:spacing w:after="0" w:line="240" w:lineRule="auto"/>
-              <w:rPr>
-                <w:rFonts w:ascii="Consolas" w:hAnsi="Consolas" w:cs="Times New Roman"/>
-                <w:color w:val="000000"/>
-                <w:sz w:val="19"/>
-              </w:rPr>
-            </w:pPr>
-            <w:r>
-              <w:rPr>
-                <w:rFonts w:ascii="Consolas" w:hAnsi="Consolas" w:cs="Times New Roman"/>
-                <w:color w:val="000000"/>
-                <w:sz w:val="19"/>
-              </w:rPr>
-              <w:t xml:space="preserve">                    }</w:t>
-            </w:r>
-          </w:p>
-          <w:p>
-            <w:pPr>
-              <w:spacing w:after="0" w:line="240" w:lineRule="auto"/>
-              <w:rPr>
-                <w:rFonts w:ascii="Consolas" w:hAnsi="Consolas" w:cs="Times New Roman"/>
-                <w:color w:val="000000"/>
-                <w:sz w:val="19"/>
-              </w:rPr>
-            </w:pPr>
-            <w:r>
-              <w:rPr>
-                <w:rFonts w:ascii="Consolas" w:hAnsi="Consolas" w:cs="Times New Roman"/>
-                <w:color w:val="000000"/>
-                <w:sz w:val="19"/>
-              </w:rPr>
-              <w:t xml:space="preserve">                });</w:t>
-            </w:r>
-          </w:p>
-          <w:p>
-            <w:pPr>
-              <w:spacing w:after="0" w:line="240" w:lineRule="auto"/>
-              <w:rPr>
-                <w:rFonts w:ascii="Consolas" w:hAnsi="Consolas" w:cs="Times New Roman"/>
-                <w:color w:val="000000"/>
-                <w:sz w:val="19"/>
-              </w:rPr>
-            </w:pPr>
-            <w:r>
-              <w:rPr>
-                <w:rFonts w:ascii="Consolas" w:hAnsi="Consolas" w:cs="Times New Roman"/>
-                <w:color w:val="000000"/>
-                <w:sz w:val="19"/>
-              </w:rPr>
-              <w:t xml:space="preserve">                consumers.Add(consumer);</w:t>
-            </w:r>
-          </w:p>
-          <w:p>
-            <w:pPr>
-              <w:spacing w:after="0" w:line="240" w:lineRule="auto"/>
-              <w:rPr>
-                <w:rFonts w:ascii="Consolas" w:hAnsi="Consolas" w:cs="Times New Roman"/>
-                <w:color w:val="000000"/>
-                <w:sz w:val="19"/>
-              </w:rPr>
-            </w:pPr>
-            <w:r>
-              <w:rPr>
-                <w:rFonts w:ascii="Consolas" w:hAnsi="Consolas" w:cs="Times New Roman"/>
-                <w:color w:val="000000"/>
-                <w:sz w:val="19"/>
-              </w:rPr>
-              <w:t xml:space="preserve">                consumer.Start();</w:t>
+              <w:t xml:space="preserve">                watek.Join();</w:t>
             </w:r>
           </w:p>
           <w:p>
@@ -5172,43 +3367,43 @@
                 <w:color w:val="000000"/>
                 <w:sz w:val="19"/>
               </w:rPr>
-              <w:t xml:space="preserve">            foreach (var c in consumers) c.Join();</w:t>
-            </w:r>
-          </w:p>
-          <w:p>
-            <w:pPr>
-              <w:spacing w:after="0" w:line="240" w:lineRule="auto"/>
-              <w:rPr>
-                <w:rFonts w:ascii="Consolas" w:hAnsi="Consolas" w:cs="Times New Roman"/>
-                <w:color w:val="000000"/>
-                <w:sz w:val="19"/>
-              </w:rPr>
-            </w:pPr>
-            <w:r>
-              <w:rPr>
-                <w:rFonts w:ascii="Consolas" w:hAnsi="Consolas" w:cs="Times New Roman"/>
-                <w:color w:val="000000"/>
-                <w:sz w:val="19"/>
-              </w:rPr>
-              <w:t xml:space="preserve">            producer.Join();</w:t>
-            </w:r>
-          </w:p>
-          <w:p>
-            <w:pPr>
-              <w:spacing w:after="0" w:line="240" w:lineRule="auto"/>
-              <w:rPr>
-                <w:rFonts w:ascii="Consolas" w:hAnsi="Consolas" w:cs="Times New Roman"/>
-                <w:color w:val="000000"/>
-                <w:sz w:val="19"/>
-              </w:rPr>
-            </w:pPr>
-            <w:r>
-              <w:rPr>
-                <w:rFonts w:ascii="Consolas" w:hAnsi="Consolas" w:cs="Times New Roman"/>
-                <w:color w:val="000000"/>
-                <w:sz w:val="19"/>
-              </w:rPr>
-              <w:t xml:space="preserve">            Console.WriteLine("\nTest Punkt 3 zakonczony pomyslnie.");</w:t>
+              <w:t xml:space="preserve">            sw.Stop();</w:t>
+            </w:r>
+          </w:p>
+          <w:p>
+            <w:pPr>
+              <w:spacing w:after="0" w:line="240" w:lineRule="auto"/>
+              <w:rPr>
+                <w:rFonts w:ascii="Consolas" w:hAnsi="Consolas" w:cs="Times New Roman"/>
+                <w:color w:val="000000"/>
+                <w:sz w:val="19"/>
+              </w:rPr>
+            </w:pPr>
+            <w:r>
+              <w:rPr>
+                <w:rFonts w:ascii="Consolas" w:hAnsi="Consolas" w:cs="Times New Roman"/>
+                <w:color w:val="000000"/>
+                <w:sz w:val="19"/>
+              </w:rPr>
+              <w:t xml:space="preserve">            Console.WriteLine($"Czas wykonania (List + lock): {sw.ElapsedMilliseconds} ms");</w:t>
+            </w:r>
+          </w:p>
+          <w:p>
+            <w:pPr>
+              <w:spacing w:after="0" w:line="240" w:lineRule="auto"/>
+              <w:rPr>
+                <w:rFonts w:ascii="Consolas" w:hAnsi="Consolas" w:cs="Times New Roman"/>
+                <w:color w:val="000000"/>
+                <w:sz w:val="19"/>
+              </w:rPr>
+            </w:pPr>
+            <w:r>
+              <w:rPr>
+                <w:rFonts w:ascii="Consolas" w:hAnsi="Consolas" w:cs="Times New Roman"/>
+                <w:color w:val="000000"/>
+                <w:sz w:val="19"/>
+              </w:rPr>
+              <w:t xml:space="preserve">            Console.WriteLine($"Liczba elementow w liscie z lock: {liczby.Count} (oczekiwano: 1000000)");</w:t>
             </w:r>
           </w:p>
           <w:p>
@@ -5296,7 +3491,7 @@
           <w:color w:val="000000"/>
           <w:sz w:val="22"/>
         </w:rPr>
-        <w:t>4. BlockingCollection - Punkt4.cs</w:t>
+        <w:t>4. Unikalna kolekcja (lock) - Punkt5.cs</w:t>
       </w:r>
     </w:p>
     <w:tbl>
@@ -5396,6 +3591,42 @@
                 <w:color w:val="000000"/>
                 <w:sz w:val="19"/>
               </w:rPr>
+              <w:t>using System.Diagnostics;</w:t>
+            </w:r>
+          </w:p>
+          <w:p>
+            <w:pPr>
+              <w:spacing w:after="0" w:line="240" w:lineRule="auto"/>
+              <w:rPr>
+                <w:rFonts w:ascii="Consolas" w:hAnsi="Consolas" w:cs="Times New Roman"/>
+                <w:color w:val="000000"/>
+                <w:sz w:val="19"/>
+              </w:rPr>
+            </w:pPr>
+            <w:r>
+              <w:rPr>
+                <w:rFonts w:ascii="Consolas" w:hAnsi="Consolas" w:cs="Times New Roman"/>
+                <w:color w:val="000000"/>
+                <w:sz w:val="19"/>
+              </w:rPr>
+              <w:t>using System.Linq;</w:t>
+            </w:r>
+          </w:p>
+          <w:p>
+            <w:pPr>
+              <w:spacing w:after="0" w:line="240" w:lineRule="auto"/>
+              <w:rPr>
+                <w:rFonts w:ascii="Consolas" w:hAnsi="Consolas" w:cs="Times New Roman"/>
+                <w:color w:val="000000"/>
+                <w:sz w:val="19"/>
+              </w:rPr>
+            </w:pPr>
+            <w:r>
+              <w:rPr>
+                <w:rFonts w:ascii="Consolas" w:hAnsi="Consolas" w:cs="Times New Roman"/>
+                <w:color w:val="000000"/>
+                <w:sz w:val="19"/>
+              </w:rPr>
               <w:t>using System.Threading;</w:t>
             </w:r>
           </w:p>
@@ -5424,6 +3655,2950 @@
                 <w:color w:val="000000"/>
                 <w:sz w:val="19"/>
               </w:rPr>
+              <w:t>namespace UniqueCollection</w:t>
+            </w:r>
+          </w:p>
+          <w:p>
+            <w:pPr>
+              <w:spacing w:after="0" w:line="240" w:lineRule="auto"/>
+              <w:rPr>
+                <w:rFonts w:ascii="Consolas" w:hAnsi="Consolas" w:cs="Times New Roman"/>
+                <w:color w:val="000000"/>
+                <w:sz w:val="19"/>
+              </w:rPr>
+            </w:pPr>
+            <w:r>
+              <w:rPr>
+                <w:rFonts w:ascii="Consolas" w:hAnsi="Consolas" w:cs="Times New Roman"/>
+                <w:color w:val="000000"/>
+                <w:sz w:val="19"/>
+              </w:rPr>
+              <w:t>{</w:t>
+            </w:r>
+          </w:p>
+          <w:p>
+            <w:pPr>
+              <w:spacing w:after="0" w:line="240" w:lineRule="auto"/>
+              <w:rPr>
+                <w:rFonts w:ascii="Consolas" w:hAnsi="Consolas" w:cs="Times New Roman"/>
+                <w:color w:val="000000"/>
+                <w:sz w:val="19"/>
+              </w:rPr>
+            </w:pPr>
+            <w:r>
+              <w:rPr>
+                <w:rFonts w:ascii="Consolas" w:hAnsi="Consolas" w:cs="Times New Roman"/>
+                <w:color w:val="000000"/>
+                <w:sz w:val="19"/>
+              </w:rPr>
+              <w:t xml:space="preserve">    class Punkt5</w:t>
+            </w:r>
+          </w:p>
+          <w:p>
+            <w:pPr>
+              <w:spacing w:after="0" w:line="240" w:lineRule="auto"/>
+              <w:rPr>
+                <w:rFonts w:ascii="Consolas" w:hAnsi="Consolas" w:cs="Times New Roman"/>
+                <w:color w:val="000000"/>
+                <w:sz w:val="19"/>
+              </w:rPr>
+            </w:pPr>
+            <w:r>
+              <w:rPr>
+                <w:rFonts w:ascii="Consolas" w:hAnsi="Consolas" w:cs="Times New Roman"/>
+                <w:color w:val="000000"/>
+                <w:sz w:val="19"/>
+              </w:rPr>
+              <w:t xml:space="preserve">    {</w:t>
+            </w:r>
+          </w:p>
+          <w:p>
+            <w:pPr>
+              <w:spacing w:after="0" w:line="240" w:lineRule="auto"/>
+              <w:rPr>
+                <w:rFonts w:ascii="Consolas" w:hAnsi="Consolas" w:cs="Times New Roman"/>
+                <w:color w:val="000000"/>
+                <w:sz w:val="19"/>
+              </w:rPr>
+            </w:pPr>
+            <w:r>
+              <w:rPr>
+                <w:rFonts w:ascii="Consolas" w:hAnsi="Consolas" w:cs="Times New Roman"/>
+                <w:color w:val="000000"/>
+                <w:sz w:val="19"/>
+              </w:rPr>
+              <w:t xml:space="preserve">        static readonly object locker = new object();</w:t>
+            </w:r>
+          </w:p>
+          <w:p>
+            <w:pPr>
+              <w:spacing w:after="0" w:line="240" w:lineRule="auto"/>
+              <w:rPr>
+                <w:rFonts w:ascii="Consolas" w:hAnsi="Consolas" w:cs="Times New Roman"/>
+                <w:color w:val="000000"/>
+                <w:sz w:val="19"/>
+              </w:rPr>
+            </w:pPr>
+          </w:p>
+          <w:p>
+            <w:pPr>
+              <w:spacing w:after="0" w:line="240" w:lineRule="auto"/>
+              <w:rPr>
+                <w:rFonts w:ascii="Consolas" w:hAnsi="Consolas" w:cs="Times New Roman"/>
+                <w:color w:val="000000"/>
+                <w:sz w:val="19"/>
+              </w:rPr>
+            </w:pPr>
+            <w:r>
+              <w:rPr>
+                <w:rFonts w:ascii="Consolas" w:hAnsi="Consolas" w:cs="Times New Roman"/>
+                <w:color w:val="000000"/>
+                <w:sz w:val="19"/>
+              </w:rPr>
+              <w:t xml:space="preserve">        static void Main(string[] args)</w:t>
+            </w:r>
+          </w:p>
+          <w:p>
+            <w:pPr>
+              <w:spacing w:after="0" w:line="240" w:lineRule="auto"/>
+              <w:rPr>
+                <w:rFonts w:ascii="Consolas" w:hAnsi="Consolas" w:cs="Times New Roman"/>
+                <w:color w:val="000000"/>
+                <w:sz w:val="19"/>
+              </w:rPr>
+            </w:pPr>
+            <w:r>
+              <w:rPr>
+                <w:rFonts w:ascii="Consolas" w:hAnsi="Consolas" w:cs="Times New Roman"/>
+                <w:color w:val="000000"/>
+                <w:sz w:val="19"/>
+              </w:rPr>
+              <w:t xml:space="preserve">        {</w:t>
+            </w:r>
+          </w:p>
+          <w:p>
+            <w:pPr>
+              <w:spacing w:after="0" w:line="240" w:lineRule="auto"/>
+              <w:rPr>
+                <w:rFonts w:ascii="Consolas" w:hAnsi="Consolas" w:cs="Times New Roman"/>
+                <w:color w:val="000000"/>
+                <w:sz w:val="19"/>
+              </w:rPr>
+            </w:pPr>
+            <w:r>
+              <w:rPr>
+                <w:rFonts w:ascii="Consolas" w:hAnsi="Consolas" w:cs="Times New Roman"/>
+                <w:color w:val="000000"/>
+                <w:sz w:val="19"/>
+              </w:rPr>
+              <w:t xml:space="preserve">            List&lt;Thread&gt; watki = new List&lt;Thread&gt;();</w:t>
+            </w:r>
+          </w:p>
+          <w:p>
+            <w:pPr>
+              <w:spacing w:after="0" w:line="240" w:lineRule="auto"/>
+              <w:rPr>
+                <w:rFonts w:ascii="Consolas" w:hAnsi="Consolas" w:cs="Times New Roman"/>
+                <w:color w:val="000000"/>
+                <w:sz w:val="19"/>
+              </w:rPr>
+            </w:pPr>
+            <w:r>
+              <w:rPr>
+                <w:rFonts w:ascii="Consolas" w:hAnsi="Consolas" w:cs="Times New Roman"/>
+                <w:color w:val="000000"/>
+                <w:sz w:val="19"/>
+              </w:rPr>
+              <w:t xml:space="preserve">            ConcurrentBag&lt;int&gt; liczby = new ConcurrentBag&lt;int&gt;();</w:t>
+            </w:r>
+          </w:p>
+          <w:p>
+            <w:pPr>
+              <w:spacing w:after="0" w:line="240" w:lineRule="auto"/>
+              <w:rPr>
+                <w:rFonts w:ascii="Consolas" w:hAnsi="Consolas" w:cs="Times New Roman"/>
+                <w:color w:val="000000"/>
+                <w:sz w:val="19"/>
+              </w:rPr>
+            </w:pPr>
+            <w:r>
+              <w:rPr>
+                <w:rFonts w:ascii="Consolas" w:hAnsi="Consolas" w:cs="Times New Roman"/>
+                <w:color w:val="000000"/>
+                <w:sz w:val="19"/>
+              </w:rPr>
+              <w:t xml:space="preserve">            Stopwatch sw = Stopwatch.StartNew();</w:t>
+            </w:r>
+          </w:p>
+          <w:p>
+            <w:pPr>
+              <w:spacing w:after="0" w:line="240" w:lineRule="auto"/>
+              <w:rPr>
+                <w:rFonts w:ascii="Consolas" w:hAnsi="Consolas" w:cs="Times New Roman"/>
+                <w:color w:val="000000"/>
+                <w:sz w:val="19"/>
+              </w:rPr>
+            </w:pPr>
+          </w:p>
+          <w:p>
+            <w:pPr>
+              <w:spacing w:after="0" w:line="240" w:lineRule="auto"/>
+              <w:rPr>
+                <w:rFonts w:ascii="Consolas" w:hAnsi="Consolas" w:cs="Times New Roman"/>
+                <w:color w:val="000000"/>
+                <w:sz w:val="19"/>
+              </w:rPr>
+            </w:pPr>
+            <w:r>
+              <w:rPr>
+                <w:rFonts w:ascii="Consolas" w:hAnsi="Consolas" w:cs="Times New Roman"/>
+                <w:color w:val="000000"/>
+                <w:sz w:val="19"/>
+              </w:rPr>
+              <w:t xml:space="preserve">            for (int i = 0; i &lt; 100; i++)</w:t>
+            </w:r>
+          </w:p>
+          <w:p>
+            <w:pPr>
+              <w:spacing w:after="0" w:line="240" w:lineRule="auto"/>
+              <w:rPr>
+                <w:rFonts w:ascii="Consolas" w:hAnsi="Consolas" w:cs="Times New Roman"/>
+                <w:color w:val="000000"/>
+                <w:sz w:val="19"/>
+              </w:rPr>
+            </w:pPr>
+            <w:r>
+              <w:rPr>
+                <w:rFonts w:ascii="Consolas" w:hAnsi="Consolas" w:cs="Times New Roman"/>
+                <w:color w:val="000000"/>
+                <w:sz w:val="19"/>
+              </w:rPr>
+              <w:t xml:space="preserve">            {</w:t>
+            </w:r>
+          </w:p>
+          <w:p>
+            <w:pPr>
+              <w:spacing w:after="0" w:line="240" w:lineRule="auto"/>
+              <w:rPr>
+                <w:rFonts w:ascii="Consolas" w:hAnsi="Consolas" w:cs="Times New Roman"/>
+                <w:color w:val="000000"/>
+                <w:sz w:val="19"/>
+              </w:rPr>
+            </w:pPr>
+            <w:r>
+              <w:rPr>
+                <w:rFonts w:ascii="Consolas" w:hAnsi="Consolas" w:cs="Times New Roman"/>
+                <w:color w:val="000000"/>
+                <w:sz w:val="19"/>
+              </w:rPr>
+              <w:t xml:space="preserve">                var watek = new Thread(() =&gt;</w:t>
+            </w:r>
+          </w:p>
+          <w:p>
+            <w:pPr>
+              <w:spacing w:after="0" w:line="240" w:lineRule="auto"/>
+              <w:rPr>
+                <w:rFonts w:ascii="Consolas" w:hAnsi="Consolas" w:cs="Times New Roman"/>
+                <w:color w:val="000000"/>
+                <w:sz w:val="19"/>
+              </w:rPr>
+            </w:pPr>
+            <w:r>
+              <w:rPr>
+                <w:rFonts w:ascii="Consolas" w:hAnsi="Consolas" w:cs="Times New Roman"/>
+                <w:color w:val="000000"/>
+                <w:sz w:val="19"/>
+              </w:rPr>
+              <w:t xml:space="preserve">                {</w:t>
+            </w:r>
+          </w:p>
+          <w:p>
+            <w:pPr>
+              <w:spacing w:after="0" w:line="240" w:lineRule="auto"/>
+              <w:rPr>
+                <w:rFonts w:ascii="Consolas" w:hAnsi="Consolas" w:cs="Times New Roman"/>
+                <w:color w:val="000000"/>
+                <w:sz w:val="19"/>
+              </w:rPr>
+            </w:pPr>
+            <w:r>
+              <w:rPr>
+                <w:rFonts w:ascii="Consolas" w:hAnsi="Consolas" w:cs="Times New Roman"/>
+                <w:color w:val="000000"/>
+                <w:sz w:val="19"/>
+              </w:rPr>
+              <w:t xml:space="preserve">                    Random rand = new Random();</w:t>
+            </w:r>
+          </w:p>
+          <w:p>
+            <w:pPr>
+              <w:spacing w:after="0" w:line="240" w:lineRule="auto"/>
+              <w:rPr>
+                <w:rFonts w:ascii="Consolas" w:hAnsi="Consolas" w:cs="Times New Roman"/>
+                <w:color w:val="000000"/>
+                <w:sz w:val="19"/>
+              </w:rPr>
+            </w:pPr>
+            <w:r>
+              <w:rPr>
+                <w:rFonts w:ascii="Consolas" w:hAnsi="Consolas" w:cs="Times New Roman"/>
+                <w:color w:val="000000"/>
+                <w:sz w:val="19"/>
+              </w:rPr>
+              <w:t xml:space="preserve">                    for (int l = 0; l &lt; 100; l++)</w:t>
+            </w:r>
+          </w:p>
+          <w:p>
+            <w:pPr>
+              <w:spacing w:after="0" w:line="240" w:lineRule="auto"/>
+              <w:rPr>
+                <w:rFonts w:ascii="Consolas" w:hAnsi="Consolas" w:cs="Times New Roman"/>
+                <w:color w:val="000000"/>
+                <w:sz w:val="19"/>
+              </w:rPr>
+            </w:pPr>
+            <w:r>
+              <w:rPr>
+                <w:rFonts w:ascii="Consolas" w:hAnsi="Consolas" w:cs="Times New Roman"/>
+                <w:color w:val="000000"/>
+                <w:sz w:val="19"/>
+              </w:rPr>
+              <w:t xml:space="preserve">                    {</w:t>
+            </w:r>
+          </w:p>
+          <w:p>
+            <w:pPr>
+              <w:spacing w:after="0" w:line="240" w:lineRule="auto"/>
+              <w:rPr>
+                <w:rFonts w:ascii="Consolas" w:hAnsi="Consolas" w:cs="Times New Roman"/>
+                <w:color w:val="000000"/>
+                <w:sz w:val="19"/>
+              </w:rPr>
+            </w:pPr>
+            <w:r>
+              <w:rPr>
+                <w:rFonts w:ascii="Consolas" w:hAnsi="Consolas" w:cs="Times New Roman"/>
+                <w:color w:val="000000"/>
+                <w:sz w:val="19"/>
+              </w:rPr>
+              <w:t xml:space="preserve">                        int liczba = rand.Next(10001);</w:t>
+            </w:r>
+          </w:p>
+          <w:p>
+            <w:pPr>
+              <w:spacing w:after="0" w:line="240" w:lineRule="auto"/>
+              <w:rPr>
+                <w:rFonts w:ascii="Consolas" w:hAnsi="Consolas" w:cs="Times New Roman"/>
+                <w:color w:val="000000"/>
+                <w:sz w:val="19"/>
+              </w:rPr>
+            </w:pPr>
+            <w:r>
+              <w:rPr>
+                <w:rFonts w:ascii="Consolas" w:hAnsi="Consolas" w:cs="Times New Roman"/>
+                <w:color w:val="000000"/>
+                <w:sz w:val="19"/>
+              </w:rPr>
+              <w:t xml:space="preserve">                        lock (locker)</w:t>
+            </w:r>
+          </w:p>
+          <w:p>
+            <w:pPr>
+              <w:spacing w:after="0" w:line="240" w:lineRule="auto"/>
+              <w:rPr>
+                <w:rFonts w:ascii="Consolas" w:hAnsi="Consolas" w:cs="Times New Roman"/>
+                <w:color w:val="000000"/>
+                <w:sz w:val="19"/>
+              </w:rPr>
+            </w:pPr>
+            <w:r>
+              <w:rPr>
+                <w:rFonts w:ascii="Consolas" w:hAnsi="Consolas" w:cs="Times New Roman"/>
+                <w:color w:val="000000"/>
+                <w:sz w:val="19"/>
+              </w:rPr>
+              <w:t xml:space="preserve">                        {</w:t>
+            </w:r>
+          </w:p>
+          <w:p>
+            <w:pPr>
+              <w:spacing w:after="0" w:line="240" w:lineRule="auto"/>
+              <w:rPr>
+                <w:rFonts w:ascii="Consolas" w:hAnsi="Consolas" w:cs="Times New Roman"/>
+                <w:color w:val="000000"/>
+                <w:sz w:val="19"/>
+              </w:rPr>
+            </w:pPr>
+            <w:r>
+              <w:rPr>
+                <w:rFonts w:ascii="Consolas" w:hAnsi="Consolas" w:cs="Times New Roman"/>
+                <w:color w:val="000000"/>
+                <w:sz w:val="19"/>
+              </w:rPr>
+              <w:t xml:space="preserve">                            while (liczby.Any(x =&gt; x == liczba))</w:t>
+            </w:r>
+          </w:p>
+          <w:p>
+            <w:pPr>
+              <w:spacing w:after="0" w:line="240" w:lineRule="auto"/>
+              <w:rPr>
+                <w:rFonts w:ascii="Consolas" w:hAnsi="Consolas" w:cs="Times New Roman"/>
+                <w:color w:val="000000"/>
+                <w:sz w:val="19"/>
+              </w:rPr>
+            </w:pPr>
+            <w:r>
+              <w:rPr>
+                <w:rFonts w:ascii="Consolas" w:hAnsi="Consolas" w:cs="Times New Roman"/>
+                <w:color w:val="000000"/>
+                <w:sz w:val="19"/>
+              </w:rPr>
+              <w:t xml:space="preserve">                            {</w:t>
+            </w:r>
+          </w:p>
+          <w:p>
+            <w:pPr>
+              <w:spacing w:after="0" w:line="240" w:lineRule="auto"/>
+              <w:rPr>
+                <w:rFonts w:ascii="Consolas" w:hAnsi="Consolas" w:cs="Times New Roman"/>
+                <w:color w:val="000000"/>
+                <w:sz w:val="19"/>
+              </w:rPr>
+            </w:pPr>
+            <w:r>
+              <w:rPr>
+                <w:rFonts w:ascii="Consolas" w:hAnsi="Consolas" w:cs="Times New Roman"/>
+                <w:color w:val="000000"/>
+                <w:sz w:val="19"/>
+              </w:rPr>
+              <w:t xml:space="preserve">                                liczba = rand.Next(10001);</w:t>
+            </w:r>
+          </w:p>
+          <w:p>
+            <w:pPr>
+              <w:spacing w:after="0" w:line="240" w:lineRule="auto"/>
+              <w:rPr>
+                <w:rFonts w:ascii="Consolas" w:hAnsi="Consolas" w:cs="Times New Roman"/>
+                <w:color w:val="000000"/>
+                <w:sz w:val="19"/>
+              </w:rPr>
+            </w:pPr>
+            <w:r>
+              <w:rPr>
+                <w:rFonts w:ascii="Consolas" w:hAnsi="Consolas" w:cs="Times New Roman"/>
+                <w:color w:val="000000"/>
+                <w:sz w:val="19"/>
+              </w:rPr>
+              <w:t xml:space="preserve">                            }</w:t>
+            </w:r>
+          </w:p>
+          <w:p>
+            <w:pPr>
+              <w:spacing w:after="0" w:line="240" w:lineRule="auto"/>
+              <w:rPr>
+                <w:rFonts w:ascii="Consolas" w:hAnsi="Consolas" w:cs="Times New Roman"/>
+                <w:color w:val="000000"/>
+                <w:sz w:val="19"/>
+              </w:rPr>
+            </w:pPr>
+            <w:r>
+              <w:rPr>
+                <w:rFonts w:ascii="Consolas" w:hAnsi="Consolas" w:cs="Times New Roman"/>
+                <w:color w:val="000000"/>
+                <w:sz w:val="19"/>
+              </w:rPr>
+              <w:t xml:space="preserve">                            liczby.Add(liczba);</w:t>
+            </w:r>
+          </w:p>
+          <w:p>
+            <w:pPr>
+              <w:spacing w:after="0" w:line="240" w:lineRule="auto"/>
+              <w:rPr>
+                <w:rFonts w:ascii="Consolas" w:hAnsi="Consolas" w:cs="Times New Roman"/>
+                <w:color w:val="000000"/>
+                <w:sz w:val="19"/>
+              </w:rPr>
+            </w:pPr>
+            <w:r>
+              <w:rPr>
+                <w:rFonts w:ascii="Consolas" w:hAnsi="Consolas" w:cs="Times New Roman"/>
+                <w:color w:val="000000"/>
+                <w:sz w:val="19"/>
+              </w:rPr>
+              <w:t xml:space="preserve">                        }</w:t>
+            </w:r>
+          </w:p>
+          <w:p>
+            <w:pPr>
+              <w:spacing w:after="0" w:line="240" w:lineRule="auto"/>
+              <w:rPr>
+                <w:rFonts w:ascii="Consolas" w:hAnsi="Consolas" w:cs="Times New Roman"/>
+                <w:color w:val="000000"/>
+                <w:sz w:val="19"/>
+              </w:rPr>
+            </w:pPr>
+            <w:r>
+              <w:rPr>
+                <w:rFonts w:ascii="Consolas" w:hAnsi="Consolas" w:cs="Times New Roman"/>
+                <w:color w:val="000000"/>
+                <w:sz w:val="19"/>
+              </w:rPr>
+              <w:t xml:space="preserve">                    }</w:t>
+            </w:r>
+          </w:p>
+          <w:p>
+            <w:pPr>
+              <w:spacing w:after="0" w:line="240" w:lineRule="auto"/>
+              <w:rPr>
+                <w:rFonts w:ascii="Consolas" w:hAnsi="Consolas" w:cs="Times New Roman"/>
+                <w:color w:val="000000"/>
+                <w:sz w:val="19"/>
+              </w:rPr>
+            </w:pPr>
+            <w:r>
+              <w:rPr>
+                <w:rFonts w:ascii="Consolas" w:hAnsi="Consolas" w:cs="Times New Roman"/>
+                <w:color w:val="000000"/>
+                <w:sz w:val="19"/>
+              </w:rPr>
+              <w:t xml:space="preserve">                });</w:t>
+            </w:r>
+          </w:p>
+          <w:p>
+            <w:pPr>
+              <w:spacing w:after="0" w:line="240" w:lineRule="auto"/>
+              <w:rPr>
+                <w:rFonts w:ascii="Consolas" w:hAnsi="Consolas" w:cs="Times New Roman"/>
+                <w:color w:val="000000"/>
+                <w:sz w:val="19"/>
+              </w:rPr>
+            </w:pPr>
+            <w:r>
+              <w:rPr>
+                <w:rFonts w:ascii="Consolas" w:hAnsi="Consolas" w:cs="Times New Roman"/>
+                <w:color w:val="000000"/>
+                <w:sz w:val="19"/>
+              </w:rPr>
+              <w:t xml:space="preserve">                watki.Add(watek);</w:t>
+            </w:r>
+          </w:p>
+          <w:p>
+            <w:pPr>
+              <w:spacing w:after="0" w:line="240" w:lineRule="auto"/>
+              <w:rPr>
+                <w:rFonts w:ascii="Consolas" w:hAnsi="Consolas" w:cs="Times New Roman"/>
+                <w:color w:val="000000"/>
+                <w:sz w:val="19"/>
+              </w:rPr>
+            </w:pPr>
+            <w:r>
+              <w:rPr>
+                <w:rFonts w:ascii="Consolas" w:hAnsi="Consolas" w:cs="Times New Roman"/>
+                <w:color w:val="000000"/>
+                <w:sz w:val="19"/>
+              </w:rPr>
+              <w:t xml:space="preserve">                watek.Start();</w:t>
+            </w:r>
+          </w:p>
+          <w:p>
+            <w:pPr>
+              <w:spacing w:after="0" w:line="240" w:lineRule="auto"/>
+              <w:rPr>
+                <w:rFonts w:ascii="Consolas" w:hAnsi="Consolas" w:cs="Times New Roman"/>
+                <w:color w:val="000000"/>
+                <w:sz w:val="19"/>
+              </w:rPr>
+            </w:pPr>
+            <w:r>
+              <w:rPr>
+                <w:rFonts w:ascii="Consolas" w:hAnsi="Consolas" w:cs="Times New Roman"/>
+                <w:color w:val="000000"/>
+                <w:sz w:val="19"/>
+              </w:rPr>
+              <w:t xml:space="preserve">            }</w:t>
+            </w:r>
+          </w:p>
+          <w:p>
+            <w:pPr>
+              <w:spacing w:after="0" w:line="240" w:lineRule="auto"/>
+              <w:rPr>
+                <w:rFonts w:ascii="Consolas" w:hAnsi="Consolas" w:cs="Times New Roman"/>
+                <w:color w:val="000000"/>
+                <w:sz w:val="19"/>
+              </w:rPr>
+            </w:pPr>
+          </w:p>
+          <w:p>
+            <w:pPr>
+              <w:spacing w:after="0" w:line="240" w:lineRule="auto"/>
+              <w:rPr>
+                <w:rFonts w:ascii="Consolas" w:hAnsi="Consolas" w:cs="Times New Roman"/>
+                <w:color w:val="000000"/>
+                <w:sz w:val="19"/>
+              </w:rPr>
+            </w:pPr>
+            <w:r>
+              <w:rPr>
+                <w:rFonts w:ascii="Consolas" w:hAnsi="Consolas" w:cs="Times New Roman"/>
+                <w:color w:val="000000"/>
+                <w:sz w:val="19"/>
+              </w:rPr>
+              <w:t xml:space="preserve">            foreach (var watek in watki)</w:t>
+            </w:r>
+          </w:p>
+          <w:p>
+            <w:pPr>
+              <w:spacing w:after="0" w:line="240" w:lineRule="auto"/>
+              <w:rPr>
+                <w:rFonts w:ascii="Consolas" w:hAnsi="Consolas" w:cs="Times New Roman"/>
+                <w:color w:val="000000"/>
+                <w:sz w:val="19"/>
+              </w:rPr>
+            </w:pPr>
+            <w:r>
+              <w:rPr>
+                <w:rFonts w:ascii="Consolas" w:hAnsi="Consolas" w:cs="Times New Roman"/>
+                <w:color w:val="000000"/>
+                <w:sz w:val="19"/>
+              </w:rPr>
+              <w:t xml:space="preserve">            {</w:t>
+            </w:r>
+          </w:p>
+          <w:p>
+            <w:pPr>
+              <w:spacing w:after="0" w:line="240" w:lineRule="auto"/>
+              <w:rPr>
+                <w:rFonts w:ascii="Consolas" w:hAnsi="Consolas" w:cs="Times New Roman"/>
+                <w:color w:val="000000"/>
+                <w:sz w:val="19"/>
+              </w:rPr>
+            </w:pPr>
+            <w:r>
+              <w:rPr>
+                <w:rFonts w:ascii="Consolas" w:hAnsi="Consolas" w:cs="Times New Roman"/>
+                <w:color w:val="000000"/>
+                <w:sz w:val="19"/>
+              </w:rPr>
+              <w:t xml:space="preserve">                watek.Join();</w:t>
+            </w:r>
+          </w:p>
+          <w:p>
+            <w:pPr>
+              <w:spacing w:after="0" w:line="240" w:lineRule="auto"/>
+              <w:rPr>
+                <w:rFonts w:ascii="Consolas" w:hAnsi="Consolas" w:cs="Times New Roman"/>
+                <w:color w:val="000000"/>
+                <w:sz w:val="19"/>
+              </w:rPr>
+            </w:pPr>
+            <w:r>
+              <w:rPr>
+                <w:rFonts w:ascii="Consolas" w:hAnsi="Consolas" w:cs="Times New Roman"/>
+                <w:color w:val="000000"/>
+                <w:sz w:val="19"/>
+              </w:rPr>
+              <w:t xml:space="preserve">            }</w:t>
+            </w:r>
+          </w:p>
+          <w:p>
+            <w:pPr>
+              <w:spacing w:after="0" w:line="240" w:lineRule="auto"/>
+              <w:rPr>
+                <w:rFonts w:ascii="Consolas" w:hAnsi="Consolas" w:cs="Times New Roman"/>
+                <w:color w:val="000000"/>
+                <w:sz w:val="19"/>
+              </w:rPr>
+            </w:pPr>
+          </w:p>
+          <w:p>
+            <w:pPr>
+              <w:spacing w:after="0" w:line="240" w:lineRule="auto"/>
+              <w:rPr>
+                <w:rFonts w:ascii="Consolas" w:hAnsi="Consolas" w:cs="Times New Roman"/>
+                <w:color w:val="000000"/>
+                <w:sz w:val="19"/>
+              </w:rPr>
+            </w:pPr>
+            <w:r>
+              <w:rPr>
+                <w:rFonts w:ascii="Consolas" w:hAnsi="Consolas" w:cs="Times New Roman"/>
+                <w:color w:val="000000"/>
+                <w:sz w:val="19"/>
+              </w:rPr>
+              <w:t xml:space="preserve">            sw.Stop();</w:t>
+            </w:r>
+          </w:p>
+          <w:p>
+            <w:pPr>
+              <w:spacing w:after="0" w:line="240" w:lineRule="auto"/>
+              <w:rPr>
+                <w:rFonts w:ascii="Consolas" w:hAnsi="Consolas" w:cs="Times New Roman"/>
+                <w:color w:val="000000"/>
+                <w:sz w:val="19"/>
+              </w:rPr>
+            </w:pPr>
+            <w:r>
+              <w:rPr>
+                <w:rFonts w:ascii="Consolas" w:hAnsi="Consolas" w:cs="Times New Roman"/>
+                <w:color w:val="000000"/>
+                <w:sz w:val="19"/>
+              </w:rPr>
+              <w:t xml:space="preserve">            Console.WriteLine($"Uplynelo {sw.ElapsedMilliseconds} ms");</w:t>
+            </w:r>
+          </w:p>
+          <w:p>
+            <w:pPr>
+              <w:spacing w:after="0" w:line="240" w:lineRule="auto"/>
+              <w:rPr>
+                <w:rFonts w:ascii="Consolas" w:hAnsi="Consolas" w:cs="Times New Roman"/>
+                <w:color w:val="000000"/>
+                <w:sz w:val="19"/>
+              </w:rPr>
+            </w:pPr>
+            <w:r>
+              <w:rPr>
+                <w:rFonts w:ascii="Consolas" w:hAnsi="Consolas" w:cs="Times New Roman"/>
+                <w:color w:val="000000"/>
+                <w:sz w:val="19"/>
+              </w:rPr>
+              <w:t xml:space="preserve">            Console.WriteLine($"Liczba elementow: {liczby.Count}");</w:t>
+            </w:r>
+          </w:p>
+          <w:p>
+            <w:pPr>
+              <w:spacing w:after="0" w:line="240" w:lineRule="auto"/>
+              <w:rPr>
+                <w:rFonts w:ascii="Consolas" w:hAnsi="Consolas" w:cs="Times New Roman"/>
+                <w:color w:val="000000"/>
+                <w:sz w:val="19"/>
+              </w:rPr>
+            </w:pPr>
+            <w:r>
+              <w:rPr>
+                <w:rFonts w:ascii="Consolas" w:hAnsi="Consolas" w:cs="Times New Roman"/>
+                <w:color w:val="000000"/>
+                <w:sz w:val="19"/>
+              </w:rPr>
+              <w:t xml:space="preserve">            if (liczby.IsUnique())</w:t>
+            </w:r>
+          </w:p>
+          <w:p>
+            <w:pPr>
+              <w:spacing w:after="0" w:line="240" w:lineRule="auto"/>
+              <w:rPr>
+                <w:rFonts w:ascii="Consolas" w:hAnsi="Consolas" w:cs="Times New Roman"/>
+                <w:color w:val="000000"/>
+                <w:sz w:val="19"/>
+              </w:rPr>
+            </w:pPr>
+            <w:r>
+              <w:rPr>
+                <w:rFonts w:ascii="Consolas" w:hAnsi="Consolas" w:cs="Times New Roman"/>
+                <w:color w:val="000000"/>
+                <w:sz w:val="19"/>
+              </w:rPr>
+              <w:t xml:space="preserve">            {</w:t>
+            </w:r>
+          </w:p>
+          <w:p>
+            <w:pPr>
+              <w:spacing w:after="0" w:line="240" w:lineRule="auto"/>
+              <w:rPr>
+                <w:rFonts w:ascii="Consolas" w:hAnsi="Consolas" w:cs="Times New Roman"/>
+                <w:color w:val="000000"/>
+                <w:sz w:val="19"/>
+              </w:rPr>
+            </w:pPr>
+            <w:r>
+              <w:rPr>
+                <w:rFonts w:ascii="Consolas" w:hAnsi="Consolas" w:cs="Times New Roman"/>
+                <w:color w:val="000000"/>
+                <w:sz w:val="19"/>
+              </w:rPr>
+              <w:t xml:space="preserve">                Console.WriteLine("wszystkie liczby sa unikalne");</w:t>
+            </w:r>
+          </w:p>
+          <w:p>
+            <w:pPr>
+              <w:spacing w:after="0" w:line="240" w:lineRule="auto"/>
+              <w:rPr>
+                <w:rFonts w:ascii="Consolas" w:hAnsi="Consolas" w:cs="Times New Roman"/>
+                <w:color w:val="000000"/>
+                <w:sz w:val="19"/>
+              </w:rPr>
+            </w:pPr>
+            <w:r>
+              <w:rPr>
+                <w:rFonts w:ascii="Consolas" w:hAnsi="Consolas" w:cs="Times New Roman"/>
+                <w:color w:val="000000"/>
+                <w:sz w:val="19"/>
+              </w:rPr>
+              <w:t xml:space="preserve">            }</w:t>
+            </w:r>
+          </w:p>
+          <w:p>
+            <w:pPr>
+              <w:spacing w:after="0" w:line="240" w:lineRule="auto"/>
+              <w:rPr>
+                <w:rFonts w:ascii="Consolas" w:hAnsi="Consolas" w:cs="Times New Roman"/>
+                <w:color w:val="000000"/>
+                <w:sz w:val="19"/>
+              </w:rPr>
+            </w:pPr>
+            <w:r>
+              <w:rPr>
+                <w:rFonts w:ascii="Consolas" w:hAnsi="Consolas" w:cs="Times New Roman"/>
+                <w:color w:val="000000"/>
+                <w:sz w:val="19"/>
+              </w:rPr>
+              <w:t xml:space="preserve">            else</w:t>
+            </w:r>
+          </w:p>
+          <w:p>
+            <w:pPr>
+              <w:spacing w:after="0" w:line="240" w:lineRule="auto"/>
+              <w:rPr>
+                <w:rFonts w:ascii="Consolas" w:hAnsi="Consolas" w:cs="Times New Roman"/>
+                <w:color w:val="000000"/>
+                <w:sz w:val="19"/>
+              </w:rPr>
+            </w:pPr>
+            <w:r>
+              <w:rPr>
+                <w:rFonts w:ascii="Consolas" w:hAnsi="Consolas" w:cs="Times New Roman"/>
+                <w:color w:val="000000"/>
+                <w:sz w:val="19"/>
+              </w:rPr>
+              <w:t xml:space="preserve">            {</w:t>
+            </w:r>
+          </w:p>
+          <w:p>
+            <w:pPr>
+              <w:spacing w:after="0" w:line="240" w:lineRule="auto"/>
+              <w:rPr>
+                <w:rFonts w:ascii="Consolas" w:hAnsi="Consolas" w:cs="Times New Roman"/>
+                <w:color w:val="000000"/>
+                <w:sz w:val="19"/>
+              </w:rPr>
+            </w:pPr>
+            <w:r>
+              <w:rPr>
+                <w:rFonts w:ascii="Consolas" w:hAnsi="Consolas" w:cs="Times New Roman"/>
+                <w:color w:val="000000"/>
+                <w:sz w:val="19"/>
+              </w:rPr>
+              <w:t xml:space="preserve">                Console.WriteLine("Nie wszystkie liczby sa unikalne");</w:t>
+            </w:r>
+          </w:p>
+          <w:p>
+            <w:pPr>
+              <w:spacing w:after="0" w:line="240" w:lineRule="auto"/>
+              <w:rPr>
+                <w:rFonts w:ascii="Consolas" w:hAnsi="Consolas" w:cs="Times New Roman"/>
+                <w:color w:val="000000"/>
+                <w:sz w:val="19"/>
+              </w:rPr>
+            </w:pPr>
+            <w:r>
+              <w:rPr>
+                <w:rFonts w:ascii="Consolas" w:hAnsi="Consolas" w:cs="Times New Roman"/>
+                <w:color w:val="000000"/>
+                <w:sz w:val="19"/>
+              </w:rPr>
+              <w:t xml:space="preserve">            }</w:t>
+            </w:r>
+          </w:p>
+          <w:p>
+            <w:pPr>
+              <w:spacing w:after="0" w:line="240" w:lineRule="auto"/>
+              <w:rPr>
+                <w:rFonts w:ascii="Consolas" w:hAnsi="Consolas" w:cs="Times New Roman"/>
+                <w:color w:val="000000"/>
+                <w:sz w:val="19"/>
+              </w:rPr>
+            </w:pPr>
+            <w:r>
+              <w:rPr>
+                <w:rFonts w:ascii="Consolas" w:hAnsi="Consolas" w:cs="Times New Roman"/>
+                <w:color w:val="000000"/>
+                <w:sz w:val="19"/>
+              </w:rPr>
+              <w:t xml:space="preserve">        }</w:t>
+            </w:r>
+          </w:p>
+          <w:p>
+            <w:pPr>
+              <w:spacing w:after="0" w:line="240" w:lineRule="auto"/>
+              <w:rPr>
+                <w:rFonts w:ascii="Consolas" w:hAnsi="Consolas" w:cs="Times New Roman"/>
+                <w:color w:val="000000"/>
+                <w:sz w:val="19"/>
+              </w:rPr>
+            </w:pPr>
+            <w:r>
+              <w:rPr>
+                <w:rFonts w:ascii="Consolas" w:hAnsi="Consolas" w:cs="Times New Roman"/>
+                <w:color w:val="000000"/>
+                <w:sz w:val="19"/>
+              </w:rPr>
+              <w:t xml:space="preserve">    }</w:t>
+            </w:r>
+          </w:p>
+          <w:p>
+            <w:pPr>
+              <w:spacing w:after="0" w:line="240" w:lineRule="auto"/>
+              <w:rPr>
+                <w:rFonts w:ascii="Consolas" w:hAnsi="Consolas" w:cs="Times New Roman"/>
+                <w:color w:val="000000"/>
+                <w:sz w:val="19"/>
+              </w:rPr>
+            </w:pPr>
+            <w:r>
+              <w:rPr>
+                <w:rFonts w:ascii="Consolas" w:hAnsi="Consolas" w:cs="Times New Roman"/>
+                <w:color w:val="000000"/>
+                <w:sz w:val="19"/>
+              </w:rPr>
+              <w:t>}</w:t>
+            </w:r>
+          </w:p>
+        </w:tc>
+      </w:tr>
+    </w:tbl>
+    <w:p>
+      <w:pPr>
+        <w:spacing w:before="200" w:after="80" w:line="240" w:lineRule="auto"/>
+        <w:rPr>
+          <w:rFonts w:ascii="Times New Roman" w:hAnsi="Times New Roman" w:cs="Times New Roman"/>
+          <w:b/>
+          <w:color w:val="000000"/>
+          <w:sz w:val="22"/>
+        </w:rPr>
+      </w:pPr>
+    </w:p>
+    <w:p>
+      <w:pPr>
+        <w:spacing w:before="200" w:after="80" w:line="240" w:lineRule="auto"/>
+        <w:rPr>
+          <w:rFonts w:ascii="Times New Roman" w:hAnsi="Times New Roman" w:cs="Times New Roman"/>
+          <w:b/>
+          <w:color w:val="000000"/>
+          <w:sz w:val="22"/>
+        </w:rPr>
+      </w:pPr>
+      <w:r>
+        <w:rPr>
+          <w:rFonts w:ascii="Times New Roman" w:hAnsi="Times New Roman" w:cs="Times New Roman"/>
+          <w:b/>
+          <w:color w:val="000000"/>
+          <w:sz w:val="22"/>
+        </w:rPr>
+        <w:t>5. ConcurrentDictionary - Punkt6.cs</w:t>
+      </w:r>
+    </w:p>
+    <w:tbl>
+      <w:tblPr>
+        <w:tblW w:w="0" w:type="auto"/>
+        <w:tblBorders>
+          <w:top w:val="single" w:sz="4" w:space="0" w:color="D9D9D9"/>
+          <w:left w:val="single" w:sz="4" w:space="0" w:color="D9D9D9"/>
+          <w:bottom w:val="single" w:sz="4" w:space="0" w:color="D9D9D9"/>
+          <w:right w:val="single" w:sz="4" w:space="0" w:color="D9D9D9"/>
+        </w:tblBorders>
+        <w:shd w:val="clear" w:color="auto" w:fill="F5F5F5"/>
+        <w:tblLayout w:type="fixed"/>
+        <w:tblCellMar>
+          <w:top w:w="100" w:type="dxa"/>
+          <w:left w:w="140" w:type="dxa"/>
+          <w:bottom w:w="100" w:type="dxa"/>
+          <w:right w:w="140" w:type="dxa"/>
+        </w:tblCellMar>
+        <w:tblLook w:val="0000" w:firstRow="0" w:lastRow="0" w:firstColumn="0" w:lastColumn="0" w:noHBand="0" w:noVBand="0"/>
+      </w:tblPr>
+      <w:tblGrid>
+        <w:gridCol w:w="9638"/>
+      </w:tblGrid>
+      <w:tr>
+        <w:tc>
+          <w:tcPr>
+            <w:tcW w:w="9638" w:type="dxa"/>
+            <w:shd w:val="clear" w:color="auto" w:fill="F5F5F5"/>
+          </w:tcPr>
+          <w:p>
+            <w:pPr>
+              <w:spacing w:after="0" w:line="240" w:lineRule="auto"/>
+              <w:rPr>
+                <w:rFonts w:ascii="Consolas" w:hAnsi="Consolas" w:cs="Times New Roman"/>
+                <w:color w:val="000000"/>
+                <w:sz w:val="19"/>
+              </w:rPr>
+            </w:pPr>
+            <w:r>
+              <w:rPr>
+                <w:rFonts w:ascii="Consolas" w:hAnsi="Consolas" w:cs="Times New Roman"/>
+                <w:color w:val="000000"/>
+                <w:sz w:val="19"/>
+              </w:rPr>
+              <w:t>using System;</w:t>
+            </w:r>
+          </w:p>
+          <w:p>
+            <w:pPr>
+              <w:spacing w:after="0" w:line="240" w:lineRule="auto"/>
+              <w:rPr>
+                <w:rFonts w:ascii="Consolas" w:hAnsi="Consolas" w:cs="Times New Roman"/>
+                <w:color w:val="000000"/>
+                <w:sz w:val="19"/>
+              </w:rPr>
+            </w:pPr>
+            <w:r>
+              <w:rPr>
+                <w:rFonts w:ascii="Consolas" w:hAnsi="Consolas" w:cs="Times New Roman"/>
+                <w:color w:val="000000"/>
+                <w:sz w:val="19"/>
+              </w:rPr>
+              <w:t>using System.Collections.Concurrent;</w:t>
+            </w:r>
+          </w:p>
+          <w:p>
+            <w:pPr>
+              <w:spacing w:after="0" w:line="240" w:lineRule="auto"/>
+              <w:rPr>
+                <w:rFonts w:ascii="Consolas" w:hAnsi="Consolas" w:cs="Times New Roman"/>
+                <w:color w:val="000000"/>
+                <w:sz w:val="19"/>
+              </w:rPr>
+            </w:pPr>
+            <w:r>
+              <w:rPr>
+                <w:rFonts w:ascii="Consolas" w:hAnsi="Consolas" w:cs="Times New Roman"/>
+                <w:color w:val="000000"/>
+                <w:sz w:val="19"/>
+              </w:rPr>
+              <w:t>using System.Collections.Generic;</w:t>
+            </w:r>
+          </w:p>
+          <w:p>
+            <w:pPr>
+              <w:spacing w:after="0" w:line="240" w:lineRule="auto"/>
+              <w:rPr>
+                <w:rFonts w:ascii="Consolas" w:hAnsi="Consolas" w:cs="Times New Roman"/>
+                <w:color w:val="000000"/>
+                <w:sz w:val="19"/>
+              </w:rPr>
+            </w:pPr>
+            <w:r>
+              <w:rPr>
+                <w:rFonts w:ascii="Consolas" w:hAnsi="Consolas" w:cs="Times New Roman"/>
+                <w:color w:val="000000"/>
+                <w:sz w:val="19"/>
+              </w:rPr>
+              <w:t>using System.Diagnostics;</w:t>
+            </w:r>
+          </w:p>
+          <w:p>
+            <w:pPr>
+              <w:spacing w:after="0" w:line="240" w:lineRule="auto"/>
+              <w:rPr>
+                <w:rFonts w:ascii="Consolas" w:hAnsi="Consolas" w:cs="Times New Roman"/>
+                <w:color w:val="000000"/>
+                <w:sz w:val="19"/>
+              </w:rPr>
+            </w:pPr>
+            <w:r>
+              <w:rPr>
+                <w:rFonts w:ascii="Consolas" w:hAnsi="Consolas" w:cs="Times New Roman"/>
+                <w:color w:val="000000"/>
+                <w:sz w:val="19"/>
+              </w:rPr>
+              <w:t>using System.Threading;</w:t>
+            </w:r>
+          </w:p>
+          <w:p>
+            <w:pPr>
+              <w:spacing w:after="0" w:line="240" w:lineRule="auto"/>
+              <w:rPr>
+                <w:rFonts w:ascii="Consolas" w:hAnsi="Consolas" w:cs="Times New Roman"/>
+                <w:color w:val="000000"/>
+                <w:sz w:val="19"/>
+              </w:rPr>
+            </w:pPr>
+          </w:p>
+          <w:p>
+            <w:pPr>
+              <w:spacing w:after="0" w:line="240" w:lineRule="auto"/>
+              <w:rPr>
+                <w:rFonts w:ascii="Consolas" w:hAnsi="Consolas" w:cs="Times New Roman"/>
+                <w:color w:val="000000"/>
+                <w:sz w:val="19"/>
+              </w:rPr>
+            </w:pPr>
+            <w:r>
+              <w:rPr>
+                <w:rFonts w:ascii="Consolas" w:hAnsi="Consolas" w:cs="Times New Roman"/>
+                <w:color w:val="000000"/>
+                <w:sz w:val="19"/>
+              </w:rPr>
+              <w:t>namespace UniqueCollection</w:t>
+            </w:r>
+          </w:p>
+          <w:p>
+            <w:pPr>
+              <w:spacing w:after="0" w:line="240" w:lineRule="auto"/>
+              <w:rPr>
+                <w:rFonts w:ascii="Consolas" w:hAnsi="Consolas" w:cs="Times New Roman"/>
+                <w:color w:val="000000"/>
+                <w:sz w:val="19"/>
+              </w:rPr>
+            </w:pPr>
+            <w:r>
+              <w:rPr>
+                <w:rFonts w:ascii="Consolas" w:hAnsi="Consolas" w:cs="Times New Roman"/>
+                <w:color w:val="000000"/>
+                <w:sz w:val="19"/>
+              </w:rPr>
+              <w:t>{</w:t>
+            </w:r>
+          </w:p>
+          <w:p>
+            <w:pPr>
+              <w:spacing w:after="0" w:line="240" w:lineRule="auto"/>
+              <w:rPr>
+                <w:rFonts w:ascii="Consolas" w:hAnsi="Consolas" w:cs="Times New Roman"/>
+                <w:color w:val="000000"/>
+                <w:sz w:val="19"/>
+              </w:rPr>
+            </w:pPr>
+            <w:r>
+              <w:rPr>
+                <w:rFonts w:ascii="Consolas" w:hAnsi="Consolas" w:cs="Times New Roman"/>
+                <w:color w:val="000000"/>
+                <w:sz w:val="19"/>
+              </w:rPr>
+              <w:t xml:space="preserve">    class Punkt6</w:t>
+            </w:r>
+          </w:p>
+          <w:p>
+            <w:pPr>
+              <w:spacing w:after="0" w:line="240" w:lineRule="auto"/>
+              <w:rPr>
+                <w:rFonts w:ascii="Consolas" w:hAnsi="Consolas" w:cs="Times New Roman"/>
+                <w:color w:val="000000"/>
+                <w:sz w:val="19"/>
+              </w:rPr>
+            </w:pPr>
+            <w:r>
+              <w:rPr>
+                <w:rFonts w:ascii="Consolas" w:hAnsi="Consolas" w:cs="Times New Roman"/>
+                <w:color w:val="000000"/>
+                <w:sz w:val="19"/>
+              </w:rPr>
+              <w:t xml:space="preserve">    {</w:t>
+            </w:r>
+          </w:p>
+          <w:p>
+            <w:pPr>
+              <w:spacing w:after="0" w:line="240" w:lineRule="auto"/>
+              <w:rPr>
+                <w:rFonts w:ascii="Consolas" w:hAnsi="Consolas" w:cs="Times New Roman"/>
+                <w:color w:val="000000"/>
+                <w:sz w:val="19"/>
+              </w:rPr>
+            </w:pPr>
+            <w:r>
+              <w:rPr>
+                <w:rFonts w:ascii="Consolas" w:hAnsi="Consolas" w:cs="Times New Roman"/>
+                <w:color w:val="000000"/>
+                <w:sz w:val="19"/>
+              </w:rPr>
+              <w:t xml:space="preserve">        static void Main(string[] args)</w:t>
+            </w:r>
+          </w:p>
+          <w:p>
+            <w:pPr>
+              <w:spacing w:after="0" w:line="240" w:lineRule="auto"/>
+              <w:rPr>
+                <w:rFonts w:ascii="Consolas" w:hAnsi="Consolas" w:cs="Times New Roman"/>
+                <w:color w:val="000000"/>
+                <w:sz w:val="19"/>
+              </w:rPr>
+            </w:pPr>
+            <w:r>
+              <w:rPr>
+                <w:rFonts w:ascii="Consolas" w:hAnsi="Consolas" w:cs="Times New Roman"/>
+                <w:color w:val="000000"/>
+                <w:sz w:val="19"/>
+              </w:rPr>
+              <w:t xml:space="preserve">        {</w:t>
+            </w:r>
+          </w:p>
+          <w:p>
+            <w:pPr>
+              <w:spacing w:after="0" w:line="240" w:lineRule="auto"/>
+              <w:rPr>
+                <w:rFonts w:ascii="Consolas" w:hAnsi="Consolas" w:cs="Times New Roman"/>
+                <w:color w:val="000000"/>
+                <w:sz w:val="19"/>
+              </w:rPr>
+            </w:pPr>
+            <w:r>
+              <w:rPr>
+                <w:rFonts w:ascii="Consolas" w:hAnsi="Consolas" w:cs="Times New Roman"/>
+                <w:color w:val="000000"/>
+                <w:sz w:val="19"/>
+              </w:rPr>
+              <w:t xml:space="preserve">            List&lt;Thread&gt; watki = new List&lt;Thread&gt;();</w:t>
+            </w:r>
+          </w:p>
+          <w:p>
+            <w:pPr>
+              <w:spacing w:after="0" w:line="240" w:lineRule="auto"/>
+              <w:rPr>
+                <w:rFonts w:ascii="Consolas" w:hAnsi="Consolas" w:cs="Times New Roman"/>
+                <w:color w:val="000000"/>
+                <w:sz w:val="19"/>
+              </w:rPr>
+            </w:pPr>
+            <w:r>
+              <w:rPr>
+                <w:rFonts w:ascii="Consolas" w:hAnsi="Consolas" w:cs="Times New Roman"/>
+                <w:color w:val="000000"/>
+                <w:sz w:val="19"/>
+              </w:rPr>
+              <w:t xml:space="preserve">            ConcurrentDictionary&lt;int, byte&gt; dict = new ConcurrentDictionary&lt;int, byte&gt;();</w:t>
+            </w:r>
+          </w:p>
+          <w:p>
+            <w:pPr>
+              <w:spacing w:after="0" w:line="240" w:lineRule="auto"/>
+              <w:rPr>
+                <w:rFonts w:ascii="Consolas" w:hAnsi="Consolas" w:cs="Times New Roman"/>
+                <w:color w:val="000000"/>
+                <w:sz w:val="19"/>
+              </w:rPr>
+            </w:pPr>
+            <w:r>
+              <w:rPr>
+                <w:rFonts w:ascii="Consolas" w:hAnsi="Consolas" w:cs="Times New Roman"/>
+                <w:color w:val="000000"/>
+                <w:sz w:val="19"/>
+              </w:rPr>
+              <w:t xml:space="preserve">            Stopwatch sw = Stopwatch.StartNew();</w:t>
+            </w:r>
+          </w:p>
+          <w:p>
+            <w:pPr>
+              <w:spacing w:after="0" w:line="240" w:lineRule="auto"/>
+              <w:rPr>
+                <w:rFonts w:ascii="Consolas" w:hAnsi="Consolas" w:cs="Times New Roman"/>
+                <w:color w:val="000000"/>
+                <w:sz w:val="19"/>
+              </w:rPr>
+            </w:pPr>
+          </w:p>
+          <w:p>
+            <w:pPr>
+              <w:spacing w:after="0" w:line="240" w:lineRule="auto"/>
+              <w:rPr>
+                <w:rFonts w:ascii="Consolas" w:hAnsi="Consolas" w:cs="Times New Roman"/>
+                <w:color w:val="000000"/>
+                <w:sz w:val="19"/>
+              </w:rPr>
+            </w:pPr>
+            <w:r>
+              <w:rPr>
+                <w:rFonts w:ascii="Consolas" w:hAnsi="Consolas" w:cs="Times New Roman"/>
+                <w:color w:val="000000"/>
+                <w:sz w:val="19"/>
+              </w:rPr>
+              <w:t xml:space="preserve">            for (int i = 0; i &lt; 100; i++)</w:t>
+            </w:r>
+          </w:p>
+          <w:p>
+            <w:pPr>
+              <w:spacing w:after="0" w:line="240" w:lineRule="auto"/>
+              <w:rPr>
+                <w:rFonts w:ascii="Consolas" w:hAnsi="Consolas" w:cs="Times New Roman"/>
+                <w:color w:val="000000"/>
+                <w:sz w:val="19"/>
+              </w:rPr>
+            </w:pPr>
+            <w:r>
+              <w:rPr>
+                <w:rFonts w:ascii="Consolas" w:hAnsi="Consolas" w:cs="Times New Roman"/>
+                <w:color w:val="000000"/>
+                <w:sz w:val="19"/>
+              </w:rPr>
+              <w:t xml:space="preserve">            {</w:t>
+            </w:r>
+          </w:p>
+          <w:p>
+            <w:pPr>
+              <w:spacing w:after="0" w:line="240" w:lineRule="auto"/>
+              <w:rPr>
+                <w:rFonts w:ascii="Consolas" w:hAnsi="Consolas" w:cs="Times New Roman"/>
+                <w:color w:val="000000"/>
+                <w:sz w:val="19"/>
+              </w:rPr>
+            </w:pPr>
+            <w:r>
+              <w:rPr>
+                <w:rFonts w:ascii="Consolas" w:hAnsi="Consolas" w:cs="Times New Roman"/>
+                <w:color w:val="000000"/>
+                <w:sz w:val="19"/>
+              </w:rPr>
+              <w:t xml:space="preserve">                var watek = new Thread(() =&gt;</w:t>
+            </w:r>
+          </w:p>
+          <w:p>
+            <w:pPr>
+              <w:spacing w:after="0" w:line="240" w:lineRule="auto"/>
+              <w:rPr>
+                <w:rFonts w:ascii="Consolas" w:hAnsi="Consolas" w:cs="Times New Roman"/>
+                <w:color w:val="000000"/>
+                <w:sz w:val="19"/>
+              </w:rPr>
+            </w:pPr>
+            <w:r>
+              <w:rPr>
+                <w:rFonts w:ascii="Consolas" w:hAnsi="Consolas" w:cs="Times New Roman"/>
+                <w:color w:val="000000"/>
+                <w:sz w:val="19"/>
+              </w:rPr>
+              <w:t xml:space="preserve">                {</w:t>
+            </w:r>
+          </w:p>
+          <w:p>
+            <w:pPr>
+              <w:spacing w:after="0" w:line="240" w:lineRule="auto"/>
+              <w:rPr>
+                <w:rFonts w:ascii="Consolas" w:hAnsi="Consolas" w:cs="Times New Roman"/>
+                <w:color w:val="000000"/>
+                <w:sz w:val="19"/>
+              </w:rPr>
+            </w:pPr>
+            <w:r>
+              <w:rPr>
+                <w:rFonts w:ascii="Consolas" w:hAnsi="Consolas" w:cs="Times New Roman"/>
+                <w:color w:val="000000"/>
+                <w:sz w:val="19"/>
+              </w:rPr>
+              <w:t xml:space="preserve">                    Random rand = new Random();</w:t>
+            </w:r>
+          </w:p>
+          <w:p>
+            <w:pPr>
+              <w:spacing w:after="0" w:line="240" w:lineRule="auto"/>
+              <w:rPr>
+                <w:rFonts w:ascii="Consolas" w:hAnsi="Consolas" w:cs="Times New Roman"/>
+                <w:color w:val="000000"/>
+                <w:sz w:val="19"/>
+              </w:rPr>
+            </w:pPr>
+            <w:r>
+              <w:rPr>
+                <w:rFonts w:ascii="Consolas" w:hAnsi="Consolas" w:cs="Times New Roman"/>
+                <w:color w:val="000000"/>
+                <w:sz w:val="19"/>
+              </w:rPr>
+              <w:t xml:space="preserve">                    for (int l = 0; l &lt; 100; l++)</w:t>
+            </w:r>
+          </w:p>
+          <w:p>
+            <w:pPr>
+              <w:spacing w:after="0" w:line="240" w:lineRule="auto"/>
+              <w:rPr>
+                <w:rFonts w:ascii="Consolas" w:hAnsi="Consolas" w:cs="Times New Roman"/>
+                <w:color w:val="000000"/>
+                <w:sz w:val="19"/>
+              </w:rPr>
+            </w:pPr>
+            <w:r>
+              <w:rPr>
+                <w:rFonts w:ascii="Consolas" w:hAnsi="Consolas" w:cs="Times New Roman"/>
+                <w:color w:val="000000"/>
+                <w:sz w:val="19"/>
+              </w:rPr>
+              <w:t xml:space="preserve">                    {</w:t>
+            </w:r>
+          </w:p>
+          <w:p>
+            <w:pPr>
+              <w:spacing w:after="0" w:line="240" w:lineRule="auto"/>
+              <w:rPr>
+                <w:rFonts w:ascii="Consolas" w:hAnsi="Consolas" w:cs="Times New Roman"/>
+                <w:color w:val="000000"/>
+                <w:sz w:val="19"/>
+              </w:rPr>
+            </w:pPr>
+            <w:r>
+              <w:rPr>
+                <w:rFonts w:ascii="Consolas" w:hAnsi="Consolas" w:cs="Times New Roman"/>
+                <w:color w:val="000000"/>
+                <w:sz w:val="19"/>
+              </w:rPr>
+              <w:t xml:space="preserve">                        int liczba = rand.Next(100000);</w:t>
+            </w:r>
+          </w:p>
+          <w:p>
+            <w:pPr>
+              <w:spacing w:after="0" w:line="240" w:lineRule="auto"/>
+              <w:rPr>
+                <w:rFonts w:ascii="Consolas" w:hAnsi="Consolas" w:cs="Times New Roman"/>
+                <w:color w:val="000000"/>
+                <w:sz w:val="19"/>
+              </w:rPr>
+            </w:pPr>
+            <w:r>
+              <w:rPr>
+                <w:rFonts w:ascii="Consolas" w:hAnsi="Consolas" w:cs="Times New Roman"/>
+                <w:color w:val="000000"/>
+                <w:sz w:val="19"/>
+              </w:rPr>
+              <w:t xml:space="preserve">                        while (!dict.TryAdd(liczba, 0))</w:t>
+            </w:r>
+          </w:p>
+          <w:p>
+            <w:pPr>
+              <w:spacing w:after="0" w:line="240" w:lineRule="auto"/>
+              <w:rPr>
+                <w:rFonts w:ascii="Consolas" w:hAnsi="Consolas" w:cs="Times New Roman"/>
+                <w:color w:val="000000"/>
+                <w:sz w:val="19"/>
+              </w:rPr>
+            </w:pPr>
+            <w:r>
+              <w:rPr>
+                <w:rFonts w:ascii="Consolas" w:hAnsi="Consolas" w:cs="Times New Roman"/>
+                <w:color w:val="000000"/>
+                <w:sz w:val="19"/>
+              </w:rPr>
+              <w:t xml:space="preserve">                        {</w:t>
+            </w:r>
+          </w:p>
+          <w:p>
+            <w:pPr>
+              <w:spacing w:after="0" w:line="240" w:lineRule="auto"/>
+              <w:rPr>
+                <w:rFonts w:ascii="Consolas" w:hAnsi="Consolas" w:cs="Times New Roman"/>
+                <w:color w:val="000000"/>
+                <w:sz w:val="19"/>
+              </w:rPr>
+            </w:pPr>
+            <w:r>
+              <w:rPr>
+                <w:rFonts w:ascii="Consolas" w:hAnsi="Consolas" w:cs="Times New Roman"/>
+                <w:color w:val="000000"/>
+                <w:sz w:val="19"/>
+              </w:rPr>
+              <w:t xml:space="preserve">                            liczba = rand.Next(100000);</w:t>
+            </w:r>
+          </w:p>
+          <w:p>
+            <w:pPr>
+              <w:spacing w:after="0" w:line="240" w:lineRule="auto"/>
+              <w:rPr>
+                <w:rFonts w:ascii="Consolas" w:hAnsi="Consolas" w:cs="Times New Roman"/>
+                <w:color w:val="000000"/>
+                <w:sz w:val="19"/>
+              </w:rPr>
+            </w:pPr>
+            <w:r>
+              <w:rPr>
+                <w:rFonts w:ascii="Consolas" w:hAnsi="Consolas" w:cs="Times New Roman"/>
+                <w:color w:val="000000"/>
+                <w:sz w:val="19"/>
+              </w:rPr>
+              <w:t xml:space="preserve">                        }</w:t>
+            </w:r>
+          </w:p>
+          <w:p>
+            <w:pPr>
+              <w:spacing w:after="0" w:line="240" w:lineRule="auto"/>
+              <w:rPr>
+                <w:rFonts w:ascii="Consolas" w:hAnsi="Consolas" w:cs="Times New Roman"/>
+                <w:color w:val="000000"/>
+                <w:sz w:val="19"/>
+              </w:rPr>
+            </w:pPr>
+            <w:r>
+              <w:rPr>
+                <w:rFonts w:ascii="Consolas" w:hAnsi="Consolas" w:cs="Times New Roman"/>
+                <w:color w:val="000000"/>
+                <w:sz w:val="19"/>
+              </w:rPr>
+              <w:t xml:space="preserve">                    }</w:t>
+            </w:r>
+          </w:p>
+          <w:p>
+            <w:pPr>
+              <w:spacing w:after="0" w:line="240" w:lineRule="auto"/>
+              <w:rPr>
+                <w:rFonts w:ascii="Consolas" w:hAnsi="Consolas" w:cs="Times New Roman"/>
+                <w:color w:val="000000"/>
+                <w:sz w:val="19"/>
+              </w:rPr>
+            </w:pPr>
+            <w:r>
+              <w:rPr>
+                <w:rFonts w:ascii="Consolas" w:hAnsi="Consolas" w:cs="Times New Roman"/>
+                <w:color w:val="000000"/>
+                <w:sz w:val="19"/>
+              </w:rPr>
+              <w:t xml:space="preserve">                });</w:t>
+            </w:r>
+          </w:p>
+          <w:p>
+            <w:pPr>
+              <w:spacing w:after="0" w:line="240" w:lineRule="auto"/>
+              <w:rPr>
+                <w:rFonts w:ascii="Consolas" w:hAnsi="Consolas" w:cs="Times New Roman"/>
+                <w:color w:val="000000"/>
+                <w:sz w:val="19"/>
+              </w:rPr>
+            </w:pPr>
+            <w:r>
+              <w:rPr>
+                <w:rFonts w:ascii="Consolas" w:hAnsi="Consolas" w:cs="Times New Roman"/>
+                <w:color w:val="000000"/>
+                <w:sz w:val="19"/>
+              </w:rPr>
+              <w:t xml:space="preserve">                watki.Add(watek);</w:t>
+            </w:r>
+          </w:p>
+          <w:p>
+            <w:pPr>
+              <w:spacing w:after="0" w:line="240" w:lineRule="auto"/>
+              <w:rPr>
+                <w:rFonts w:ascii="Consolas" w:hAnsi="Consolas" w:cs="Times New Roman"/>
+                <w:color w:val="000000"/>
+                <w:sz w:val="19"/>
+              </w:rPr>
+            </w:pPr>
+            <w:r>
+              <w:rPr>
+                <w:rFonts w:ascii="Consolas" w:hAnsi="Consolas" w:cs="Times New Roman"/>
+                <w:color w:val="000000"/>
+                <w:sz w:val="19"/>
+              </w:rPr>
+              <w:t xml:space="preserve">                watek.Start();</w:t>
+            </w:r>
+          </w:p>
+          <w:p>
+            <w:pPr>
+              <w:spacing w:after="0" w:line="240" w:lineRule="auto"/>
+              <w:rPr>
+                <w:rFonts w:ascii="Consolas" w:hAnsi="Consolas" w:cs="Times New Roman"/>
+                <w:color w:val="000000"/>
+                <w:sz w:val="19"/>
+              </w:rPr>
+            </w:pPr>
+            <w:r>
+              <w:rPr>
+                <w:rFonts w:ascii="Consolas" w:hAnsi="Consolas" w:cs="Times New Roman"/>
+                <w:color w:val="000000"/>
+                <w:sz w:val="19"/>
+              </w:rPr>
+              <w:t xml:space="preserve">            }</w:t>
+            </w:r>
+          </w:p>
+          <w:p>
+            <w:pPr>
+              <w:spacing w:after="0" w:line="240" w:lineRule="auto"/>
+              <w:rPr>
+                <w:rFonts w:ascii="Consolas" w:hAnsi="Consolas" w:cs="Times New Roman"/>
+                <w:color w:val="000000"/>
+                <w:sz w:val="19"/>
+              </w:rPr>
+            </w:pPr>
+          </w:p>
+          <w:p>
+            <w:pPr>
+              <w:spacing w:after="0" w:line="240" w:lineRule="auto"/>
+              <w:rPr>
+                <w:rFonts w:ascii="Consolas" w:hAnsi="Consolas" w:cs="Times New Roman"/>
+                <w:color w:val="000000"/>
+                <w:sz w:val="19"/>
+              </w:rPr>
+            </w:pPr>
+            <w:r>
+              <w:rPr>
+                <w:rFonts w:ascii="Consolas" w:hAnsi="Consolas" w:cs="Times New Roman"/>
+                <w:color w:val="000000"/>
+                <w:sz w:val="19"/>
+              </w:rPr>
+              <w:t xml:space="preserve">            foreach (var watek in watki)</w:t>
+            </w:r>
+          </w:p>
+          <w:p>
+            <w:pPr>
+              <w:spacing w:after="0" w:line="240" w:lineRule="auto"/>
+              <w:rPr>
+                <w:rFonts w:ascii="Consolas" w:hAnsi="Consolas" w:cs="Times New Roman"/>
+                <w:color w:val="000000"/>
+                <w:sz w:val="19"/>
+              </w:rPr>
+            </w:pPr>
+            <w:r>
+              <w:rPr>
+                <w:rFonts w:ascii="Consolas" w:hAnsi="Consolas" w:cs="Times New Roman"/>
+                <w:color w:val="000000"/>
+                <w:sz w:val="19"/>
+              </w:rPr>
+              <w:t xml:space="preserve">            {</w:t>
+            </w:r>
+          </w:p>
+          <w:p>
+            <w:pPr>
+              <w:spacing w:after="0" w:line="240" w:lineRule="auto"/>
+              <w:rPr>
+                <w:rFonts w:ascii="Consolas" w:hAnsi="Consolas" w:cs="Times New Roman"/>
+                <w:color w:val="000000"/>
+                <w:sz w:val="19"/>
+              </w:rPr>
+            </w:pPr>
+            <w:r>
+              <w:rPr>
+                <w:rFonts w:ascii="Consolas" w:hAnsi="Consolas" w:cs="Times New Roman"/>
+                <w:color w:val="000000"/>
+                <w:sz w:val="19"/>
+              </w:rPr>
+              <w:t xml:space="preserve">                watek.Join();</w:t>
+            </w:r>
+          </w:p>
+          <w:p>
+            <w:pPr>
+              <w:spacing w:after="0" w:line="240" w:lineRule="auto"/>
+              <w:rPr>
+                <w:rFonts w:ascii="Consolas" w:hAnsi="Consolas" w:cs="Times New Roman"/>
+                <w:color w:val="000000"/>
+                <w:sz w:val="19"/>
+              </w:rPr>
+            </w:pPr>
+            <w:r>
+              <w:rPr>
+                <w:rFonts w:ascii="Consolas" w:hAnsi="Consolas" w:cs="Times New Roman"/>
+                <w:color w:val="000000"/>
+                <w:sz w:val="19"/>
+              </w:rPr>
+              <w:t xml:space="preserve">            }</w:t>
+            </w:r>
+          </w:p>
+          <w:p>
+            <w:pPr>
+              <w:spacing w:after="0" w:line="240" w:lineRule="auto"/>
+              <w:rPr>
+                <w:rFonts w:ascii="Consolas" w:hAnsi="Consolas" w:cs="Times New Roman"/>
+                <w:color w:val="000000"/>
+                <w:sz w:val="19"/>
+              </w:rPr>
+            </w:pPr>
+          </w:p>
+          <w:p>
+            <w:pPr>
+              <w:spacing w:after="0" w:line="240" w:lineRule="auto"/>
+              <w:rPr>
+                <w:rFonts w:ascii="Consolas" w:hAnsi="Consolas" w:cs="Times New Roman"/>
+                <w:color w:val="000000"/>
+                <w:sz w:val="19"/>
+              </w:rPr>
+            </w:pPr>
+            <w:r>
+              <w:rPr>
+                <w:rFonts w:ascii="Consolas" w:hAnsi="Consolas" w:cs="Times New Roman"/>
+                <w:color w:val="000000"/>
+                <w:sz w:val="19"/>
+              </w:rPr>
+              <w:t xml:space="preserve">            sw.Stop();</w:t>
+            </w:r>
+          </w:p>
+          <w:p>
+            <w:pPr>
+              <w:spacing w:after="0" w:line="240" w:lineRule="auto"/>
+              <w:rPr>
+                <w:rFonts w:ascii="Consolas" w:hAnsi="Consolas" w:cs="Times New Roman"/>
+                <w:color w:val="000000"/>
+                <w:sz w:val="19"/>
+              </w:rPr>
+            </w:pPr>
+            <w:r>
+              <w:rPr>
+                <w:rFonts w:ascii="Consolas" w:hAnsi="Consolas" w:cs="Times New Roman"/>
+                <w:color w:val="000000"/>
+                <w:sz w:val="19"/>
+              </w:rPr>
+              <w:t xml:space="preserve">            Console.WriteLine($"Uplynelo {sw.ElapsedMilliseconds} ms");</w:t>
+            </w:r>
+          </w:p>
+          <w:p>
+            <w:pPr>
+              <w:spacing w:after="0" w:line="240" w:lineRule="auto"/>
+              <w:rPr>
+                <w:rFonts w:ascii="Consolas" w:hAnsi="Consolas" w:cs="Times New Roman"/>
+                <w:color w:val="000000"/>
+                <w:sz w:val="19"/>
+              </w:rPr>
+            </w:pPr>
+            <w:r>
+              <w:rPr>
+                <w:rFonts w:ascii="Consolas" w:hAnsi="Consolas" w:cs="Times New Roman"/>
+                <w:color w:val="000000"/>
+                <w:sz w:val="19"/>
+              </w:rPr>
+              <w:t xml:space="preserve">            Console.WriteLine($"Liczba unikalnych elementow w ConcurrentDictionary: {dict.Count} (oczekiwano: 10000)");</w:t>
+            </w:r>
+          </w:p>
+          <w:p>
+            <w:pPr>
+              <w:spacing w:after="0" w:line="240" w:lineRule="auto"/>
+              <w:rPr>
+                <w:rFonts w:ascii="Consolas" w:hAnsi="Consolas" w:cs="Times New Roman"/>
+                <w:color w:val="000000"/>
+                <w:sz w:val="19"/>
+              </w:rPr>
+            </w:pPr>
+            <w:r>
+              <w:rPr>
+                <w:rFonts w:ascii="Consolas" w:hAnsi="Consolas" w:cs="Times New Roman"/>
+                <w:color w:val="000000"/>
+                <w:sz w:val="19"/>
+              </w:rPr>
+              <w:t xml:space="preserve">            Console.WriteLine("Wszystkie elementy w slowniku sa unikalne z definicji klucza.");</w:t>
+            </w:r>
+          </w:p>
+          <w:p>
+            <w:pPr>
+              <w:spacing w:after="0" w:line="240" w:lineRule="auto"/>
+              <w:rPr>
+                <w:rFonts w:ascii="Consolas" w:hAnsi="Consolas" w:cs="Times New Roman"/>
+                <w:color w:val="000000"/>
+                <w:sz w:val="19"/>
+              </w:rPr>
+            </w:pPr>
+            <w:r>
+              <w:rPr>
+                <w:rFonts w:ascii="Consolas" w:hAnsi="Consolas" w:cs="Times New Roman"/>
+                <w:color w:val="000000"/>
+                <w:sz w:val="19"/>
+              </w:rPr>
+              <w:t xml:space="preserve">        }</w:t>
+            </w:r>
+          </w:p>
+          <w:p>
+            <w:pPr>
+              <w:spacing w:after="0" w:line="240" w:lineRule="auto"/>
+              <w:rPr>
+                <w:rFonts w:ascii="Consolas" w:hAnsi="Consolas" w:cs="Times New Roman"/>
+                <w:color w:val="000000"/>
+                <w:sz w:val="19"/>
+              </w:rPr>
+            </w:pPr>
+            <w:r>
+              <w:rPr>
+                <w:rFonts w:ascii="Consolas" w:hAnsi="Consolas" w:cs="Times New Roman"/>
+                <w:color w:val="000000"/>
+                <w:sz w:val="19"/>
+              </w:rPr>
+              <w:t xml:space="preserve">    }</w:t>
+            </w:r>
+          </w:p>
+          <w:p>
+            <w:pPr>
+              <w:spacing w:after="0" w:line="240" w:lineRule="auto"/>
+              <w:rPr>
+                <w:rFonts w:ascii="Consolas" w:hAnsi="Consolas" w:cs="Times New Roman"/>
+                <w:color w:val="000000"/>
+                <w:sz w:val="19"/>
+              </w:rPr>
+            </w:pPr>
+            <w:r>
+              <w:rPr>
+                <w:rFonts w:ascii="Consolas" w:hAnsi="Consolas" w:cs="Times New Roman"/>
+                <w:color w:val="000000"/>
+                <w:sz w:val="19"/>
+              </w:rPr>
+              <w:t>}</w:t>
+            </w:r>
+          </w:p>
+        </w:tc>
+      </w:tr>
+    </w:tbl>
+    <w:p>
+      <w:pPr>
+        <w:spacing w:before="200" w:after="80" w:line="240" w:lineRule="auto"/>
+        <w:rPr>
+          <w:rFonts w:ascii="Times New Roman" w:hAnsi="Times New Roman" w:cs="Times New Roman"/>
+          <w:b/>
+          <w:color w:val="000000"/>
+          <w:sz w:val="22"/>
+        </w:rPr>
+      </w:pPr>
+    </w:p>
+    <w:p>
+      <w:pPr>
+        <w:spacing w:before="200" w:after="80" w:line="240" w:lineRule="auto"/>
+        <w:rPr>
+          <w:rFonts w:ascii="Times New Roman" w:hAnsi="Times New Roman" w:cs="Times New Roman"/>
+          <w:b/>
+          <w:color w:val="000000"/>
+          <w:sz w:val="22"/>
+        </w:rPr>
+      </w:pPr>
+      <w:r>
+        <w:rPr>
+          <w:rFonts w:ascii="Times New Roman" w:hAnsi="Times New Roman" w:cs="Times New Roman"/>
+          <w:b/>
+          <w:color w:val="000000"/>
+          <w:sz w:val="22"/>
+        </w:rPr>
+        <w:t>6. Producent i konsument (SemaphoreSlim) - Punkt7.cs</w:t>
+      </w:r>
+    </w:p>
+    <w:tbl>
+      <w:tblPr>
+        <w:tblW w:w="0" w:type="auto"/>
+        <w:tblBorders>
+          <w:top w:val="single" w:sz="4" w:space="0" w:color="D9D9D9"/>
+          <w:left w:val="single" w:sz="4" w:space="0" w:color="D9D9D9"/>
+          <w:bottom w:val="single" w:sz="4" w:space="0" w:color="D9D9D9"/>
+          <w:right w:val="single" w:sz="4" w:space="0" w:color="D9D9D9"/>
+        </w:tblBorders>
+        <w:shd w:val="clear" w:color="auto" w:fill="F5F5F5"/>
+        <w:tblLayout w:type="fixed"/>
+        <w:tblCellMar>
+          <w:top w:w="100" w:type="dxa"/>
+          <w:left w:w="140" w:type="dxa"/>
+          <w:bottom w:w="100" w:type="dxa"/>
+          <w:right w:w="140" w:type="dxa"/>
+        </w:tblCellMar>
+        <w:tblLook w:val="0000" w:firstRow="0" w:lastRow="0" w:firstColumn="0" w:lastColumn="0" w:noHBand="0" w:noVBand="0"/>
+      </w:tblPr>
+      <w:tblGrid>
+        <w:gridCol w:w="9638"/>
+      </w:tblGrid>
+      <w:tr>
+        <w:tc>
+          <w:tcPr>
+            <w:tcW w:w="9638" w:type="dxa"/>
+            <w:shd w:val="clear" w:color="auto" w:fill="F5F5F5"/>
+          </w:tcPr>
+          <w:p>
+            <w:pPr>
+              <w:spacing w:after="0" w:line="240" w:lineRule="auto"/>
+              <w:rPr>
+                <w:rFonts w:ascii="Consolas" w:hAnsi="Consolas" w:cs="Times New Roman"/>
+                <w:color w:val="000000"/>
+                <w:sz w:val="19"/>
+              </w:rPr>
+            </w:pPr>
+            <w:r>
+              <w:rPr>
+                <w:rFonts w:ascii="Consolas" w:hAnsi="Consolas" w:cs="Times New Roman"/>
+                <w:color w:val="000000"/>
+                <w:sz w:val="19"/>
+              </w:rPr>
+              <w:t>using System;</w:t>
+            </w:r>
+          </w:p>
+          <w:p>
+            <w:pPr>
+              <w:spacing w:after="0" w:line="240" w:lineRule="auto"/>
+              <w:rPr>
+                <w:rFonts w:ascii="Consolas" w:hAnsi="Consolas" w:cs="Times New Roman"/>
+                <w:color w:val="000000"/>
+                <w:sz w:val="19"/>
+              </w:rPr>
+            </w:pPr>
+            <w:r>
+              <w:rPr>
+                <w:rFonts w:ascii="Consolas" w:hAnsi="Consolas" w:cs="Times New Roman"/>
+                <w:color w:val="000000"/>
+                <w:sz w:val="19"/>
+              </w:rPr>
+              <w:t>using System.Collections.Concurrent;</w:t>
+            </w:r>
+          </w:p>
+          <w:p>
+            <w:pPr>
+              <w:spacing w:after="0" w:line="240" w:lineRule="auto"/>
+              <w:rPr>
+                <w:rFonts w:ascii="Consolas" w:hAnsi="Consolas" w:cs="Times New Roman"/>
+                <w:color w:val="000000"/>
+                <w:sz w:val="19"/>
+              </w:rPr>
+            </w:pPr>
+            <w:r>
+              <w:rPr>
+                <w:rFonts w:ascii="Consolas" w:hAnsi="Consolas" w:cs="Times New Roman"/>
+                <w:color w:val="000000"/>
+                <w:sz w:val="19"/>
+              </w:rPr>
+              <w:t>using System.Collections.Generic;</w:t>
+            </w:r>
+          </w:p>
+          <w:p>
+            <w:pPr>
+              <w:spacing w:after="0" w:line="240" w:lineRule="auto"/>
+              <w:rPr>
+                <w:rFonts w:ascii="Consolas" w:hAnsi="Consolas" w:cs="Times New Roman"/>
+                <w:color w:val="000000"/>
+                <w:sz w:val="19"/>
+              </w:rPr>
+            </w:pPr>
+            <w:r>
+              <w:rPr>
+                <w:rFonts w:ascii="Consolas" w:hAnsi="Consolas" w:cs="Times New Roman"/>
+                <w:color w:val="000000"/>
+                <w:sz w:val="19"/>
+              </w:rPr>
+              <w:t>using System.Threading;</w:t>
+            </w:r>
+          </w:p>
+          <w:p>
+            <w:pPr>
+              <w:spacing w:after="0" w:line="240" w:lineRule="auto"/>
+              <w:rPr>
+                <w:rFonts w:ascii="Consolas" w:hAnsi="Consolas" w:cs="Times New Roman"/>
+                <w:color w:val="000000"/>
+                <w:sz w:val="19"/>
+              </w:rPr>
+            </w:pPr>
+          </w:p>
+          <w:p>
+            <w:pPr>
+              <w:spacing w:after="0" w:line="240" w:lineRule="auto"/>
+              <w:rPr>
+                <w:rFonts w:ascii="Consolas" w:hAnsi="Consolas" w:cs="Times New Roman"/>
+                <w:color w:val="000000"/>
+                <w:sz w:val="19"/>
+              </w:rPr>
+            </w:pPr>
+            <w:r>
+              <w:rPr>
+                <w:rFonts w:ascii="Consolas" w:hAnsi="Consolas" w:cs="Times New Roman"/>
+                <w:color w:val="000000"/>
+                <w:sz w:val="19"/>
+              </w:rPr>
+              <w:t>namespace ProducerConsumerQ</w:t>
+            </w:r>
+          </w:p>
+          <w:p>
+            <w:pPr>
+              <w:spacing w:after="0" w:line="240" w:lineRule="auto"/>
+              <w:rPr>
+                <w:rFonts w:ascii="Consolas" w:hAnsi="Consolas" w:cs="Times New Roman"/>
+                <w:color w:val="000000"/>
+                <w:sz w:val="19"/>
+              </w:rPr>
+            </w:pPr>
+            <w:r>
+              <w:rPr>
+                <w:rFonts w:ascii="Consolas" w:hAnsi="Consolas" w:cs="Times New Roman"/>
+                <w:color w:val="000000"/>
+                <w:sz w:val="19"/>
+              </w:rPr>
+              <w:t>{</w:t>
+            </w:r>
+          </w:p>
+          <w:p>
+            <w:pPr>
+              <w:spacing w:after="0" w:line="240" w:lineRule="auto"/>
+              <w:rPr>
+                <w:rFonts w:ascii="Consolas" w:hAnsi="Consolas" w:cs="Times New Roman"/>
+                <w:color w:val="000000"/>
+                <w:sz w:val="19"/>
+              </w:rPr>
+            </w:pPr>
+            <w:r>
+              <w:rPr>
+                <w:rFonts w:ascii="Consolas" w:hAnsi="Consolas" w:cs="Times New Roman"/>
+                <w:color w:val="000000"/>
+                <w:sz w:val="19"/>
+              </w:rPr>
+              <w:t xml:space="preserve">    class Punkt7</w:t>
+            </w:r>
+          </w:p>
+          <w:p>
+            <w:pPr>
+              <w:spacing w:after="0" w:line="240" w:lineRule="auto"/>
+              <w:rPr>
+                <w:rFonts w:ascii="Consolas" w:hAnsi="Consolas" w:cs="Times New Roman"/>
+                <w:color w:val="000000"/>
+                <w:sz w:val="19"/>
+              </w:rPr>
+            </w:pPr>
+            <w:r>
+              <w:rPr>
+                <w:rFonts w:ascii="Consolas" w:hAnsi="Consolas" w:cs="Times New Roman"/>
+                <w:color w:val="000000"/>
+                <w:sz w:val="19"/>
+              </w:rPr>
+              <w:t xml:space="preserve">    {</w:t>
+            </w:r>
+          </w:p>
+          <w:p>
+            <w:pPr>
+              <w:spacing w:after="0" w:line="240" w:lineRule="auto"/>
+              <w:rPr>
+                <w:rFonts w:ascii="Consolas" w:hAnsi="Consolas" w:cs="Times New Roman"/>
+                <w:color w:val="000000"/>
+                <w:sz w:val="19"/>
+              </w:rPr>
+            </w:pPr>
+            <w:r>
+              <w:rPr>
+                <w:rFonts w:ascii="Consolas" w:hAnsi="Consolas" w:cs="Times New Roman"/>
+                <w:color w:val="000000"/>
+                <w:sz w:val="19"/>
+              </w:rPr>
+              <w:t xml:space="preserve">        static void Main(string[] args)</w:t>
+            </w:r>
+          </w:p>
+          <w:p>
+            <w:pPr>
+              <w:spacing w:after="0" w:line="240" w:lineRule="auto"/>
+              <w:rPr>
+                <w:rFonts w:ascii="Consolas" w:hAnsi="Consolas" w:cs="Times New Roman"/>
+                <w:color w:val="000000"/>
+                <w:sz w:val="19"/>
+              </w:rPr>
+            </w:pPr>
+            <w:r>
+              <w:rPr>
+                <w:rFonts w:ascii="Consolas" w:hAnsi="Consolas" w:cs="Times New Roman"/>
+                <w:color w:val="000000"/>
+                <w:sz w:val="19"/>
+              </w:rPr>
+              <w:t xml:space="preserve">        {</w:t>
+            </w:r>
+          </w:p>
+          <w:p>
+            <w:pPr>
+              <w:spacing w:after="0" w:line="240" w:lineRule="auto"/>
+              <w:rPr>
+                <w:rFonts w:ascii="Consolas" w:hAnsi="Consolas" w:cs="Times New Roman"/>
+                <w:color w:val="000000"/>
+                <w:sz w:val="19"/>
+              </w:rPr>
+            </w:pPr>
+            <w:r>
+              <w:rPr>
+                <w:rFonts w:ascii="Consolas" w:hAnsi="Consolas" w:cs="Times New Roman"/>
+                <w:color w:val="000000"/>
+                <w:sz w:val="19"/>
+              </w:rPr>
+              <w:t xml:space="preserve">            ConcurrentQueue&lt;int&gt; cq = new ConcurrentQueue&lt;int&gt;();</w:t>
+            </w:r>
+          </w:p>
+          <w:p>
+            <w:pPr>
+              <w:spacing w:after="0" w:line="240" w:lineRule="auto"/>
+              <w:rPr>
+                <w:rFonts w:ascii="Consolas" w:hAnsi="Consolas" w:cs="Times New Roman"/>
+                <w:color w:val="000000"/>
+                <w:sz w:val="19"/>
+              </w:rPr>
+            </w:pPr>
+            <w:r>
+              <w:rPr>
+                <w:rFonts w:ascii="Consolas" w:hAnsi="Consolas" w:cs="Times New Roman"/>
+                <w:color w:val="000000"/>
+                <w:sz w:val="19"/>
+              </w:rPr>
+              <w:t xml:space="preserve">            SemaphoreSlim sem = new SemaphoreSlim(0);</w:t>
+            </w:r>
+          </w:p>
+          <w:p>
+            <w:pPr>
+              <w:spacing w:after="0" w:line="240" w:lineRule="auto"/>
+              <w:rPr>
+                <w:rFonts w:ascii="Consolas" w:hAnsi="Consolas" w:cs="Times New Roman"/>
+                <w:color w:val="000000"/>
+                <w:sz w:val="19"/>
+              </w:rPr>
+            </w:pPr>
+            <w:r>
+              <w:rPr>
+                <w:rFonts w:ascii="Consolas" w:hAnsi="Consolas" w:cs="Times New Roman"/>
+                <w:color w:val="000000"/>
+                <w:sz w:val="19"/>
+              </w:rPr>
+              <w:t xml:space="preserve">            List&lt;Thread&gt; watki = new List&lt;Thread&gt;();</w:t>
+            </w:r>
+          </w:p>
+          <w:p>
+            <w:pPr>
+              <w:spacing w:after="0" w:line="240" w:lineRule="auto"/>
+              <w:rPr>
+                <w:rFonts w:ascii="Consolas" w:hAnsi="Consolas" w:cs="Times New Roman"/>
+                <w:color w:val="000000"/>
+                <w:sz w:val="19"/>
+              </w:rPr>
+            </w:pPr>
+            <w:r>
+              <w:rPr>
+                <w:rFonts w:ascii="Consolas" w:hAnsi="Consolas" w:cs="Times New Roman"/>
+                <w:color w:val="000000"/>
+                <w:sz w:val="19"/>
+              </w:rPr>
+              <w:t xml:space="preserve">            Random rand = new Random();</w:t>
+            </w:r>
+          </w:p>
+          <w:p>
+            <w:pPr>
+              <w:spacing w:after="0" w:line="240" w:lineRule="auto"/>
+              <w:rPr>
+                <w:rFonts w:ascii="Consolas" w:hAnsi="Consolas" w:cs="Times New Roman"/>
+                <w:color w:val="000000"/>
+                <w:sz w:val="19"/>
+              </w:rPr>
+            </w:pPr>
+          </w:p>
+          <w:p>
+            <w:pPr>
+              <w:spacing w:after="0" w:line="240" w:lineRule="auto"/>
+              <w:rPr>
+                <w:rFonts w:ascii="Consolas" w:hAnsi="Consolas" w:cs="Times New Roman"/>
+                <w:color w:val="000000"/>
+                <w:sz w:val="19"/>
+              </w:rPr>
+            </w:pPr>
+            <w:r>
+              <w:rPr>
+                <w:rFonts w:ascii="Consolas" w:hAnsi="Consolas" w:cs="Times New Roman"/>
+                <w:color w:val="000000"/>
+                <w:sz w:val="19"/>
+              </w:rPr>
+              <w:t xml:space="preserve">            var producent = new Thread(() =&gt;</w:t>
+            </w:r>
+          </w:p>
+          <w:p>
+            <w:pPr>
+              <w:spacing w:after="0" w:line="240" w:lineRule="auto"/>
+              <w:rPr>
+                <w:rFonts w:ascii="Consolas" w:hAnsi="Consolas" w:cs="Times New Roman"/>
+                <w:color w:val="000000"/>
+                <w:sz w:val="19"/>
+              </w:rPr>
+            </w:pPr>
+            <w:r>
+              <w:rPr>
+                <w:rFonts w:ascii="Consolas" w:hAnsi="Consolas" w:cs="Times New Roman"/>
+                <w:color w:val="000000"/>
+                <w:sz w:val="19"/>
+              </w:rPr>
+              <w:t xml:space="preserve">            {</w:t>
+            </w:r>
+          </w:p>
+          <w:p>
+            <w:pPr>
+              <w:spacing w:after="0" w:line="240" w:lineRule="auto"/>
+              <w:rPr>
+                <w:rFonts w:ascii="Consolas" w:hAnsi="Consolas" w:cs="Times New Roman"/>
+                <w:color w:val="000000"/>
+                <w:sz w:val="19"/>
+              </w:rPr>
+            </w:pPr>
+            <w:r>
+              <w:rPr>
+                <w:rFonts w:ascii="Consolas" w:hAnsi="Consolas" w:cs="Times New Roman"/>
+                <w:color w:val="000000"/>
+                <w:sz w:val="19"/>
+              </w:rPr>
+              <w:t xml:space="preserve">                for (int l = 0; l &lt; 100; l++)</w:t>
+            </w:r>
+          </w:p>
+          <w:p>
+            <w:pPr>
+              <w:spacing w:after="0" w:line="240" w:lineRule="auto"/>
+              <w:rPr>
+                <w:rFonts w:ascii="Consolas" w:hAnsi="Consolas" w:cs="Times New Roman"/>
+                <w:color w:val="000000"/>
+                <w:sz w:val="19"/>
+              </w:rPr>
+            </w:pPr>
+            <w:r>
+              <w:rPr>
+                <w:rFonts w:ascii="Consolas" w:hAnsi="Consolas" w:cs="Times New Roman"/>
+                <w:color w:val="000000"/>
+                <w:sz w:val="19"/>
+              </w:rPr>
+              <w:t xml:space="preserve">                {</w:t>
+            </w:r>
+          </w:p>
+          <w:p>
+            <w:pPr>
+              <w:spacing w:after="0" w:line="240" w:lineRule="auto"/>
+              <w:rPr>
+                <w:rFonts w:ascii="Consolas" w:hAnsi="Consolas" w:cs="Times New Roman"/>
+                <w:color w:val="000000"/>
+                <w:sz w:val="19"/>
+              </w:rPr>
+            </w:pPr>
+            <w:r>
+              <w:rPr>
+                <w:rFonts w:ascii="Consolas" w:hAnsi="Consolas" w:cs="Times New Roman"/>
+                <w:color w:val="000000"/>
+                <w:sz w:val="19"/>
+              </w:rPr>
+              <w:t xml:space="preserve">                    cq.Enqueue(l);</w:t>
+            </w:r>
+          </w:p>
+          <w:p>
+            <w:pPr>
+              <w:spacing w:after="0" w:line="240" w:lineRule="auto"/>
+              <w:rPr>
+                <w:rFonts w:ascii="Consolas" w:hAnsi="Consolas" w:cs="Times New Roman"/>
+                <w:color w:val="000000"/>
+                <w:sz w:val="19"/>
+              </w:rPr>
+            </w:pPr>
+            <w:r>
+              <w:rPr>
+                <w:rFonts w:ascii="Consolas" w:hAnsi="Consolas" w:cs="Times New Roman"/>
+                <w:color w:val="000000"/>
+                <w:sz w:val="19"/>
+              </w:rPr>
+              <w:t xml:space="preserve">                    Console.WriteLine($"Wkladam {l}");</w:t>
+            </w:r>
+          </w:p>
+          <w:p>
+            <w:pPr>
+              <w:spacing w:after="0" w:line="240" w:lineRule="auto"/>
+              <w:rPr>
+                <w:rFonts w:ascii="Consolas" w:hAnsi="Consolas" w:cs="Times New Roman"/>
+                <w:color w:val="000000"/>
+                <w:sz w:val="19"/>
+              </w:rPr>
+            </w:pPr>
+            <w:r>
+              <w:rPr>
+                <w:rFonts w:ascii="Consolas" w:hAnsi="Consolas" w:cs="Times New Roman"/>
+                <w:color w:val="000000"/>
+                <w:sz w:val="19"/>
+              </w:rPr>
+              <w:t xml:space="preserve">                    sem.Release();</w:t>
+            </w:r>
+          </w:p>
+          <w:p>
+            <w:pPr>
+              <w:spacing w:after="0" w:line="240" w:lineRule="auto"/>
+              <w:rPr>
+                <w:rFonts w:ascii="Consolas" w:hAnsi="Consolas" w:cs="Times New Roman"/>
+                <w:color w:val="000000"/>
+                <w:sz w:val="19"/>
+              </w:rPr>
+            </w:pPr>
+            <w:r>
+              <w:rPr>
+                <w:rFonts w:ascii="Consolas" w:hAnsi="Consolas" w:cs="Times New Roman"/>
+                <w:color w:val="000000"/>
+                <w:sz w:val="19"/>
+              </w:rPr>
+              <w:t xml:space="preserve">                    Thread.Sleep(rand.Next(10));</w:t>
+            </w:r>
+          </w:p>
+          <w:p>
+            <w:pPr>
+              <w:spacing w:after="0" w:line="240" w:lineRule="auto"/>
+              <w:rPr>
+                <w:rFonts w:ascii="Consolas" w:hAnsi="Consolas" w:cs="Times New Roman"/>
+                <w:color w:val="000000"/>
+                <w:sz w:val="19"/>
+              </w:rPr>
+            </w:pPr>
+            <w:r>
+              <w:rPr>
+                <w:rFonts w:ascii="Consolas" w:hAnsi="Consolas" w:cs="Times New Roman"/>
+                <w:color w:val="000000"/>
+                <w:sz w:val="19"/>
+              </w:rPr>
+              <w:t xml:space="preserve">                }</w:t>
+            </w:r>
+          </w:p>
+          <w:p>
+            <w:pPr>
+              <w:spacing w:after="0" w:line="240" w:lineRule="auto"/>
+              <w:rPr>
+                <w:rFonts w:ascii="Consolas" w:hAnsi="Consolas" w:cs="Times New Roman"/>
+                <w:color w:val="000000"/>
+                <w:sz w:val="19"/>
+              </w:rPr>
+            </w:pPr>
+            <w:r>
+              <w:rPr>
+                <w:rFonts w:ascii="Consolas" w:hAnsi="Consolas" w:cs="Times New Roman"/>
+                <w:color w:val="000000"/>
+                <w:sz w:val="19"/>
+              </w:rPr>
+              <w:t xml:space="preserve">            });</w:t>
+            </w:r>
+          </w:p>
+          <w:p>
+            <w:pPr>
+              <w:spacing w:after="0" w:line="240" w:lineRule="auto"/>
+              <w:rPr>
+                <w:rFonts w:ascii="Consolas" w:hAnsi="Consolas" w:cs="Times New Roman"/>
+                <w:color w:val="000000"/>
+                <w:sz w:val="19"/>
+              </w:rPr>
+            </w:pPr>
+            <w:r>
+              <w:rPr>
+                <w:rFonts w:ascii="Consolas" w:hAnsi="Consolas" w:cs="Times New Roman"/>
+                <w:color w:val="000000"/>
+                <w:sz w:val="19"/>
+              </w:rPr>
+              <w:t xml:space="preserve">            producent.Start();</w:t>
+            </w:r>
+          </w:p>
+          <w:p>
+            <w:pPr>
+              <w:spacing w:after="0" w:line="240" w:lineRule="auto"/>
+              <w:rPr>
+                <w:rFonts w:ascii="Consolas" w:hAnsi="Consolas" w:cs="Times New Roman"/>
+                <w:color w:val="000000"/>
+                <w:sz w:val="19"/>
+              </w:rPr>
+            </w:pPr>
+          </w:p>
+          <w:p>
+            <w:pPr>
+              <w:spacing w:after="0" w:line="240" w:lineRule="auto"/>
+              <w:rPr>
+                <w:rFonts w:ascii="Consolas" w:hAnsi="Consolas" w:cs="Times New Roman"/>
+                <w:color w:val="000000"/>
+                <w:sz w:val="19"/>
+              </w:rPr>
+            </w:pPr>
+            <w:r>
+              <w:rPr>
+                <w:rFonts w:ascii="Consolas" w:hAnsi="Consolas" w:cs="Times New Roman"/>
+                <w:color w:val="000000"/>
+                <w:sz w:val="19"/>
+              </w:rPr>
+              <w:t xml:space="preserve">            for (int i = 0; i &lt; 10; i++)</w:t>
+            </w:r>
+          </w:p>
+          <w:p>
+            <w:pPr>
+              <w:spacing w:after="0" w:line="240" w:lineRule="auto"/>
+              <w:rPr>
+                <w:rFonts w:ascii="Consolas" w:hAnsi="Consolas" w:cs="Times New Roman"/>
+                <w:color w:val="000000"/>
+                <w:sz w:val="19"/>
+              </w:rPr>
+            </w:pPr>
+            <w:r>
+              <w:rPr>
+                <w:rFonts w:ascii="Consolas" w:hAnsi="Consolas" w:cs="Times New Roman"/>
+                <w:color w:val="000000"/>
+                <w:sz w:val="19"/>
+              </w:rPr>
+              <w:t xml:space="preserve">            {</w:t>
+            </w:r>
+          </w:p>
+          <w:p>
+            <w:pPr>
+              <w:spacing w:after="0" w:line="240" w:lineRule="auto"/>
+              <w:rPr>
+                <w:rFonts w:ascii="Consolas" w:hAnsi="Consolas" w:cs="Times New Roman"/>
+                <w:color w:val="000000"/>
+                <w:sz w:val="19"/>
+              </w:rPr>
+            </w:pPr>
+            <w:r>
+              <w:rPr>
+                <w:rFonts w:ascii="Consolas" w:hAnsi="Consolas" w:cs="Times New Roman"/>
+                <w:color w:val="000000"/>
+                <w:sz w:val="19"/>
+              </w:rPr>
+              <w:t xml:space="preserve">                var watek = new Thread(() =&gt;</w:t>
+            </w:r>
+          </w:p>
+          <w:p>
+            <w:pPr>
+              <w:spacing w:after="0" w:line="240" w:lineRule="auto"/>
+              <w:rPr>
+                <w:rFonts w:ascii="Consolas" w:hAnsi="Consolas" w:cs="Times New Roman"/>
+                <w:color w:val="000000"/>
+                <w:sz w:val="19"/>
+              </w:rPr>
+            </w:pPr>
+            <w:r>
+              <w:rPr>
+                <w:rFonts w:ascii="Consolas" w:hAnsi="Consolas" w:cs="Times New Roman"/>
+                <w:color w:val="000000"/>
+                <w:sz w:val="19"/>
+              </w:rPr>
+              <w:t xml:space="preserve">                {</w:t>
+            </w:r>
+          </w:p>
+          <w:p>
+            <w:pPr>
+              <w:spacing w:after="0" w:line="240" w:lineRule="auto"/>
+              <w:rPr>
+                <w:rFonts w:ascii="Consolas" w:hAnsi="Consolas" w:cs="Times New Roman"/>
+                <w:color w:val="000000"/>
+                <w:sz w:val="19"/>
+              </w:rPr>
+            </w:pPr>
+            <w:r>
+              <w:rPr>
+                <w:rFonts w:ascii="Consolas" w:hAnsi="Consolas" w:cs="Times New Roman"/>
+                <w:color w:val="000000"/>
+                <w:sz w:val="19"/>
+              </w:rPr>
+              <w:t xml:space="preserve">                    for (int l = 0; l &lt; 10; l++)</w:t>
+            </w:r>
+          </w:p>
+          <w:p>
+            <w:pPr>
+              <w:spacing w:after="0" w:line="240" w:lineRule="auto"/>
+              <w:rPr>
+                <w:rFonts w:ascii="Consolas" w:hAnsi="Consolas" w:cs="Times New Roman"/>
+                <w:color w:val="000000"/>
+                <w:sz w:val="19"/>
+              </w:rPr>
+            </w:pPr>
+            <w:r>
+              <w:rPr>
+                <w:rFonts w:ascii="Consolas" w:hAnsi="Consolas" w:cs="Times New Roman"/>
+                <w:color w:val="000000"/>
+                <w:sz w:val="19"/>
+              </w:rPr>
+              <w:t xml:space="preserve">                    {</w:t>
+            </w:r>
+          </w:p>
+          <w:p>
+            <w:pPr>
+              <w:spacing w:after="0" w:line="240" w:lineRule="auto"/>
+              <w:rPr>
+                <w:rFonts w:ascii="Consolas" w:hAnsi="Consolas" w:cs="Times New Roman"/>
+                <w:color w:val="000000"/>
+                <w:sz w:val="19"/>
+              </w:rPr>
+            </w:pPr>
+            <w:r>
+              <w:rPr>
+                <w:rFonts w:ascii="Consolas" w:hAnsi="Consolas" w:cs="Times New Roman"/>
+                <w:color w:val="000000"/>
+                <w:sz w:val="19"/>
+              </w:rPr>
+              <w:t xml:space="preserve">                        sem.Wait();</w:t>
+            </w:r>
+          </w:p>
+          <w:p>
+            <w:pPr>
+              <w:spacing w:after="0" w:line="240" w:lineRule="auto"/>
+              <w:rPr>
+                <w:rFonts w:ascii="Consolas" w:hAnsi="Consolas" w:cs="Times New Roman"/>
+                <w:color w:val="000000"/>
+                <w:sz w:val="19"/>
+              </w:rPr>
+            </w:pPr>
+            <w:r>
+              <w:rPr>
+                <w:rFonts w:ascii="Consolas" w:hAnsi="Consolas" w:cs="Times New Roman"/>
+                <w:color w:val="000000"/>
+                <w:sz w:val="19"/>
+              </w:rPr>
+              <w:t xml:space="preserve">                        if (cq.TryDequeue(out int result2))</w:t>
+            </w:r>
+          </w:p>
+          <w:p>
+            <w:pPr>
+              <w:spacing w:after="0" w:line="240" w:lineRule="auto"/>
+              <w:rPr>
+                <w:rFonts w:ascii="Consolas" w:hAnsi="Consolas" w:cs="Times New Roman"/>
+                <w:color w:val="000000"/>
+                <w:sz w:val="19"/>
+              </w:rPr>
+            </w:pPr>
+            <w:r>
+              <w:rPr>
+                <w:rFonts w:ascii="Consolas" w:hAnsi="Consolas" w:cs="Times New Roman"/>
+                <w:color w:val="000000"/>
+                <w:sz w:val="19"/>
+              </w:rPr>
+              <w:t xml:space="preserve">                        {</w:t>
+            </w:r>
+          </w:p>
+          <w:p>
+            <w:pPr>
+              <w:spacing w:after="0" w:line="240" w:lineRule="auto"/>
+              <w:rPr>
+                <w:rFonts w:ascii="Consolas" w:hAnsi="Consolas" w:cs="Times New Roman"/>
+                <w:color w:val="000000"/>
+                <w:sz w:val="19"/>
+              </w:rPr>
+            </w:pPr>
+            <w:r>
+              <w:rPr>
+                <w:rFonts w:ascii="Consolas" w:hAnsi="Consolas" w:cs="Times New Roman"/>
+                <w:color w:val="000000"/>
+                <w:sz w:val="19"/>
+              </w:rPr>
+              <w:t xml:space="preserve">                            Console.WriteLine($"Odbieram {result2}");</w:t>
+            </w:r>
+          </w:p>
+          <w:p>
+            <w:pPr>
+              <w:spacing w:after="0" w:line="240" w:lineRule="auto"/>
+              <w:rPr>
+                <w:rFonts w:ascii="Consolas" w:hAnsi="Consolas" w:cs="Times New Roman"/>
+                <w:color w:val="000000"/>
+                <w:sz w:val="19"/>
+              </w:rPr>
+            </w:pPr>
+            <w:r>
+              <w:rPr>
+                <w:rFonts w:ascii="Consolas" w:hAnsi="Consolas" w:cs="Times New Roman"/>
+                <w:color w:val="000000"/>
+                <w:sz w:val="19"/>
+              </w:rPr>
+              <w:t xml:space="preserve">                        }</w:t>
+            </w:r>
+          </w:p>
+          <w:p>
+            <w:pPr>
+              <w:spacing w:after="0" w:line="240" w:lineRule="auto"/>
+              <w:rPr>
+                <w:rFonts w:ascii="Consolas" w:hAnsi="Consolas" w:cs="Times New Roman"/>
+                <w:color w:val="000000"/>
+                <w:sz w:val="19"/>
+              </w:rPr>
+            </w:pPr>
+            <w:r>
+              <w:rPr>
+                <w:rFonts w:ascii="Consolas" w:hAnsi="Consolas" w:cs="Times New Roman"/>
+                <w:color w:val="000000"/>
+                <w:sz w:val="19"/>
+              </w:rPr>
+              <w:t xml:space="preserve">                        Thread.Sleep(rand.Next(20));</w:t>
+            </w:r>
+          </w:p>
+          <w:p>
+            <w:pPr>
+              <w:spacing w:after="0" w:line="240" w:lineRule="auto"/>
+              <w:rPr>
+                <w:rFonts w:ascii="Consolas" w:hAnsi="Consolas" w:cs="Times New Roman"/>
+                <w:color w:val="000000"/>
+                <w:sz w:val="19"/>
+              </w:rPr>
+            </w:pPr>
+            <w:r>
+              <w:rPr>
+                <w:rFonts w:ascii="Consolas" w:hAnsi="Consolas" w:cs="Times New Roman"/>
+                <w:color w:val="000000"/>
+                <w:sz w:val="19"/>
+              </w:rPr>
+              <w:t xml:space="preserve">                    }</w:t>
+            </w:r>
+          </w:p>
+          <w:p>
+            <w:pPr>
+              <w:spacing w:after="0" w:line="240" w:lineRule="auto"/>
+              <w:rPr>
+                <w:rFonts w:ascii="Consolas" w:hAnsi="Consolas" w:cs="Times New Roman"/>
+                <w:color w:val="000000"/>
+                <w:sz w:val="19"/>
+              </w:rPr>
+            </w:pPr>
+            <w:r>
+              <w:rPr>
+                <w:rFonts w:ascii="Consolas" w:hAnsi="Consolas" w:cs="Times New Roman"/>
+                <w:color w:val="000000"/>
+                <w:sz w:val="19"/>
+              </w:rPr>
+              <w:t xml:space="preserve">                });</w:t>
+            </w:r>
+          </w:p>
+          <w:p>
+            <w:pPr>
+              <w:spacing w:after="0" w:line="240" w:lineRule="auto"/>
+              <w:rPr>
+                <w:rFonts w:ascii="Consolas" w:hAnsi="Consolas" w:cs="Times New Roman"/>
+                <w:color w:val="000000"/>
+                <w:sz w:val="19"/>
+              </w:rPr>
+            </w:pPr>
+            <w:r>
+              <w:rPr>
+                <w:rFonts w:ascii="Consolas" w:hAnsi="Consolas" w:cs="Times New Roman"/>
+                <w:color w:val="000000"/>
+                <w:sz w:val="19"/>
+              </w:rPr>
+              <w:t xml:space="preserve">                watki.Add(watek);</w:t>
+            </w:r>
+          </w:p>
+          <w:p>
+            <w:pPr>
+              <w:spacing w:after="0" w:line="240" w:lineRule="auto"/>
+              <w:rPr>
+                <w:rFonts w:ascii="Consolas" w:hAnsi="Consolas" w:cs="Times New Roman"/>
+                <w:color w:val="000000"/>
+                <w:sz w:val="19"/>
+              </w:rPr>
+            </w:pPr>
+            <w:r>
+              <w:rPr>
+                <w:rFonts w:ascii="Consolas" w:hAnsi="Consolas" w:cs="Times New Roman"/>
+                <w:color w:val="000000"/>
+                <w:sz w:val="19"/>
+              </w:rPr>
+              <w:t xml:space="preserve">                watek.Start();</w:t>
+            </w:r>
+          </w:p>
+          <w:p>
+            <w:pPr>
+              <w:spacing w:after="0" w:line="240" w:lineRule="auto"/>
+              <w:rPr>
+                <w:rFonts w:ascii="Consolas" w:hAnsi="Consolas" w:cs="Times New Roman"/>
+                <w:color w:val="000000"/>
+                <w:sz w:val="19"/>
+              </w:rPr>
+            </w:pPr>
+            <w:r>
+              <w:rPr>
+                <w:rFonts w:ascii="Consolas" w:hAnsi="Consolas" w:cs="Times New Roman"/>
+                <w:color w:val="000000"/>
+                <w:sz w:val="19"/>
+              </w:rPr>
+              <w:t xml:space="preserve">            }</w:t>
+            </w:r>
+          </w:p>
+          <w:p>
+            <w:pPr>
+              <w:spacing w:after="0" w:line="240" w:lineRule="auto"/>
+              <w:rPr>
+                <w:rFonts w:ascii="Consolas" w:hAnsi="Consolas" w:cs="Times New Roman"/>
+                <w:color w:val="000000"/>
+                <w:sz w:val="19"/>
+              </w:rPr>
+            </w:pPr>
+          </w:p>
+          <w:p>
+            <w:pPr>
+              <w:spacing w:after="0" w:line="240" w:lineRule="auto"/>
+              <w:rPr>
+                <w:rFonts w:ascii="Consolas" w:hAnsi="Consolas" w:cs="Times New Roman"/>
+                <w:color w:val="000000"/>
+                <w:sz w:val="19"/>
+              </w:rPr>
+            </w:pPr>
+            <w:r>
+              <w:rPr>
+                <w:rFonts w:ascii="Consolas" w:hAnsi="Consolas" w:cs="Times New Roman"/>
+                <w:color w:val="000000"/>
+                <w:sz w:val="19"/>
+              </w:rPr>
+              <w:t xml:space="preserve">            foreach (var watek in watki)</w:t>
+            </w:r>
+          </w:p>
+          <w:p>
+            <w:pPr>
+              <w:spacing w:after="0" w:line="240" w:lineRule="auto"/>
+              <w:rPr>
+                <w:rFonts w:ascii="Consolas" w:hAnsi="Consolas" w:cs="Times New Roman"/>
+                <w:color w:val="000000"/>
+                <w:sz w:val="19"/>
+              </w:rPr>
+            </w:pPr>
+            <w:r>
+              <w:rPr>
+                <w:rFonts w:ascii="Consolas" w:hAnsi="Consolas" w:cs="Times New Roman"/>
+                <w:color w:val="000000"/>
+                <w:sz w:val="19"/>
+              </w:rPr>
+              <w:t xml:space="preserve">            {</w:t>
+            </w:r>
+          </w:p>
+          <w:p>
+            <w:pPr>
+              <w:spacing w:after="0" w:line="240" w:lineRule="auto"/>
+              <w:rPr>
+                <w:rFonts w:ascii="Consolas" w:hAnsi="Consolas" w:cs="Times New Roman"/>
+                <w:color w:val="000000"/>
+                <w:sz w:val="19"/>
+              </w:rPr>
+            </w:pPr>
+            <w:r>
+              <w:rPr>
+                <w:rFonts w:ascii="Consolas" w:hAnsi="Consolas" w:cs="Times New Roman"/>
+                <w:color w:val="000000"/>
+                <w:sz w:val="19"/>
+              </w:rPr>
+              <w:t xml:space="preserve">                watek.Join();</w:t>
+            </w:r>
+          </w:p>
+          <w:p>
+            <w:pPr>
+              <w:spacing w:after="0" w:line="240" w:lineRule="auto"/>
+              <w:rPr>
+                <w:rFonts w:ascii="Consolas" w:hAnsi="Consolas" w:cs="Times New Roman"/>
+                <w:color w:val="000000"/>
+                <w:sz w:val="19"/>
+              </w:rPr>
+            </w:pPr>
+            <w:r>
+              <w:rPr>
+                <w:rFonts w:ascii="Consolas" w:hAnsi="Consolas" w:cs="Times New Roman"/>
+                <w:color w:val="000000"/>
+                <w:sz w:val="19"/>
+              </w:rPr>
+              <w:t xml:space="preserve">            }</w:t>
+            </w:r>
+          </w:p>
+          <w:p>
+            <w:pPr>
+              <w:spacing w:after="0" w:line="240" w:lineRule="auto"/>
+              <w:rPr>
+                <w:rFonts w:ascii="Consolas" w:hAnsi="Consolas" w:cs="Times New Roman"/>
+                <w:color w:val="000000"/>
+                <w:sz w:val="19"/>
+              </w:rPr>
+            </w:pPr>
+            <w:r>
+              <w:rPr>
+                <w:rFonts w:ascii="Consolas" w:hAnsi="Consolas" w:cs="Times New Roman"/>
+                <w:color w:val="000000"/>
+                <w:sz w:val="19"/>
+              </w:rPr>
+              <w:t xml:space="preserve">            producent.Join();</w:t>
+            </w:r>
+          </w:p>
+          <w:p>
+            <w:pPr>
+              <w:spacing w:after="0" w:line="240" w:lineRule="auto"/>
+              <w:rPr>
+                <w:rFonts w:ascii="Consolas" w:hAnsi="Consolas" w:cs="Times New Roman"/>
+                <w:color w:val="000000"/>
+                <w:sz w:val="19"/>
+              </w:rPr>
+            </w:pPr>
+            <w:r>
+              <w:rPr>
+                <w:rFonts w:ascii="Consolas" w:hAnsi="Consolas" w:cs="Times New Roman"/>
+                <w:color w:val="000000"/>
+                <w:sz w:val="19"/>
+              </w:rPr>
+              <w:t xml:space="preserve">            Console.WriteLine("Wszystkie elementy zostaly poprawnie odebrane.");</w:t>
+            </w:r>
+          </w:p>
+          <w:p>
+            <w:pPr>
+              <w:spacing w:after="0" w:line="240" w:lineRule="auto"/>
+              <w:rPr>
+                <w:rFonts w:ascii="Consolas" w:hAnsi="Consolas" w:cs="Times New Roman"/>
+                <w:color w:val="000000"/>
+                <w:sz w:val="19"/>
+              </w:rPr>
+            </w:pPr>
+            <w:r>
+              <w:rPr>
+                <w:rFonts w:ascii="Consolas" w:hAnsi="Consolas" w:cs="Times New Roman"/>
+                <w:color w:val="000000"/>
+                <w:sz w:val="19"/>
+              </w:rPr>
+              <w:t xml:space="preserve">        }</w:t>
+            </w:r>
+          </w:p>
+          <w:p>
+            <w:pPr>
+              <w:spacing w:after="0" w:line="240" w:lineRule="auto"/>
+              <w:rPr>
+                <w:rFonts w:ascii="Consolas" w:hAnsi="Consolas" w:cs="Times New Roman"/>
+                <w:color w:val="000000"/>
+                <w:sz w:val="19"/>
+              </w:rPr>
+            </w:pPr>
+            <w:r>
+              <w:rPr>
+                <w:rFonts w:ascii="Consolas" w:hAnsi="Consolas" w:cs="Times New Roman"/>
+                <w:color w:val="000000"/>
+                <w:sz w:val="19"/>
+              </w:rPr>
+              <w:t xml:space="preserve">    }</w:t>
+            </w:r>
+          </w:p>
+          <w:p>
+            <w:pPr>
+              <w:spacing w:after="0" w:line="240" w:lineRule="auto"/>
+              <w:rPr>
+                <w:rFonts w:ascii="Consolas" w:hAnsi="Consolas" w:cs="Times New Roman"/>
+                <w:color w:val="000000"/>
+                <w:sz w:val="19"/>
+              </w:rPr>
+            </w:pPr>
+            <w:r>
+              <w:rPr>
+                <w:rFonts w:ascii="Consolas" w:hAnsi="Consolas" w:cs="Times New Roman"/>
+                <w:color w:val="000000"/>
+                <w:sz w:val="19"/>
+              </w:rPr>
+              <w:t>}</w:t>
+            </w:r>
+          </w:p>
+        </w:tc>
+      </w:tr>
+    </w:tbl>
+    <w:p>
+      <w:pPr>
+        <w:spacing w:before="200" w:after="80" w:line="240" w:lineRule="auto"/>
+        <w:rPr>
+          <w:rFonts w:ascii="Times New Roman" w:hAnsi="Times New Roman" w:cs="Times New Roman"/>
+          <w:b/>
+          <w:color w:val="000000"/>
+          <w:sz w:val="22"/>
+        </w:rPr>
+      </w:pPr>
+    </w:p>
+    <w:p>
+      <w:pPr>
+        <w:spacing w:before="200" w:after="80" w:line="240" w:lineRule="auto"/>
+        <w:rPr>
+          <w:rFonts w:ascii="Times New Roman" w:hAnsi="Times New Roman" w:cs="Times New Roman"/>
+          <w:b/>
+          <w:color w:val="000000"/>
+          <w:sz w:val="22"/>
+        </w:rPr>
+      </w:pPr>
+      <w:r>
+        <w:rPr>
+          <w:rFonts w:ascii="Times New Roman" w:hAnsi="Times New Roman" w:cs="Times New Roman"/>
+          <w:b/>
+          <w:color w:val="000000"/>
+          <w:sz w:val="22"/>
+        </w:rPr>
+        <w:t>7. BlockingCollection - Punkt8.cs</w:t>
+      </w:r>
+    </w:p>
+    <w:tbl>
+      <w:tblPr>
+        <w:tblW w:w="0" w:type="auto"/>
+        <w:tblBorders>
+          <w:top w:val="single" w:sz="4" w:space="0" w:color="D9D9D9"/>
+          <w:left w:val="single" w:sz="4" w:space="0" w:color="D9D9D9"/>
+          <w:bottom w:val="single" w:sz="4" w:space="0" w:color="D9D9D9"/>
+          <w:right w:val="single" w:sz="4" w:space="0" w:color="D9D9D9"/>
+        </w:tblBorders>
+        <w:shd w:val="clear" w:color="auto" w:fill="F5F5F5"/>
+        <w:tblLayout w:type="fixed"/>
+        <w:tblCellMar>
+          <w:top w:w="100" w:type="dxa"/>
+          <w:left w:w="140" w:type="dxa"/>
+          <w:bottom w:w="100" w:type="dxa"/>
+          <w:right w:w="140" w:type="dxa"/>
+        </w:tblCellMar>
+        <w:tblLook w:val="0000" w:firstRow="0" w:lastRow="0" w:firstColumn="0" w:lastColumn="0" w:noHBand="0" w:noVBand="0"/>
+      </w:tblPr>
+      <w:tblGrid>
+        <w:gridCol w:w="9638"/>
+      </w:tblGrid>
+      <w:tr>
+        <w:tc>
+          <w:tcPr>
+            <w:tcW w:w="9638" w:type="dxa"/>
+            <w:shd w:val="clear" w:color="auto" w:fill="F5F5F5"/>
+          </w:tcPr>
+          <w:p>
+            <w:pPr>
+              <w:spacing w:after="0" w:line="240" w:lineRule="auto"/>
+              <w:rPr>
+                <w:rFonts w:ascii="Consolas" w:hAnsi="Consolas" w:cs="Times New Roman"/>
+                <w:color w:val="000000"/>
+                <w:sz w:val="19"/>
+              </w:rPr>
+            </w:pPr>
+            <w:r>
+              <w:rPr>
+                <w:rFonts w:ascii="Consolas" w:hAnsi="Consolas" w:cs="Times New Roman"/>
+                <w:color w:val="000000"/>
+                <w:sz w:val="19"/>
+              </w:rPr>
+              <w:t>using System;</w:t>
+            </w:r>
+          </w:p>
+          <w:p>
+            <w:pPr>
+              <w:spacing w:after="0" w:line="240" w:lineRule="auto"/>
+              <w:rPr>
+                <w:rFonts w:ascii="Consolas" w:hAnsi="Consolas" w:cs="Times New Roman"/>
+                <w:color w:val="000000"/>
+                <w:sz w:val="19"/>
+              </w:rPr>
+            </w:pPr>
+            <w:r>
+              <w:rPr>
+                <w:rFonts w:ascii="Consolas" w:hAnsi="Consolas" w:cs="Times New Roman"/>
+                <w:color w:val="000000"/>
+                <w:sz w:val="19"/>
+              </w:rPr>
+              <w:t>using System.Collections.Concurrent;</w:t>
+            </w:r>
+          </w:p>
+          <w:p>
+            <w:pPr>
+              <w:spacing w:after="0" w:line="240" w:lineRule="auto"/>
+              <w:rPr>
+                <w:rFonts w:ascii="Consolas" w:hAnsi="Consolas" w:cs="Times New Roman"/>
+                <w:color w:val="000000"/>
+                <w:sz w:val="19"/>
+              </w:rPr>
+            </w:pPr>
+            <w:r>
+              <w:rPr>
+                <w:rFonts w:ascii="Consolas" w:hAnsi="Consolas" w:cs="Times New Roman"/>
+                <w:color w:val="000000"/>
+                <w:sz w:val="19"/>
+              </w:rPr>
+              <w:t>using System.Collections.Generic;</w:t>
+            </w:r>
+          </w:p>
+          <w:p>
+            <w:pPr>
+              <w:spacing w:after="0" w:line="240" w:lineRule="auto"/>
+              <w:rPr>
+                <w:rFonts w:ascii="Consolas" w:hAnsi="Consolas" w:cs="Times New Roman"/>
+                <w:color w:val="000000"/>
+                <w:sz w:val="19"/>
+              </w:rPr>
+            </w:pPr>
+            <w:r>
+              <w:rPr>
+                <w:rFonts w:ascii="Consolas" w:hAnsi="Consolas" w:cs="Times New Roman"/>
+                <w:color w:val="000000"/>
+                <w:sz w:val="19"/>
+              </w:rPr>
+              <w:t>using System.Threading;</w:t>
+            </w:r>
+          </w:p>
+          <w:p>
+            <w:pPr>
+              <w:spacing w:after="0" w:line="240" w:lineRule="auto"/>
+              <w:rPr>
+                <w:rFonts w:ascii="Consolas" w:hAnsi="Consolas" w:cs="Times New Roman"/>
+                <w:color w:val="000000"/>
+                <w:sz w:val="19"/>
+              </w:rPr>
+            </w:pPr>
+          </w:p>
+          <w:p>
+            <w:pPr>
+              <w:spacing w:after="0" w:line="240" w:lineRule="auto"/>
+              <w:rPr>
+                <w:rFonts w:ascii="Consolas" w:hAnsi="Consolas" w:cs="Times New Roman"/>
+                <w:color w:val="000000"/>
+                <w:sz w:val="19"/>
+              </w:rPr>
+            </w:pPr>
+            <w:r>
+              <w:rPr>
+                <w:rFonts w:ascii="Consolas" w:hAnsi="Consolas" w:cs="Times New Roman"/>
+                <w:color w:val="000000"/>
+                <w:sz w:val="19"/>
+              </w:rPr>
               <w:t>namespace BlockingCollectionDemo</w:t>
             </w:r>
           </w:p>
@@ -5460,7 +6635,7 @@
                 <w:color w:val="000000"/>
                 <w:sz w:val="19"/>
               </w:rPr>
-              <w:t xml:space="preserve">    class Punkt4</w:t>
+              <w:t xml:space="preserve">    class Punkt8</w:t>
             </w:r>
           </w:p>
           <w:p>
@@ -5532,81 +6707,53 @@
                 <w:color w:val="000000"/>
                 <w:sz w:val="19"/>
               </w:rPr>
-              <w:t xml:space="preserve">            Console.WriteLine("Ograniczony bufor blokujacy BlockingCollection (pojemnosc: 10)\n");</w:t>
-            </w:r>
-          </w:p>
-          <w:p>
-            <w:pPr>
-              <w:spacing w:after="0" w:line="240" w:lineRule="auto"/>
-              <w:rPr>
-                <w:rFonts w:ascii="Consolas" w:hAnsi="Consolas" w:cs="Times New Roman"/>
-                <w:color w:val="000000"/>
-                <w:sz w:val="19"/>
-              </w:rPr>
-            </w:pPr>
-          </w:p>
-          <w:p>
-            <w:pPr>
-              <w:spacing w:after="0" w:line="240" w:lineRule="auto"/>
-              <w:rPr>
-                <w:rFonts w:ascii="Consolas" w:hAnsi="Consolas" w:cs="Times New Roman"/>
-                <w:color w:val="000000"/>
-                <w:sz w:val="19"/>
-              </w:rPr>
-            </w:pPr>
-            <w:r>
-              <w:rPr>
-                <w:rFonts w:ascii="Consolas" w:hAnsi="Consolas" w:cs="Times New Roman"/>
-                <w:color w:val="000000"/>
-                <w:sz w:val="19"/>
-              </w:rPr>
-              <w:t xml:space="preserve">            BlockingCollection&lt;int&gt; buffer = new BlockingCollection&lt;int&gt;(boundedCapacity: 10);</w:t>
-            </w:r>
-          </w:p>
-          <w:p>
-            <w:pPr>
-              <w:spacing w:after="0" w:line="240" w:lineRule="auto"/>
-              <w:rPr>
-                <w:rFonts w:ascii="Consolas" w:hAnsi="Consolas" w:cs="Times New Roman"/>
-                <w:color w:val="000000"/>
-                <w:sz w:val="19"/>
-              </w:rPr>
-            </w:pPr>
-            <w:r>
-              <w:rPr>
-                <w:rFonts w:ascii="Consolas" w:hAnsi="Consolas" w:cs="Times New Roman"/>
-                <w:color w:val="000000"/>
-                <w:sz w:val="19"/>
-              </w:rPr>
-              <w:t xml:space="preserve">            List&lt;Thread&gt; consumers = new List&lt;Thread&gt;();</w:t>
-            </w:r>
-          </w:p>
-          <w:p>
-            <w:pPr>
-              <w:spacing w:after="0" w:line="240" w:lineRule="auto"/>
-              <w:rPr>
-                <w:rFonts w:ascii="Consolas" w:hAnsi="Consolas" w:cs="Times New Roman"/>
-                <w:color w:val="000000"/>
-                <w:sz w:val="19"/>
-              </w:rPr>
-            </w:pPr>
-          </w:p>
-          <w:p>
-            <w:pPr>
-              <w:spacing w:after="0" w:line="240" w:lineRule="auto"/>
-              <w:rPr>
-                <w:rFonts w:ascii="Consolas" w:hAnsi="Consolas" w:cs="Times New Roman"/>
-                <w:color w:val="000000"/>
-                <w:sz w:val="19"/>
-              </w:rPr>
-            </w:pPr>
-            <w:r>
-              <w:rPr>
-                <w:rFonts w:ascii="Consolas" w:hAnsi="Consolas" w:cs="Times New Roman"/>
-                <w:color w:val="000000"/>
-                <w:sz w:val="19"/>
-              </w:rPr>
-              <w:t xml:space="preserve">            var producer = new Thread(() =&gt;</w:t>
+              <w:t xml:space="preserve">            BlockingCollection&lt;int&gt; buffer = new BlockingCollection&lt;int&gt;(10);</w:t>
+            </w:r>
+          </w:p>
+          <w:p>
+            <w:pPr>
+              <w:spacing w:after="0" w:line="240" w:lineRule="auto"/>
+              <w:rPr>
+                <w:rFonts w:ascii="Consolas" w:hAnsi="Consolas" w:cs="Times New Roman"/>
+                <w:color w:val="000000"/>
+                <w:sz w:val="19"/>
+              </w:rPr>
+            </w:pPr>
+            <w:r>
+              <w:rPr>
+                <w:rFonts w:ascii="Consolas" w:hAnsi="Consolas" w:cs="Times New Roman"/>
+                <w:color w:val="000000"/>
+                <w:sz w:val="19"/>
+              </w:rPr>
+              <w:t xml:space="preserve">            List&lt;Thread&gt; watki = new List&lt;Thread&gt;();</w:t>
+            </w:r>
+          </w:p>
+          <w:p>
+            <w:pPr>
+              <w:spacing w:after="0" w:line="240" w:lineRule="auto"/>
+              <w:rPr>
+                <w:rFonts w:ascii="Consolas" w:hAnsi="Consolas" w:cs="Times New Roman"/>
+                <w:color w:val="000000"/>
+                <w:sz w:val="19"/>
+              </w:rPr>
+            </w:pPr>
+          </w:p>
+          <w:p>
+            <w:pPr>
+              <w:spacing w:after="0" w:line="240" w:lineRule="auto"/>
+              <w:rPr>
+                <w:rFonts w:ascii="Consolas" w:hAnsi="Consolas" w:cs="Times New Roman"/>
+                <w:color w:val="000000"/>
+                <w:sz w:val="19"/>
+              </w:rPr>
+            </w:pPr>
+            <w:r>
+              <w:rPr>
+                <w:rFonts w:ascii="Consolas" w:hAnsi="Consolas" w:cs="Times New Roman"/>
+                <w:color w:val="000000"/>
+                <w:sz w:val="19"/>
+              </w:rPr>
+              <w:t xml:space="preserve">            var producent = new Thread(() =&gt;</w:t>
             </w:r>
           </w:p>
           <w:p>
@@ -5642,7 +6789,7 @@
                 <w:color w:val="000000"/>
                 <w:sz w:val="19"/>
               </w:rPr>
-              <w:t xml:space="preserve">                for (int i = 1; i &lt;= 30; i++)</w:t>
+              <w:t xml:space="preserve">                for (int l = 0; l &lt; 100; l++)</w:t>
             </w:r>
           </w:p>
           <w:p>
@@ -5678,43 +6825,25 @@
                 <w:color w:val="000000"/>
                 <w:sz w:val="19"/>
               </w:rPr>
-              <w:t xml:space="preserve">                    Console.WriteLine($"[Producent] Proba dodania {i} (w buforze: {buffer.Count}/10)...");</w:t>
-            </w:r>
-          </w:p>
-          <w:p>
-            <w:pPr>
-              <w:spacing w:after="0" w:line="240" w:lineRule="auto"/>
-              <w:rPr>
-                <w:rFonts w:ascii="Consolas" w:hAnsi="Consolas" w:cs="Times New Roman"/>
-                <w:color w:val="000000"/>
-                <w:sz w:val="19"/>
-              </w:rPr>
-            </w:pPr>
-            <w:r>
-              <w:rPr>
-                <w:rFonts w:ascii="Consolas" w:hAnsi="Consolas" w:cs="Times New Roman"/>
-                <w:color w:val="000000"/>
-                <w:sz w:val="19"/>
-              </w:rPr>
-              <w:t xml:space="preserve">                    buffer.Add(i);</w:t>
-            </w:r>
-          </w:p>
-          <w:p>
-            <w:pPr>
-              <w:spacing w:after="0" w:line="240" w:lineRule="auto"/>
-              <w:rPr>
-                <w:rFonts w:ascii="Consolas" w:hAnsi="Consolas" w:cs="Times New Roman"/>
-                <w:color w:val="000000"/>
-                <w:sz w:val="19"/>
-              </w:rPr>
-            </w:pPr>
-            <w:r>
-              <w:rPr>
-                <w:rFonts w:ascii="Consolas" w:hAnsi="Consolas" w:cs="Times New Roman"/>
-                <w:color w:val="000000"/>
-                <w:sz w:val="19"/>
-              </w:rPr>
-              <w:t xml:space="preserve">                    Console.WriteLine($"[Producent] Sukces: dodano {i}");</w:t>
+              <w:t xml:space="preserve">                    buffer.Add(l);</w:t>
+            </w:r>
+          </w:p>
+          <w:p>
+            <w:pPr>
+              <w:spacing w:after="0" w:line="240" w:lineRule="auto"/>
+              <w:rPr>
+                <w:rFonts w:ascii="Consolas" w:hAnsi="Consolas" w:cs="Times New Roman"/>
+                <w:color w:val="000000"/>
+                <w:sz w:val="19"/>
+              </w:rPr>
+            </w:pPr>
+            <w:r>
+              <w:rPr>
+                <w:rFonts w:ascii="Consolas" w:hAnsi="Consolas" w:cs="Times New Roman"/>
+                <w:color w:val="000000"/>
+                <w:sz w:val="19"/>
+              </w:rPr>
+              <w:t xml:space="preserve">                    Console.WriteLine($"Producent wstawia: {l}");</w:t>
             </w:r>
           </w:p>
           <w:p>
@@ -5786,24 +6915,6 @@
                 <w:color w:val="000000"/>
                 <w:sz w:val="19"/>
               </w:rPr>
-              <w:t xml:space="preserve">                Console.WriteLine("[Producent] Zakonczono dodawanie (CompleteAdding).");</w:t>
-            </w:r>
-          </w:p>
-          <w:p>
-            <w:pPr>
-              <w:spacing w:after="0" w:line="240" w:lineRule="auto"/>
-              <w:rPr>
-                <w:rFonts w:ascii="Consolas" w:hAnsi="Consolas" w:cs="Times New Roman"/>
-                <w:color w:val="000000"/>
-                <w:sz w:val="19"/>
-              </w:rPr>
-            </w:pPr>
-            <w:r>
-              <w:rPr>
-                <w:rFonts w:ascii="Consolas" w:hAnsi="Consolas" w:cs="Times New Roman"/>
-                <w:color w:val="000000"/>
-                <w:sz w:val="19"/>
-              </w:rPr>
               <w:t xml:space="preserve">            });</w:t>
             </w:r>
           </w:p>
@@ -5816,79 +6927,69 @@
                 <w:sz w:val="19"/>
               </w:rPr>
             </w:pPr>
-          </w:p>
-          <w:p>
-            <w:pPr>
-              <w:spacing w:after="0" w:line="240" w:lineRule="auto"/>
-              <w:rPr>
-                <w:rFonts w:ascii="Consolas" w:hAnsi="Consolas" w:cs="Times New Roman"/>
-                <w:color w:val="000000"/>
-                <w:sz w:val="19"/>
-              </w:rPr>
-            </w:pPr>
-            <w:r>
-              <w:rPr>
-                <w:rFonts w:ascii="Consolas" w:hAnsi="Consolas" w:cs="Times New Roman"/>
-                <w:color w:val="000000"/>
-                <w:sz w:val="19"/>
-              </w:rPr>
-              <w:t xml:space="preserve">            producer.Start();</w:t>
-            </w:r>
-          </w:p>
-          <w:p>
-            <w:pPr>
-              <w:spacing w:after="0" w:line="240" w:lineRule="auto"/>
-              <w:rPr>
-                <w:rFonts w:ascii="Consolas" w:hAnsi="Consolas" w:cs="Times New Roman"/>
-                <w:color w:val="000000"/>
-                <w:sz w:val="19"/>
-              </w:rPr>
-            </w:pPr>
-          </w:p>
-          <w:p>
-            <w:pPr>
-              <w:spacing w:after="0" w:line="240" w:lineRule="auto"/>
-              <w:rPr>
-                <w:rFonts w:ascii="Consolas" w:hAnsi="Consolas" w:cs="Times New Roman"/>
-                <w:color w:val="000000"/>
-                <w:sz w:val="19"/>
-              </w:rPr>
-            </w:pPr>
-            <w:r>
-              <w:rPr>
-                <w:rFonts w:ascii="Consolas" w:hAnsi="Consolas" w:cs="Times New Roman"/>
-                <w:color w:val="000000"/>
-                <w:sz w:val="19"/>
-              </w:rPr>
-              <w:t xml:space="preserve">            Thread.Sleep(1000);</w:t>
-            </w:r>
-          </w:p>
-          <w:p>
-            <w:pPr>
-              <w:spacing w:after="0" w:line="240" w:lineRule="auto"/>
-              <w:rPr>
-                <w:rFonts w:ascii="Consolas" w:hAnsi="Consolas" w:cs="Times New Roman"/>
-                <w:color w:val="000000"/>
-                <w:sz w:val="19"/>
-              </w:rPr>
-            </w:pPr>
-          </w:p>
-          <w:p>
-            <w:pPr>
-              <w:spacing w:after="0" w:line="240" w:lineRule="auto"/>
-              <w:rPr>
-                <w:rFonts w:ascii="Consolas" w:hAnsi="Consolas" w:cs="Times New Roman"/>
-                <w:color w:val="000000"/>
-                <w:sz w:val="19"/>
-              </w:rPr>
-            </w:pPr>
-            <w:r>
-              <w:rPr>
-                <w:rFonts w:ascii="Consolas" w:hAnsi="Consolas" w:cs="Times New Roman"/>
-                <w:color w:val="000000"/>
-                <w:sz w:val="19"/>
-              </w:rPr>
-              <w:t xml:space="preserve">            for (int c = 0; c &lt; 3; c++)</w:t>
+            <w:r>
+              <w:rPr>
+                <w:rFonts w:ascii="Consolas" w:hAnsi="Consolas" w:cs="Times New Roman"/>
+                <w:color w:val="000000"/>
+                <w:sz w:val="19"/>
+              </w:rPr>
+              <w:t xml:space="preserve">            producent.Start();</w:t>
+            </w:r>
+          </w:p>
+          <w:p>
+            <w:pPr>
+              <w:spacing w:after="0" w:line="240" w:lineRule="auto"/>
+              <w:rPr>
+                <w:rFonts w:ascii="Consolas" w:hAnsi="Consolas" w:cs="Times New Roman"/>
+                <w:color w:val="000000"/>
+                <w:sz w:val="19"/>
+              </w:rPr>
+            </w:pPr>
+          </w:p>
+          <w:p>
+            <w:pPr>
+              <w:spacing w:after="0" w:line="240" w:lineRule="auto"/>
+              <w:rPr>
+                <w:rFonts w:ascii="Consolas" w:hAnsi="Consolas" w:cs="Times New Roman"/>
+                <w:color w:val="000000"/>
+                <w:sz w:val="19"/>
+              </w:rPr>
+            </w:pPr>
+            <w:r>
+              <w:rPr>
+                <w:rFonts w:ascii="Consolas" w:hAnsi="Consolas" w:cs="Times New Roman"/>
+                <w:color w:val="000000"/>
+                <w:sz w:val="19"/>
+              </w:rPr>
+              <w:t xml:space="preserve">            Thread.Sleep(5000);</w:t>
+            </w:r>
+          </w:p>
+          <w:p>
+            <w:pPr>
+              <w:spacing w:after="0" w:line="240" w:lineRule="auto"/>
+              <w:rPr>
+                <w:rFonts w:ascii="Consolas" w:hAnsi="Consolas" w:cs="Times New Roman"/>
+                <w:color w:val="000000"/>
+                <w:sz w:val="19"/>
+              </w:rPr>
+            </w:pPr>
+          </w:p>
+          <w:p>
+            <w:pPr>
+              <w:spacing w:after="0" w:line="240" w:lineRule="auto"/>
+              <w:rPr>
+                <w:rFonts w:ascii="Consolas" w:hAnsi="Consolas" w:cs="Times New Roman"/>
+                <w:color w:val="000000"/>
+                <w:sz w:val="19"/>
+              </w:rPr>
+            </w:pPr>
+            <w:r>
+              <w:rPr>
+                <w:rFonts w:ascii="Consolas" w:hAnsi="Consolas" w:cs="Times New Roman"/>
+                <w:color w:val="000000"/>
+                <w:sz w:val="19"/>
+              </w:rPr>
+              <w:t xml:space="preserve">            for (int i = 0; i &lt; 10; i++)</w:t>
             </w:r>
           </w:p>
           <w:p>
@@ -5924,7 +7025,25 @@
                 <w:color w:val="000000"/>
                 <w:sz w:val="19"/>
               </w:rPr>
-              <w:t xml:space="preserve">                var consumer = new Thread(() =&gt;</w:t>
+              <w:t xml:space="preserve">                int id = i;</w:t>
+            </w:r>
+          </w:p>
+          <w:p>
+            <w:pPr>
+              <w:spacing w:after="0" w:line="240" w:lineRule="auto"/>
+              <w:rPr>
+                <w:rFonts w:ascii="Consolas" w:hAnsi="Consolas" w:cs="Times New Roman"/>
+                <w:color w:val="000000"/>
+                <w:sz w:val="19"/>
+              </w:rPr>
+            </w:pPr>
+            <w:r>
+              <w:rPr>
+                <w:rFonts w:ascii="Consolas" w:hAnsi="Consolas" w:cs="Times New Roman"/>
+                <w:color w:val="000000"/>
+                <w:sz w:val="19"/>
+              </w:rPr>
+              <w:t xml:space="preserve">                var watek = new Thread(() =&gt;</w:t>
             </w:r>
           </w:p>
           <w:p>
@@ -5960,7 +7079,25 @@
                 <w:color w:val="000000"/>
                 <w:sz w:val="19"/>
               </w:rPr>
-              <w:t xml:space="preserve">                    try</w:t>
+              <w:t xml:space="preserve">                    Random rand = new Random();</w:t>
+            </w:r>
+          </w:p>
+          <w:p>
+            <w:pPr>
+              <w:spacing w:after="0" w:line="240" w:lineRule="auto"/>
+              <w:rPr>
+                <w:rFonts w:ascii="Consolas" w:hAnsi="Consolas" w:cs="Times New Roman"/>
+                <w:color w:val="000000"/>
+                <w:sz w:val="19"/>
+              </w:rPr>
+            </w:pPr>
+            <w:r>
+              <w:rPr>
+                <w:rFonts w:ascii="Consolas" w:hAnsi="Consolas" w:cs="Times New Roman"/>
+                <w:color w:val="000000"/>
+                <w:sz w:val="19"/>
+              </w:rPr>
+              <w:t xml:space="preserve">                    for (int l = 0; l &lt; 10; l++)</w:t>
             </w:r>
           </w:p>
           <w:p>
@@ -5996,7 +7133,7 @@
                 <w:color w:val="000000"/>
                 <w:sz w:val="19"/>
               </w:rPr>
-              <w:t xml:space="preserve">                        foreach (var item in buffer.GetConsumingEnumerable())</w:t>
+              <w:t xml:space="preserve">                        try</w:t>
             </w:r>
           </w:p>
           <w:p>
@@ -6032,25 +7169,25 @@
                 <w:color w:val="000000"/>
                 <w:sz w:val="19"/>
               </w:rPr>
-              <w:t xml:space="preserve">                            Console.WriteLine($"[Konsument {Thread.CurrentThread.ManagedThreadId}] Pobrano {item} (pozostalo: {buffer.Count})");</w:t>
-            </w:r>
-          </w:p>
-          <w:p>
-            <w:pPr>
-              <w:spacing w:after="0" w:line="240" w:lineRule="auto"/>
-              <w:rPr>
-                <w:rFonts w:ascii="Consolas" w:hAnsi="Consolas" w:cs="Times New Roman"/>
-                <w:color w:val="000000"/>
-                <w:sz w:val="19"/>
-              </w:rPr>
-            </w:pPr>
-            <w:r>
-              <w:rPr>
-                <w:rFonts w:ascii="Consolas" w:hAnsi="Consolas" w:cs="Times New Roman"/>
-                <w:color w:val="000000"/>
-                <w:sz w:val="19"/>
-              </w:rPr>
-              <w:t xml:space="preserve">                            Thread.Sleep(150);</w:t>
+              <w:t xml:space="preserve">                            int item = buffer.Take();</w:t>
+            </w:r>
+          </w:p>
+          <w:p>
+            <w:pPr>
+              <w:spacing w:after="0" w:line="240" w:lineRule="auto"/>
+              <w:rPr>
+                <w:rFonts w:ascii="Consolas" w:hAnsi="Consolas" w:cs="Times New Roman"/>
+                <w:color w:val="000000"/>
+                <w:sz w:val="19"/>
+              </w:rPr>
+            </w:pPr>
+            <w:r>
+              <w:rPr>
+                <w:rFonts w:ascii="Consolas" w:hAnsi="Consolas" w:cs="Times New Roman"/>
+                <w:color w:val="000000"/>
+                <w:sz w:val="19"/>
+              </w:rPr>
+              <w:t xml:space="preserve">                            Console.WriteLine($"Konsument [{id}] pobral: {item}");</w:t>
             </w:r>
           </w:p>
           <w:p>
@@ -6086,6 +7223,96 @@
                 <w:color w:val="000000"/>
                 <w:sz w:val="19"/>
               </w:rPr>
+              <w:t xml:space="preserve">                        catch (InvalidOperationException)</w:t>
+            </w:r>
+          </w:p>
+          <w:p>
+            <w:pPr>
+              <w:spacing w:after="0" w:line="240" w:lineRule="auto"/>
+              <w:rPr>
+                <w:rFonts w:ascii="Consolas" w:hAnsi="Consolas" w:cs="Times New Roman"/>
+                <w:color w:val="000000"/>
+                <w:sz w:val="19"/>
+              </w:rPr>
+            </w:pPr>
+            <w:r>
+              <w:rPr>
+                <w:rFonts w:ascii="Consolas" w:hAnsi="Consolas" w:cs="Times New Roman"/>
+                <w:color w:val="000000"/>
+                <w:sz w:val="19"/>
+              </w:rPr>
+              <w:t xml:space="preserve">                        {</w:t>
+            </w:r>
+          </w:p>
+          <w:p>
+            <w:pPr>
+              <w:spacing w:after="0" w:line="240" w:lineRule="auto"/>
+              <w:rPr>
+                <w:rFonts w:ascii="Consolas" w:hAnsi="Consolas" w:cs="Times New Roman"/>
+                <w:color w:val="000000"/>
+                <w:sz w:val="19"/>
+              </w:rPr>
+            </w:pPr>
+            <w:r>
+              <w:rPr>
+                <w:rFonts w:ascii="Consolas" w:hAnsi="Consolas" w:cs="Times New Roman"/>
+                <w:color w:val="000000"/>
+                <w:sz w:val="19"/>
+              </w:rPr>
+              <w:t xml:space="preserve">                            break;</w:t>
+            </w:r>
+          </w:p>
+          <w:p>
+            <w:pPr>
+              <w:spacing w:after="0" w:line="240" w:lineRule="auto"/>
+              <w:rPr>
+                <w:rFonts w:ascii="Consolas" w:hAnsi="Consolas" w:cs="Times New Roman"/>
+                <w:color w:val="000000"/>
+                <w:sz w:val="19"/>
+              </w:rPr>
+            </w:pPr>
+            <w:r>
+              <w:rPr>
+                <w:rFonts w:ascii="Consolas" w:hAnsi="Consolas" w:cs="Times New Roman"/>
+                <w:color w:val="000000"/>
+                <w:sz w:val="19"/>
+              </w:rPr>
+              <w:t xml:space="preserve">                        }</w:t>
+            </w:r>
+          </w:p>
+          <w:p>
+            <w:pPr>
+              <w:spacing w:after="0" w:line="240" w:lineRule="auto"/>
+              <w:rPr>
+                <w:rFonts w:ascii="Consolas" w:hAnsi="Consolas" w:cs="Times New Roman"/>
+                <w:color w:val="000000"/>
+                <w:sz w:val="19"/>
+              </w:rPr>
+            </w:pPr>
+            <w:r>
+              <w:rPr>
+                <w:rFonts w:ascii="Consolas" w:hAnsi="Consolas" w:cs="Times New Roman"/>
+                <w:color w:val="000000"/>
+                <w:sz w:val="19"/>
+              </w:rPr>
+              <w:t xml:space="preserve">                        Thread.Sleep(rand.Next(500));</w:t>
+            </w:r>
+          </w:p>
+          <w:p>
+            <w:pPr>
+              <w:spacing w:after="0" w:line="240" w:lineRule="auto"/>
+              <w:rPr>
+                <w:rFonts w:ascii="Consolas" w:hAnsi="Consolas" w:cs="Times New Roman"/>
+                <w:color w:val="000000"/>
+                <w:sz w:val="19"/>
+              </w:rPr>
+            </w:pPr>
+            <w:r>
+              <w:rPr>
+                <w:rFonts w:ascii="Consolas" w:hAnsi="Consolas" w:cs="Times New Roman"/>
+                <w:color w:val="000000"/>
+                <w:sz w:val="19"/>
+              </w:rPr>
               <w:t xml:space="preserve">                    }</w:t>
             </w:r>
           </w:p>
@@ -6104,60 +7331,6 @@
                 <w:color w:val="000000"/>
                 <w:sz w:val="19"/>
               </w:rPr>
-              <w:t xml:space="preserve">                    catch (InvalidOperationException)</w:t>
-            </w:r>
-          </w:p>
-          <w:p>
-            <w:pPr>
-              <w:spacing w:after="0" w:line="240" w:lineRule="auto"/>
-              <w:rPr>
-                <w:rFonts w:ascii="Consolas" w:hAnsi="Consolas" w:cs="Times New Roman"/>
-                <w:color w:val="000000"/>
-                <w:sz w:val="19"/>
-              </w:rPr>
-            </w:pPr>
-            <w:r>
-              <w:rPr>
-                <w:rFonts w:ascii="Consolas" w:hAnsi="Consolas" w:cs="Times New Roman"/>
-                <w:color w:val="000000"/>
-                <w:sz w:val="19"/>
-              </w:rPr>
-              <w:t xml:space="preserve">                    {</w:t>
-            </w:r>
-          </w:p>
-          <w:p>
-            <w:pPr>
-              <w:spacing w:after="0" w:line="240" w:lineRule="auto"/>
-              <w:rPr>
-                <w:rFonts w:ascii="Consolas" w:hAnsi="Consolas" w:cs="Times New Roman"/>
-                <w:color w:val="000000"/>
-                <w:sz w:val="19"/>
-              </w:rPr>
-            </w:pPr>
-            <w:r>
-              <w:rPr>
-                <w:rFonts w:ascii="Consolas" w:hAnsi="Consolas" w:cs="Times New Roman"/>
-                <w:color w:val="000000"/>
-                <w:sz w:val="19"/>
-              </w:rPr>
-              <w:t xml:space="preserve">                    }</w:t>
-            </w:r>
-          </w:p>
-          <w:p>
-            <w:pPr>
-              <w:spacing w:after="0" w:line="240" w:lineRule="auto"/>
-              <w:rPr>
-                <w:rFonts w:ascii="Consolas" w:hAnsi="Consolas" w:cs="Times New Roman"/>
-                <w:color w:val="000000"/>
-                <w:sz w:val="19"/>
-              </w:rPr>
-            </w:pPr>
-            <w:r>
-              <w:rPr>
-                <w:rFonts w:ascii="Consolas" w:hAnsi="Consolas" w:cs="Times New Roman"/>
-                <w:color w:val="000000"/>
-                <w:sz w:val="19"/>
-              </w:rPr>
               <w:t xml:space="preserve">                });</w:t>
             </w:r>
           </w:p>
@@ -6176,25 +7349,25 @@
                 <w:color w:val="000000"/>
                 <w:sz w:val="19"/>
               </w:rPr>
-              <w:t xml:space="preserve">                consumers.Add(consumer);</w:t>
-            </w:r>
-          </w:p>
-          <w:p>
-            <w:pPr>
-              <w:spacing w:after="0" w:line="240" w:lineRule="auto"/>
-              <w:rPr>
-                <w:rFonts w:ascii="Consolas" w:hAnsi="Consolas" w:cs="Times New Roman"/>
-                <w:color w:val="000000"/>
-                <w:sz w:val="19"/>
-              </w:rPr>
-            </w:pPr>
-            <w:r>
-              <w:rPr>
-                <w:rFonts w:ascii="Consolas" w:hAnsi="Consolas" w:cs="Times New Roman"/>
-                <w:color w:val="000000"/>
-                <w:sz w:val="19"/>
-              </w:rPr>
-              <w:t xml:space="preserve">                consumer.Start();</w:t>
+              <w:t xml:space="preserve">                watki.Add(watek);</w:t>
+            </w:r>
+          </w:p>
+          <w:p>
+            <w:pPr>
+              <w:spacing w:after="0" w:line="240" w:lineRule="auto"/>
+              <w:rPr>
+                <w:rFonts w:ascii="Consolas" w:hAnsi="Consolas" w:cs="Times New Roman"/>
+                <w:color w:val="000000"/>
+                <w:sz w:val="19"/>
+              </w:rPr>
+            </w:pPr>
+            <w:r>
+              <w:rPr>
+                <w:rFonts w:ascii="Consolas" w:hAnsi="Consolas" w:cs="Times New Roman"/>
+                <w:color w:val="000000"/>
+                <w:sz w:val="19"/>
+              </w:rPr>
+              <w:t xml:space="preserve">                watek.Start();</w:t>
             </w:r>
           </w:p>
           <w:p>
@@ -6240,43 +7413,97 @@
                 <w:color w:val="000000"/>
                 <w:sz w:val="19"/>
               </w:rPr>
-              <w:t xml:space="preserve">            producer.Join();</w:t>
-            </w:r>
-          </w:p>
-          <w:p>
-            <w:pPr>
-              <w:spacing w:after="0" w:line="240" w:lineRule="auto"/>
-              <w:rPr>
-                <w:rFonts w:ascii="Consolas" w:hAnsi="Consolas" w:cs="Times New Roman"/>
-                <w:color w:val="000000"/>
-                <w:sz w:val="19"/>
-              </w:rPr>
-            </w:pPr>
-            <w:r>
-              <w:rPr>
-                <w:rFonts w:ascii="Consolas" w:hAnsi="Consolas" w:cs="Times New Roman"/>
-                <w:color w:val="000000"/>
-                <w:sz w:val="19"/>
-              </w:rPr>
-              <w:t xml:space="preserve">            foreach (var c in consumers) c.Join();</w:t>
-            </w:r>
-          </w:p>
-          <w:p>
-            <w:pPr>
-              <w:spacing w:after="0" w:line="240" w:lineRule="auto"/>
-              <w:rPr>
-                <w:rFonts w:ascii="Consolas" w:hAnsi="Consolas" w:cs="Times New Roman"/>
-                <w:color w:val="000000"/>
-                <w:sz w:val="19"/>
-              </w:rPr>
-            </w:pPr>
-            <w:r>
-              <w:rPr>
-                <w:rFonts w:ascii="Consolas" w:hAnsi="Consolas" w:cs="Times New Roman"/>
-                <w:color w:val="000000"/>
-                <w:sz w:val="19"/>
-              </w:rPr>
-              <w:t xml:space="preserve">            Console.WriteLine("\nTest Punkt 4 zakonczony pomyslnie.");</w:t>
+              <w:t xml:space="preserve">            foreach (var watek in watki)</w:t>
+            </w:r>
+          </w:p>
+          <w:p>
+            <w:pPr>
+              <w:spacing w:after="0" w:line="240" w:lineRule="auto"/>
+              <w:rPr>
+                <w:rFonts w:ascii="Consolas" w:hAnsi="Consolas" w:cs="Times New Roman"/>
+                <w:color w:val="000000"/>
+                <w:sz w:val="19"/>
+              </w:rPr>
+            </w:pPr>
+            <w:r>
+              <w:rPr>
+                <w:rFonts w:ascii="Consolas" w:hAnsi="Consolas" w:cs="Times New Roman"/>
+                <w:color w:val="000000"/>
+                <w:sz w:val="19"/>
+              </w:rPr>
+              <w:t xml:space="preserve">            {</w:t>
+            </w:r>
+          </w:p>
+          <w:p>
+            <w:pPr>
+              <w:spacing w:after="0" w:line="240" w:lineRule="auto"/>
+              <w:rPr>
+                <w:rFonts w:ascii="Consolas" w:hAnsi="Consolas" w:cs="Times New Roman"/>
+                <w:color w:val="000000"/>
+                <w:sz w:val="19"/>
+              </w:rPr>
+            </w:pPr>
+            <w:r>
+              <w:rPr>
+                <w:rFonts w:ascii="Consolas" w:hAnsi="Consolas" w:cs="Times New Roman"/>
+                <w:color w:val="000000"/>
+                <w:sz w:val="19"/>
+              </w:rPr>
+              <w:t xml:space="preserve">                watek.Join();</w:t>
+            </w:r>
+          </w:p>
+          <w:p>
+            <w:pPr>
+              <w:spacing w:after="0" w:line="240" w:lineRule="auto"/>
+              <w:rPr>
+                <w:rFonts w:ascii="Consolas" w:hAnsi="Consolas" w:cs="Times New Roman"/>
+                <w:color w:val="000000"/>
+                <w:sz w:val="19"/>
+              </w:rPr>
+            </w:pPr>
+            <w:r>
+              <w:rPr>
+                <w:rFonts w:ascii="Consolas" w:hAnsi="Consolas" w:cs="Times New Roman"/>
+                <w:color w:val="000000"/>
+                <w:sz w:val="19"/>
+              </w:rPr>
+              <w:t xml:space="preserve">            }</w:t>
+            </w:r>
+          </w:p>
+          <w:p>
+            <w:pPr>
+              <w:spacing w:after="0" w:line="240" w:lineRule="auto"/>
+              <w:rPr>
+                <w:rFonts w:ascii="Consolas" w:hAnsi="Consolas" w:cs="Times New Roman"/>
+                <w:color w:val="000000"/>
+                <w:sz w:val="19"/>
+              </w:rPr>
+            </w:pPr>
+            <w:r>
+              <w:rPr>
+                <w:rFonts w:ascii="Consolas" w:hAnsi="Consolas" w:cs="Times New Roman"/>
+                <w:color w:val="000000"/>
+                <w:sz w:val="19"/>
+              </w:rPr>
+              <w:t xml:space="preserve">            producent.Join();</w:t>
+            </w:r>
+          </w:p>
+          <w:p>
+            <w:pPr>
+              <w:spacing w:after="0" w:line="240" w:lineRule="auto"/>
+              <w:rPr>
+                <w:rFonts w:ascii="Consolas" w:hAnsi="Consolas" w:cs="Times New Roman"/>
+                <w:color w:val="000000"/>
+                <w:sz w:val="19"/>
+              </w:rPr>
+            </w:pPr>
+            <w:r>
+              <w:rPr>
+                <w:rFonts w:ascii="Consolas" w:hAnsi="Consolas" w:cs="Times New Roman"/>
+                <w:color w:val="000000"/>
+                <w:sz w:val="19"/>
+              </w:rPr>
+              <w:t xml:space="preserve">            Console.WriteLine("Praca bufora zakonczona.");</w:t>
             </w:r>
           </w:p>
           <w:p>
@@ -6776,7 +8003,7 @@
     <w:link w:val="10"/>
     <w:uiPriority w:val="9"/>
     <w:qFormat/>
-    <w:rsid w:val="00A22F0D"/>
+    <w:rsid w:val="00EF5D68"/>
     <w:pPr>
       <w:keepNext/>
       <w:keepLines/>
@@ -6799,7 +8026,7 @@
     <w:semiHidden/>
     <w:unhideWhenUsed/>
     <w:qFormat/>
-    <w:rsid w:val="00A22F0D"/>
+    <w:rsid w:val="00EF5D68"/>
     <w:pPr>
       <w:keepNext/>
       <w:keepLines/>
@@ -6822,7 +8049,7 @@
     <w:semiHidden/>
     <w:unhideWhenUsed/>
     <w:qFormat/>
-    <w:rsid w:val="00A22F0D"/>
+    <w:rsid w:val="00EF5D68"/>
     <w:pPr>
       <w:keepNext/>
       <w:keepLines/>
@@ -6845,7 +8072,7 @@
     <w:semiHidden/>
     <w:unhideWhenUsed/>
     <w:qFormat/>
-    <w:rsid w:val="00A22F0D"/>
+    <w:rsid w:val="00EF5D68"/>
     <w:pPr>
       <w:keepNext/>
       <w:keepLines/>
@@ -6868,7 +8095,7 @@
     <w:semiHidden/>
     <w:unhideWhenUsed/>
     <w:qFormat/>
-    <w:rsid w:val="00A22F0D"/>
+    <w:rsid w:val="00EF5D68"/>
     <w:pPr>
       <w:keepNext/>
       <w:keepLines/>
@@ -6889,7 +8116,7 @@
     <w:semiHidden/>
     <w:unhideWhenUsed/>
     <w:qFormat/>
-    <w:rsid w:val="00A22F0D"/>
+    <w:rsid w:val="00EF5D68"/>
     <w:pPr>
       <w:keepNext/>
       <w:keepLines/>
@@ -6912,7 +8139,7 @@
     <w:semiHidden/>
     <w:unhideWhenUsed/>
     <w:qFormat/>
-    <w:rsid w:val="00A22F0D"/>
+    <w:rsid w:val="00EF5D68"/>
     <w:pPr>
       <w:keepNext/>
       <w:keepLines/>
@@ -6933,7 +8160,7 @@
     <w:semiHidden/>
     <w:unhideWhenUsed/>
     <w:qFormat/>
-    <w:rsid w:val="00A22F0D"/>
+    <w:rsid w:val="00EF5D68"/>
     <w:pPr>
       <w:keepNext/>
       <w:keepLines/>
@@ -6956,7 +8183,7 @@
     <w:semiHidden/>
     <w:unhideWhenUsed/>
     <w:qFormat/>
-    <w:rsid w:val="00A22F0D"/>
+    <w:rsid w:val="00EF5D68"/>
     <w:pPr>
       <w:keepNext/>
       <w:keepLines/>
@@ -7000,7 +8227,7 @@
     <w:basedOn w:val="a0"/>
     <w:link w:val="1"/>
     <w:uiPriority w:val="9"/>
-    <w:rsid w:val="00A22F0D"/>
+    <w:rsid w:val="00EF5D68"/>
     <w:rPr>
       <w:rFonts w:asciiTheme="majorHAnsi" w:eastAsiaTheme="majorEastAsia" w:hAnsiTheme="majorHAnsi" w:cstheme="majorBidi"/>
       <w:color w:val="0F4761" w:themeColor="accent1" w:themeShade="BF"/>
@@ -7014,7 +8241,7 @@
     <w:link w:val="2"/>
     <w:uiPriority w:val="9"/>
     <w:semiHidden/>
-    <w:rsid w:val="00A22F0D"/>
+    <w:rsid w:val="00EF5D68"/>
     <w:rPr>
       <w:rFonts w:asciiTheme="majorHAnsi" w:eastAsiaTheme="majorEastAsia" w:hAnsiTheme="majorHAnsi" w:cstheme="majorBidi"/>
       <w:color w:val="0F4761" w:themeColor="accent1" w:themeShade="BF"/>
@@ -7028,7 +8255,7 @@
     <w:link w:val="3"/>
     <w:uiPriority w:val="9"/>
     <w:semiHidden/>
-    <w:rsid w:val="00A22F0D"/>
+    <w:rsid w:val="00EF5D68"/>
     <w:rPr>
       <w:rFonts w:eastAsiaTheme="majorEastAsia" w:cstheme="majorBidi"/>
       <w:color w:val="0F4761" w:themeColor="accent1" w:themeShade="BF"/>
@@ -7042,7 +8269,7 @@
     <w:link w:val="4"/>
     <w:uiPriority w:val="9"/>
     <w:semiHidden/>
-    <w:rsid w:val="00A22F0D"/>
+    <w:rsid w:val="00EF5D68"/>
     <w:rPr>
       <w:rFonts w:eastAsiaTheme="majorEastAsia" w:cstheme="majorBidi"/>
       <w:i/>
@@ -7056,7 +8283,7 @@
     <w:link w:val="5"/>
     <w:uiPriority w:val="9"/>
     <w:semiHidden/>
-    <w:rsid w:val="00A22F0D"/>
+    <w:rsid w:val="00EF5D68"/>
     <w:rPr>
       <w:rFonts w:eastAsiaTheme="majorEastAsia" w:cstheme="majorBidi"/>
       <w:color w:val="0F4761" w:themeColor="accent1" w:themeShade="BF"/>
@@ -7068,7 +8295,7 @@
     <w:link w:val="6"/>
     <w:uiPriority w:val="9"/>
     <w:semiHidden/>
-    <w:rsid w:val="00A22F0D"/>
+    <w:rsid w:val="00EF5D68"/>
     <w:rPr>
       <w:rFonts w:eastAsiaTheme="majorEastAsia" w:cstheme="majorBidi"/>
       <w:i/>
@@ -7082,7 +8309,7 @@
     <w:link w:val="7"/>
     <w:uiPriority w:val="9"/>
     <w:semiHidden/>
-    <w:rsid w:val="00A22F0D"/>
+    <w:rsid w:val="00EF5D68"/>
     <w:rPr>
       <w:rFonts w:eastAsiaTheme="majorEastAsia" w:cstheme="majorBidi"/>
       <w:color w:val="595959" w:themeColor="text1" w:themeTint="A6"/>
@@ -7094,7 +8321,7 @@
     <w:link w:val="8"/>
     <w:uiPriority w:val="9"/>
     <w:semiHidden/>
-    <w:rsid w:val="00A22F0D"/>
+    <w:rsid w:val="00EF5D68"/>
     <w:rPr>
       <w:rFonts w:eastAsiaTheme="majorEastAsia" w:cstheme="majorBidi"/>
       <w:i/>
@@ -7108,7 +8335,7 @@
     <w:link w:val="9"/>
     <w:uiPriority w:val="9"/>
     <w:semiHidden/>
-    <w:rsid w:val="00A22F0D"/>
+    <w:rsid w:val="00EF5D68"/>
     <w:rPr>
       <w:rFonts w:eastAsiaTheme="majorEastAsia" w:cstheme="majorBidi"/>
       <w:color w:val="272727" w:themeColor="text1" w:themeTint="D8"/>
@@ -7121,7 +8348,7 @@
     <w:link w:val="a4"/>
     <w:uiPriority w:val="10"/>
     <w:qFormat/>
-    <w:rsid w:val="00A22F0D"/>
+    <w:rsid w:val="00EF5D68"/>
     <w:pPr>
       <w:spacing w:after="80" w:line="240" w:lineRule="auto"/>
       <w:contextualSpacing/>
@@ -7139,7 +8366,7 @@
     <w:basedOn w:val="a0"/>
     <w:link w:val="a3"/>
     <w:uiPriority w:val="10"/>
-    <w:rsid w:val="00A22F0D"/>
+    <w:rsid w:val="00EF5D68"/>
     <w:rPr>
       <w:rFonts w:asciiTheme="majorHAnsi" w:eastAsiaTheme="majorEastAsia" w:hAnsiTheme="majorHAnsi" w:cstheme="majorBidi"/>
       <w:spacing w:val="-10"/>
@@ -7155,7 +8382,7 @@
     <w:link w:val="a6"/>
     <w:uiPriority w:val="11"/>
     <w:qFormat/>
-    <w:rsid w:val="00A22F0D"/>
+    <w:rsid w:val="00EF5D68"/>
     <w:pPr>
       <w:numPr>
         <w:ilvl w:val="1"/>
@@ -7174,7 +8401,7 @@
     <w:basedOn w:val="a0"/>
     <w:link w:val="a5"/>
     <w:uiPriority w:val="11"/>
-    <w:rsid w:val="00A22F0D"/>
+    <w:rsid w:val="00EF5D68"/>
     <w:rPr>
       <w:rFonts w:eastAsiaTheme="majorEastAsia" w:cstheme="majorBidi"/>
       <w:color w:val="595959" w:themeColor="text1" w:themeTint="A6"/>
@@ -7190,7 +8417,7 @@
     <w:link w:val="a8"/>
     <w:uiPriority w:val="29"/>
     <w:qFormat/>
-    <w:rsid w:val="00A22F0D"/>
+    <w:rsid w:val="00EF5D68"/>
     <w:pPr>
       <w:spacing w:before="160"/>
       <w:jc w:val="center"/>
@@ -7206,7 +8433,7 @@
     <w:basedOn w:val="a0"/>
     <w:link w:val="a7"/>
     <w:uiPriority w:val="29"/>
-    <w:rsid w:val="00A22F0D"/>
+    <w:rsid w:val="00EF5D68"/>
     <w:rPr>
       <w:i/>
       <w:iCs/>
@@ -7218,7 +8445,7 @@
     <w:basedOn w:val="a"/>
     <w:uiPriority w:val="34"/>
     <w:qFormat/>
-    <w:rsid w:val="00A22F0D"/>
+    <w:rsid w:val="00EF5D68"/>
     <w:pPr>
       <w:ind w:left="720"/>
       <w:contextualSpacing/>
@@ -7229,7 +8456,7 @@
     <w:basedOn w:val="a0"/>
     <w:uiPriority w:val="21"/>
     <w:qFormat/>
-    <w:rsid w:val="00A22F0D"/>
+    <w:rsid w:val="00EF5D68"/>
     <w:rPr>
       <w:i/>
       <w:iCs/>
@@ -7243,7 +8470,7 @@
     <w:link w:val="ac"/>
     <w:uiPriority w:val="30"/>
     <w:qFormat/>
-    <w:rsid w:val="00A22F0D"/>
+    <w:rsid w:val="00EF5D68"/>
     <w:pPr>
       <w:pBdr>
         <w:top w:val="single" w:sz="4" w:space="10" w:color="0F4761" w:themeColor="accent1" w:themeShade="BF"/>
@@ -7264,7 +8491,7 @@
     <w:basedOn w:val="a0"/>
     <w:link w:val="ab"/>
     <w:uiPriority w:val="30"/>
-    <w:rsid w:val="00A22F0D"/>
+    <w:rsid w:val="00EF5D68"/>
     <w:rPr>
       <w:i/>
       <w:iCs/>
@@ -7276,7 +8503,7 @@
     <w:basedOn w:val="a0"/>
     <w:uiPriority w:val="32"/>
     <w:qFormat/>
-    <w:rsid w:val="00A22F0D"/>
+    <w:rsid w:val="00EF5D68"/>
     <w:rPr>
       <w:b/>
       <w:bCs/>
